--- a/assets/ListenBrainz_Technical_Design_Documentation.docx
+++ b/assets/ListenBrainz_Technical_Design_Documentation.docx
@@ -25,12 +25,52 @@
     </w:p>
     <w:p>
       <w:r>
-        <w:t>The ListenBrainz project builds an end-to-end data pipeline that transforms raw music listening events into a structured analytics warehouse. The pipeline supports business reporting, data quality validation, dashboard visualization, and future machine learning enhancement.</w:t>
+        <w:t xml:space="preserve">The </w:t>
+      </w:r>
+      <w:proofErr w:type="spellStart"/>
+      <w:r>
+        <w:t>ListenBrainz</w:t>
+      </w:r>
+      <w:proofErr w:type="spellEnd"/>
+      <w:r>
+        <w:t xml:space="preserve"> project builds an end-to-end data pipeline that transforms raw music listening events into a structured analytics warehouse. The pipeline supports business reporting, data quality validation, dashboard visualization, and future machine learning enhancement.</w:t>
       </w:r>
     </w:p>
     <w:p>
       <w:r>
-        <w:t>The solution uses Google BigQuery as the analytical warehouse, dbt for SQL transformation and data modeling, Python for analysis and data quality checks, Dagster for orchestration, Streamlit for dashboard presentation, and Google Cloud Run for serverless deployment.</w:t>
+        <w:t xml:space="preserve">The solution uses Google </w:t>
+      </w:r>
+      <w:proofErr w:type="spellStart"/>
+      <w:r>
+        <w:t>BigQuery</w:t>
+      </w:r>
+      <w:proofErr w:type="spellEnd"/>
+      <w:r>
+        <w:t xml:space="preserve"> as the analytical warehouse, </w:t>
+      </w:r>
+      <w:proofErr w:type="spellStart"/>
+      <w:r>
+        <w:t>dbt</w:t>
+      </w:r>
+      <w:proofErr w:type="spellEnd"/>
+      <w:r>
+        <w:t xml:space="preserve"> for SQL transformation and data modeling, Python for analysis and data quality checks, </w:t>
+      </w:r>
+      <w:proofErr w:type="spellStart"/>
+      <w:r>
+        <w:t>Dagster</w:t>
+      </w:r>
+      <w:proofErr w:type="spellEnd"/>
+      <w:r>
+        <w:t xml:space="preserve"> for orchestration, </w:t>
+      </w:r>
+      <w:proofErr w:type="spellStart"/>
+      <w:r>
+        <w:t>Streamlit</w:t>
+      </w:r>
+      <w:proofErr w:type="spellEnd"/>
+      <w:r>
+        <w:t xml:space="preserve"> for dashboard presentation, and Google Cloud Run for serverless deployment.</w:t>
       </w:r>
     </w:p>
     <w:p>
@@ -125,12 +165,28 @@
             <w:tcW w:w="3456" w:type="dxa"/>
           </w:tcPr>
           <w:p>
-            <w:r>
-              <w:rPr>
-                <w:sz w:val="17"/>
-              </w:rPr>
-              <w:t>fact_listening_events, dim_artist</w:t>
-            </w:r>
+            <w:proofErr w:type="spellStart"/>
+            <w:r>
+              <w:rPr>
+                <w:sz w:val="17"/>
+              </w:rPr>
+              <w:t>fact_listening_events</w:t>
+            </w:r>
+            <w:proofErr w:type="spellEnd"/>
+            <w:r>
+              <w:rPr>
+                <w:sz w:val="17"/>
+              </w:rPr>
+              <w:t xml:space="preserve">, </w:t>
+            </w:r>
+            <w:proofErr w:type="spellStart"/>
+            <w:r>
+              <w:rPr>
+                <w:sz w:val="17"/>
+              </w:rPr>
+              <w:t>dim_artist</w:t>
+            </w:r>
+            <w:proofErr w:type="spellEnd"/>
           </w:p>
         </w:tc>
         <w:tc>
@@ -169,12 +225,28 @@
             <w:tcW w:w="3456" w:type="dxa"/>
           </w:tcPr>
           <w:p>
-            <w:r>
-              <w:rPr>
-                <w:sz w:val="17"/>
-              </w:rPr>
-              <w:t>fact_listening_events, dim_track</w:t>
-            </w:r>
+            <w:proofErr w:type="spellStart"/>
+            <w:r>
+              <w:rPr>
+                <w:sz w:val="17"/>
+              </w:rPr>
+              <w:t>fact_listening_events</w:t>
+            </w:r>
+            <w:proofErr w:type="spellEnd"/>
+            <w:r>
+              <w:rPr>
+                <w:sz w:val="17"/>
+              </w:rPr>
+              <w:t xml:space="preserve">, </w:t>
+            </w:r>
+            <w:proofErr w:type="spellStart"/>
+            <w:r>
+              <w:rPr>
+                <w:sz w:val="17"/>
+              </w:rPr>
+              <w:t>dim_track</w:t>
+            </w:r>
+            <w:proofErr w:type="spellEnd"/>
           </w:p>
         </w:tc>
         <w:tc>
@@ -204,7 +276,21 @@
               <w:rPr>
                 <w:sz w:val="17"/>
               </w:rPr>
-              <w:t>What time of day do users listen most?</w:t>
+              <w:t xml:space="preserve">What time of day do users </w:t>
+            </w:r>
+            <w:proofErr w:type="gramStart"/>
+            <w:r>
+              <w:rPr>
+                <w:sz w:val="17"/>
+              </w:rPr>
+              <w:t>listen</w:t>
+            </w:r>
+            <w:proofErr w:type="gramEnd"/>
+            <w:r>
+              <w:rPr>
+                <w:sz w:val="17"/>
+              </w:rPr>
+              <w:t xml:space="preserve"> most?</w:t>
             </w:r>
           </w:p>
         </w:tc>
@@ -213,12 +299,28 @@
             <w:tcW w:w="3456" w:type="dxa"/>
           </w:tcPr>
           <w:p>
-            <w:r>
-              <w:rPr>
-                <w:sz w:val="17"/>
-              </w:rPr>
-              <w:t>fact_listening_events, dim_time</w:t>
-            </w:r>
+            <w:proofErr w:type="spellStart"/>
+            <w:r>
+              <w:rPr>
+                <w:sz w:val="17"/>
+              </w:rPr>
+              <w:t>fact_listening_events</w:t>
+            </w:r>
+            <w:proofErr w:type="spellEnd"/>
+            <w:r>
+              <w:rPr>
+                <w:sz w:val="17"/>
+              </w:rPr>
+              <w:t xml:space="preserve">, </w:t>
+            </w:r>
+            <w:proofErr w:type="spellStart"/>
+            <w:r>
+              <w:rPr>
+                <w:sz w:val="17"/>
+              </w:rPr>
+              <w:t>dim_time</w:t>
+            </w:r>
+            <w:proofErr w:type="spellEnd"/>
           </w:p>
         </w:tc>
         <w:tc>
@@ -257,12 +359,28 @@
             <w:tcW w:w="3456" w:type="dxa"/>
           </w:tcPr>
           <w:p>
-            <w:r>
-              <w:rPr>
-                <w:sz w:val="17"/>
-              </w:rPr>
-              <w:t>fact_listening_events, dim_date</w:t>
-            </w:r>
+            <w:proofErr w:type="spellStart"/>
+            <w:r>
+              <w:rPr>
+                <w:sz w:val="17"/>
+              </w:rPr>
+              <w:t>fact_listening_events</w:t>
+            </w:r>
+            <w:proofErr w:type="spellEnd"/>
+            <w:r>
+              <w:rPr>
+                <w:sz w:val="17"/>
+              </w:rPr>
+              <w:t xml:space="preserve">, </w:t>
+            </w:r>
+            <w:proofErr w:type="spellStart"/>
+            <w:r>
+              <w:rPr>
+                <w:sz w:val="17"/>
+              </w:rPr>
+              <w:t>dim_date</w:t>
+            </w:r>
+            <w:proofErr w:type="spellEnd"/>
           </w:p>
         </w:tc>
         <w:tc>
@@ -301,12 +419,28 @@
             <w:tcW w:w="3456" w:type="dxa"/>
           </w:tcPr>
           <w:p>
-            <w:r>
-              <w:rPr>
-                <w:sz w:val="17"/>
-              </w:rPr>
-              <w:t>fact_listening_events, dim_user</w:t>
-            </w:r>
+            <w:proofErr w:type="spellStart"/>
+            <w:r>
+              <w:rPr>
+                <w:sz w:val="17"/>
+              </w:rPr>
+              <w:t>fact_listening_events</w:t>
+            </w:r>
+            <w:proofErr w:type="spellEnd"/>
+            <w:r>
+              <w:rPr>
+                <w:sz w:val="17"/>
+              </w:rPr>
+              <w:t xml:space="preserve">, </w:t>
+            </w:r>
+            <w:proofErr w:type="spellStart"/>
+            <w:r>
+              <w:rPr>
+                <w:sz w:val="17"/>
+              </w:rPr>
+              <w:t>dim_user</w:t>
+            </w:r>
+            <w:proofErr w:type="spellEnd"/>
           </w:p>
         </w:tc>
         <w:tc>
@@ -345,12 +479,28 @@
             <w:tcW w:w="3456" w:type="dxa"/>
           </w:tcPr>
           <w:p>
-            <w:r>
-              <w:rPr>
-                <w:sz w:val="17"/>
-              </w:rPr>
-              <w:t>fact_listening_events, dim_album</w:t>
-            </w:r>
+            <w:proofErr w:type="spellStart"/>
+            <w:r>
+              <w:rPr>
+                <w:sz w:val="17"/>
+              </w:rPr>
+              <w:t>fact_listening_events</w:t>
+            </w:r>
+            <w:proofErr w:type="spellEnd"/>
+            <w:r>
+              <w:rPr>
+                <w:sz w:val="17"/>
+              </w:rPr>
+              <w:t xml:space="preserve">, </w:t>
+            </w:r>
+            <w:proofErr w:type="spellStart"/>
+            <w:r>
+              <w:rPr>
+                <w:sz w:val="17"/>
+              </w:rPr>
+              <w:t>dim_album</w:t>
+            </w:r>
+            <w:proofErr w:type="spellEnd"/>
           </w:p>
         </w:tc>
         <w:tc>
@@ -379,7 +529,39 @@
     </w:p>
     <w:p>
       <w:r>
-        <w:t>The pipeline begins with raw ListenBrainz event data stored in BigQuery. dbt transforms the raw data into a staging model and then into a star schema. Data quality checks validate key fields and relationships. Python notebooks and scripts generate business analysis outputs. Streamlit presents the results as a web dashboard, and Cloud Run hosts the dashboard as a serverless application.</w:t>
+        <w:t xml:space="preserve">The pipeline begins with raw </w:t>
+      </w:r>
+      <w:proofErr w:type="spellStart"/>
+      <w:r>
+        <w:t>ListenBrainz</w:t>
+      </w:r>
+      <w:proofErr w:type="spellEnd"/>
+      <w:r>
+        <w:t xml:space="preserve"> event data stored in </w:t>
+      </w:r>
+      <w:proofErr w:type="spellStart"/>
+      <w:r>
+        <w:t>BigQuery</w:t>
+      </w:r>
+      <w:proofErr w:type="spellEnd"/>
+      <w:r>
+        <w:t xml:space="preserve">. </w:t>
+      </w:r>
+      <w:proofErr w:type="spellStart"/>
+      <w:r>
+        <w:t>dbt</w:t>
+      </w:r>
+      <w:proofErr w:type="spellEnd"/>
+      <w:r>
+        <w:t xml:space="preserve"> transforms the raw data into a staging model and then into a star schema. Data quality checks validate key fields and relationships. Python notebooks and scripts generate business analysis outputs. </w:t>
+      </w:r>
+      <w:proofErr w:type="spellStart"/>
+      <w:r>
+        <w:t>Streamlit</w:t>
+      </w:r>
+      <w:proofErr w:type="spellEnd"/>
+      <w:r>
+        <w:t xml:space="preserve"> presents the results as a web dashboard, and Cloud Run hosts the dashboard as a serverless application.</w:t>
       </w:r>
     </w:p>
     <w:p>
@@ -437,7 +619,23 @@
           <w:sz w:val="18"/>
         </w:rPr>
         <w:lastRenderedPageBreak/>
-        <w:t>Figure 1. Overall ListenBrainz data pipeline architecture.</w:t>
+        <w:t xml:space="preserve">Figure 1. Overall </w:t>
+      </w:r>
+      <w:proofErr w:type="spellStart"/>
+      <w:r>
+        <w:rPr>
+          <w:i/>
+          <w:sz w:val="18"/>
+        </w:rPr>
+        <w:t>ListenBrainz</w:t>
+      </w:r>
+      <w:proofErr w:type="spellEnd"/>
+      <w:r>
+        <w:rPr>
+          <w:i/>
+          <w:sz w:val="18"/>
+        </w:rPr>
+        <w:t xml:space="preserve"> data pipeline architecture.</w:t>
       </w:r>
     </w:p>
     <w:p>
@@ -508,12 +706,28 @@
             <w:tcW w:w="5184" w:type="dxa"/>
           </w:tcPr>
           <w:p>
-            <w:r>
-              <w:rPr>
-                <w:sz w:val="17"/>
-              </w:rPr>
-              <w:t>listenbrainz_gcp/models/staging/sources.yml</w:t>
-            </w:r>
+            <w:proofErr w:type="spellStart"/>
+            <w:r>
+              <w:rPr>
+                <w:sz w:val="17"/>
+              </w:rPr>
+              <w:t>listenbrainz_gcp</w:t>
+            </w:r>
+            <w:proofErr w:type="spellEnd"/>
+            <w:r>
+              <w:rPr>
+                <w:sz w:val="17"/>
+              </w:rPr>
+              <w:t>/models/staging/</w:t>
+            </w:r>
+            <w:proofErr w:type="spellStart"/>
+            <w:r>
+              <w:rPr>
+                <w:sz w:val="17"/>
+              </w:rPr>
+              <w:t>sources.yml</w:t>
+            </w:r>
+            <w:proofErr w:type="spellEnd"/>
           </w:p>
         </w:tc>
         <w:tc>
@@ -525,7 +739,21 @@
               <w:rPr>
                 <w:sz w:val="17"/>
               </w:rPr>
-              <w:t>Defines the raw BigQuery source table.</w:t>
+              <w:t xml:space="preserve">Defines the raw </w:t>
+            </w:r>
+            <w:proofErr w:type="spellStart"/>
+            <w:r>
+              <w:rPr>
+                <w:sz w:val="17"/>
+              </w:rPr>
+              <w:t>BigQuery</w:t>
+            </w:r>
+            <w:proofErr w:type="spellEnd"/>
+            <w:r>
+              <w:rPr>
+                <w:sz w:val="17"/>
+              </w:rPr>
+              <w:t xml:space="preserve"> source table.</w:t>
             </w:r>
           </w:p>
         </w:tc>
@@ -539,12 +767,28 @@
             <w:tcW w:w="5184" w:type="dxa"/>
           </w:tcPr>
           <w:p>
-            <w:r>
-              <w:rPr>
-                <w:sz w:val="17"/>
-              </w:rPr>
-              <w:t>listenbrainz_gcp/models/staging/stg_listenbrainz_listen.sql</w:t>
-            </w:r>
+            <w:proofErr w:type="spellStart"/>
+            <w:r>
+              <w:rPr>
+                <w:sz w:val="17"/>
+              </w:rPr>
+              <w:t>listenbrainz_gcp</w:t>
+            </w:r>
+            <w:proofErr w:type="spellEnd"/>
+            <w:r>
+              <w:rPr>
+                <w:sz w:val="17"/>
+              </w:rPr>
+              <w:t>/models/staging/</w:t>
+            </w:r>
+            <w:proofErr w:type="spellStart"/>
+            <w:r>
+              <w:rPr>
+                <w:sz w:val="17"/>
+              </w:rPr>
+              <w:t>stg_listenbrainz_listen.sql</w:t>
+            </w:r>
+            <w:proofErr w:type="spellEnd"/>
           </w:p>
         </w:tc>
         <w:tc>
@@ -556,7 +800,21 @@
               <w:rPr>
                 <w:sz w:val="17"/>
               </w:rPr>
-              <w:t>Cleans raw listening data and creates a generated listen_id.</w:t>
+              <w:t xml:space="preserve">Cleans raw listening data and creates a generated </w:t>
+            </w:r>
+            <w:proofErr w:type="spellStart"/>
+            <w:r>
+              <w:rPr>
+                <w:sz w:val="17"/>
+              </w:rPr>
+              <w:t>listen_id</w:t>
+            </w:r>
+            <w:proofErr w:type="spellEnd"/>
+            <w:r>
+              <w:rPr>
+                <w:sz w:val="17"/>
+              </w:rPr>
+              <w:t>.</w:t>
             </w:r>
           </w:p>
         </w:tc>
@@ -570,12 +828,28 @@
             <w:tcW w:w="5184" w:type="dxa"/>
           </w:tcPr>
           <w:p>
-            <w:r>
-              <w:rPr>
-                <w:sz w:val="17"/>
-              </w:rPr>
-              <w:t>listenbrainz_gcp/models/marts/dim_*.sql</w:t>
-            </w:r>
+            <w:proofErr w:type="spellStart"/>
+            <w:r>
+              <w:rPr>
+                <w:sz w:val="17"/>
+              </w:rPr>
+              <w:t>listenbrainz_gcp</w:t>
+            </w:r>
+            <w:proofErr w:type="spellEnd"/>
+            <w:r>
+              <w:rPr>
+                <w:sz w:val="17"/>
+              </w:rPr>
+              <w:t>/models/marts/dim_*.</w:t>
+            </w:r>
+            <w:proofErr w:type="spellStart"/>
+            <w:r>
+              <w:rPr>
+                <w:sz w:val="17"/>
+              </w:rPr>
+              <w:t>sql</w:t>
+            </w:r>
+            <w:proofErr w:type="spellEnd"/>
           </w:p>
         </w:tc>
         <w:tc>
@@ -601,12 +875,28 @@
             <w:tcW w:w="5184" w:type="dxa"/>
           </w:tcPr>
           <w:p>
-            <w:r>
-              <w:rPr>
-                <w:sz w:val="17"/>
-              </w:rPr>
-              <w:t>listenbrainz_gcp/models/marts/fact_listening_events.sql</w:t>
-            </w:r>
+            <w:proofErr w:type="spellStart"/>
+            <w:r>
+              <w:rPr>
+                <w:sz w:val="17"/>
+              </w:rPr>
+              <w:t>listenbrainz_gcp</w:t>
+            </w:r>
+            <w:proofErr w:type="spellEnd"/>
+            <w:r>
+              <w:rPr>
+                <w:sz w:val="17"/>
+              </w:rPr>
+              <w:t>/models/marts/</w:t>
+            </w:r>
+            <w:proofErr w:type="spellStart"/>
+            <w:r>
+              <w:rPr>
+                <w:sz w:val="17"/>
+              </w:rPr>
+              <w:t>fact_listening_events.sql</w:t>
+            </w:r>
+            <w:proofErr w:type="spellEnd"/>
           </w:p>
         </w:tc>
         <w:tc>
@@ -645,11 +935,19 @@
             <w:tcW w:w="5184" w:type="dxa"/>
           </w:tcPr>
           <w:p>
-            <w:r>
-              <w:rPr>
-                <w:sz w:val="17"/>
-              </w:rPr>
-              <w:t>Streamlit dashboard querying the star schema.</w:t>
+            <w:proofErr w:type="spellStart"/>
+            <w:r>
+              <w:rPr>
+                <w:sz w:val="17"/>
+              </w:rPr>
+              <w:t>Streamlit</w:t>
+            </w:r>
+            <w:proofErr w:type="spellEnd"/>
+            <w:r>
+              <w:rPr>
+                <w:sz w:val="17"/>
+              </w:rPr>
+              <w:t xml:space="preserve"> dashboard querying the star schema.</w:t>
             </w:r>
           </w:p>
         </w:tc>
@@ -667,8 +965,16 @@
               <w:rPr>
                 <w:sz w:val="17"/>
               </w:rPr>
-              <w:t>notebooks/*.ipynb</w:t>
-            </w:r>
+              <w:t>notebooks/*.</w:t>
+            </w:r>
+            <w:proofErr w:type="spellStart"/>
+            <w:r>
+              <w:rPr>
+                <w:sz w:val="17"/>
+              </w:rPr>
+              <w:t>ipynb</w:t>
+            </w:r>
+            <w:proofErr w:type="spellEnd"/>
           </w:p>
         </w:tc>
         <w:tc>
@@ -694,11 +1000,19 @@
             <w:tcW w:w="5184" w:type="dxa"/>
           </w:tcPr>
           <w:p>
-            <w:r>
-              <w:rPr>
-                <w:sz w:val="17"/>
-              </w:rPr>
-              <w:t>dagster project files</w:t>
+            <w:proofErr w:type="spellStart"/>
+            <w:r>
+              <w:rPr>
+                <w:sz w:val="17"/>
+              </w:rPr>
+              <w:t>dagster</w:t>
+            </w:r>
+            <w:proofErr w:type="spellEnd"/>
+            <w:r>
+              <w:rPr>
+                <w:sz w:val="17"/>
+              </w:rPr>
+              <w:t xml:space="preserve"> project files</w:t>
             </w:r>
           </w:p>
         </w:tc>
@@ -711,7 +1025,35 @@
               <w:rPr>
                 <w:sz w:val="17"/>
               </w:rPr>
-              <w:t>Orchestration of dbt build, tests, analysis, and ML dataset preparation.</w:t>
+              <w:t xml:space="preserve">Orchestration of </w:t>
+            </w:r>
+            <w:proofErr w:type="spellStart"/>
+            <w:r>
+              <w:rPr>
+                <w:sz w:val="17"/>
+              </w:rPr>
+              <w:t>dbt</w:t>
+            </w:r>
+            <w:proofErr w:type="spellEnd"/>
+            <w:r>
+              <w:rPr>
+                <w:sz w:val="17"/>
+              </w:rPr>
+              <w:t xml:space="preserve"> </w:t>
+            </w:r>
+            <w:proofErr w:type="gramStart"/>
+            <w:r>
+              <w:rPr>
+                <w:sz w:val="17"/>
+              </w:rPr>
+              <w:t>build,</w:t>
+            </w:r>
+            <w:proofErr w:type="gramEnd"/>
+            <w:r>
+              <w:rPr>
+                <w:sz w:val="17"/>
+              </w:rPr>
+              <w:t xml:space="preserve"> tests, analysis, and ML dataset preparation.</w:t>
             </w:r>
           </w:p>
         </w:tc>
@@ -859,12 +1201,14 @@
             <w:tcW w:w="3456" w:type="dxa"/>
           </w:tcPr>
           <w:p>
+            <w:proofErr w:type="spellStart"/>
             <w:r>
               <w:rPr>
                 <w:sz w:val="17"/>
               </w:rPr>
               <w:t>listened_at</w:t>
             </w:r>
+            <w:proofErr w:type="spellEnd"/>
           </w:p>
         </w:tc>
         <w:tc>
@@ -885,12 +1229,56 @@
             <w:tcW w:w="3456" w:type="dxa"/>
           </w:tcPr>
           <w:p>
-            <w:r>
-              <w:rPr>
-                <w:sz w:val="17"/>
-              </w:rPr>
-              <w:t>dim_date, dim_time, fact_listening_events.listened_at</w:t>
-            </w:r>
+            <w:proofErr w:type="spellStart"/>
+            <w:r>
+              <w:rPr>
+                <w:sz w:val="17"/>
+              </w:rPr>
+              <w:t>dim_date</w:t>
+            </w:r>
+            <w:proofErr w:type="spellEnd"/>
+            <w:r>
+              <w:rPr>
+                <w:sz w:val="17"/>
+              </w:rPr>
+              <w:t xml:space="preserve">, </w:t>
+            </w:r>
+            <w:proofErr w:type="spellStart"/>
+            <w:r>
+              <w:rPr>
+                <w:sz w:val="17"/>
+              </w:rPr>
+              <w:t>dim_time</w:t>
+            </w:r>
+            <w:proofErr w:type="spellEnd"/>
+            <w:r>
+              <w:rPr>
+                <w:sz w:val="17"/>
+              </w:rPr>
+              <w:t xml:space="preserve">, </w:t>
+            </w:r>
+            <w:proofErr w:type="spellStart"/>
+            <w:r>
+              <w:rPr>
+                <w:sz w:val="17"/>
+              </w:rPr>
+              <w:t>fact_listening_</w:t>
+            </w:r>
+            <w:proofErr w:type="gramStart"/>
+            <w:r>
+              <w:rPr>
+                <w:sz w:val="17"/>
+              </w:rPr>
+              <w:t>events.listened</w:t>
+            </w:r>
+            <w:proofErr w:type="gramEnd"/>
+            <w:r>
+              <w:rPr>
+                <w:sz w:val="17"/>
+              </w:rPr>
+              <w:t>_at</w:t>
+            </w:r>
+            <w:proofErr w:type="spellEnd"/>
           </w:p>
         </w:tc>
       </w:tr>
@@ -903,12 +1291,14 @@
             <w:tcW w:w="3456" w:type="dxa"/>
           </w:tcPr>
           <w:p>
+            <w:proofErr w:type="spellStart"/>
             <w:r>
               <w:rPr>
                 <w:sz w:val="17"/>
               </w:rPr>
               <w:t>user_name</w:t>
             </w:r>
+            <w:proofErr w:type="spellEnd"/>
           </w:p>
         </w:tc>
         <w:tc>
@@ -929,12 +1319,14 @@
             <w:tcW w:w="3456" w:type="dxa"/>
           </w:tcPr>
           <w:p>
+            <w:proofErr w:type="spellStart"/>
             <w:r>
               <w:rPr>
                 <w:sz w:val="17"/>
               </w:rPr>
               <w:t>dim_user</w:t>
             </w:r>
+            <w:proofErr w:type="spellEnd"/>
           </w:p>
         </w:tc>
       </w:tr>
@@ -947,12 +1339,42 @@
             <w:tcW w:w="3456" w:type="dxa"/>
           </w:tcPr>
           <w:p>
-            <w:r>
-              <w:rPr>
-                <w:sz w:val="17"/>
-              </w:rPr>
-              <w:t>track_name, recording_msid, recording_mbid</w:t>
-            </w:r>
+            <w:proofErr w:type="spellStart"/>
+            <w:r>
+              <w:rPr>
+                <w:sz w:val="17"/>
+              </w:rPr>
+              <w:t>track_name</w:t>
+            </w:r>
+            <w:proofErr w:type="spellEnd"/>
+            <w:r>
+              <w:rPr>
+                <w:sz w:val="17"/>
+              </w:rPr>
+              <w:t xml:space="preserve">, </w:t>
+            </w:r>
+            <w:proofErr w:type="spellStart"/>
+            <w:r>
+              <w:rPr>
+                <w:sz w:val="17"/>
+              </w:rPr>
+              <w:t>recording_msid</w:t>
+            </w:r>
+            <w:proofErr w:type="spellEnd"/>
+            <w:r>
+              <w:rPr>
+                <w:sz w:val="17"/>
+              </w:rPr>
+              <w:t xml:space="preserve">, </w:t>
+            </w:r>
+            <w:proofErr w:type="spellStart"/>
+            <w:r>
+              <w:rPr>
+                <w:sz w:val="17"/>
+              </w:rPr>
+              <w:t>recording_mbid</w:t>
+            </w:r>
+            <w:proofErr w:type="spellEnd"/>
           </w:p>
         </w:tc>
         <w:tc>
@@ -973,12 +1395,14 @@
             <w:tcW w:w="3456" w:type="dxa"/>
           </w:tcPr>
           <w:p>
+            <w:proofErr w:type="spellStart"/>
             <w:r>
               <w:rPr>
                 <w:sz w:val="17"/>
               </w:rPr>
               <w:t>dim_track</w:t>
             </w:r>
+            <w:proofErr w:type="spellEnd"/>
           </w:p>
         </w:tc>
       </w:tr>
@@ -991,13 +1415,29 @@
             <w:tcW w:w="3456" w:type="dxa"/>
           </w:tcPr>
           <w:p>
+            <w:proofErr w:type="spellStart"/>
             <w:r>
               <w:rPr>
                 <w:sz w:val="17"/>
               </w:rPr>
               <w:lastRenderedPageBreak/>
-              <w:t>artist_name, artist_mbids</w:t>
-            </w:r>
+              <w:t>artist_name</w:t>
+            </w:r>
+            <w:proofErr w:type="spellEnd"/>
+            <w:r>
+              <w:rPr>
+                <w:sz w:val="17"/>
+              </w:rPr>
+              <w:t xml:space="preserve">, </w:t>
+            </w:r>
+            <w:proofErr w:type="spellStart"/>
+            <w:r>
+              <w:rPr>
+                <w:sz w:val="17"/>
+              </w:rPr>
+              <w:t>artist_mbids</w:t>
+            </w:r>
+            <w:proofErr w:type="spellEnd"/>
           </w:p>
         </w:tc>
         <w:tc>
@@ -1018,12 +1458,14 @@
             <w:tcW w:w="3456" w:type="dxa"/>
           </w:tcPr>
           <w:p>
+            <w:proofErr w:type="spellStart"/>
             <w:r>
               <w:rPr>
                 <w:sz w:val="17"/>
               </w:rPr>
               <w:t>dim_artist</w:t>
             </w:r>
+            <w:proofErr w:type="spellEnd"/>
           </w:p>
         </w:tc>
       </w:tr>
@@ -1036,12 +1478,14 @@
             <w:tcW w:w="3456" w:type="dxa"/>
           </w:tcPr>
           <w:p>
+            <w:proofErr w:type="spellStart"/>
             <w:r>
               <w:rPr>
                 <w:sz w:val="17"/>
               </w:rPr>
               <w:t>release_name</w:t>
             </w:r>
+            <w:proofErr w:type="spellEnd"/>
           </w:p>
         </w:tc>
         <w:tc>
@@ -1062,12 +1506,28 @@
             <w:tcW w:w="3456" w:type="dxa"/>
           </w:tcPr>
           <w:p>
-            <w:r>
-              <w:rPr>
-                <w:sz w:val="17"/>
-              </w:rPr>
-              <w:t>dim_album.release_name</w:t>
-            </w:r>
+            <w:proofErr w:type="spellStart"/>
+            <w:r>
+              <w:rPr>
+                <w:sz w:val="17"/>
+              </w:rPr>
+              <w:t>dim_</w:t>
+            </w:r>
+            <w:proofErr w:type="gramStart"/>
+            <w:r>
+              <w:rPr>
+                <w:sz w:val="17"/>
+              </w:rPr>
+              <w:t>album.release</w:t>
+            </w:r>
+            <w:proofErr w:type="gramEnd"/>
+            <w:r>
+              <w:rPr>
+                <w:sz w:val="17"/>
+              </w:rPr>
+              <w:t>_name</w:t>
+            </w:r>
+            <w:proofErr w:type="spellEnd"/>
           </w:p>
         </w:tc>
       </w:tr>
@@ -1106,12 +1566,14 @@
             <w:tcW w:w="3456" w:type="dxa"/>
           </w:tcPr>
           <w:p>
+            <w:proofErr w:type="spellStart"/>
             <w:r>
               <w:rPr>
                 <w:sz w:val="17"/>
               </w:rPr>
               <w:t>fact_listening_events</w:t>
             </w:r>
+            <w:proofErr w:type="spellEnd"/>
           </w:p>
         </w:tc>
       </w:tr>
@@ -1242,12 +1704,14 @@
             <w:tcW w:w="5184" w:type="dxa"/>
           </w:tcPr>
           <w:p>
+            <w:proofErr w:type="spellStart"/>
             <w:r>
               <w:rPr>
                 <w:sz w:val="17"/>
               </w:rPr>
               <w:t>fact_listening_events</w:t>
             </w:r>
+            <w:proofErr w:type="spellEnd"/>
           </w:p>
         </w:tc>
         <w:tc>
@@ -1273,12 +1737,14 @@
             <w:tcW w:w="5184" w:type="dxa"/>
           </w:tcPr>
           <w:p>
+            <w:proofErr w:type="spellStart"/>
             <w:r>
               <w:rPr>
                 <w:sz w:val="17"/>
               </w:rPr>
               <w:t>dim_user</w:t>
             </w:r>
+            <w:proofErr w:type="spellEnd"/>
           </w:p>
         </w:tc>
         <w:tc>
@@ -1304,12 +1770,14 @@
             <w:tcW w:w="5184" w:type="dxa"/>
           </w:tcPr>
           <w:p>
+            <w:proofErr w:type="spellStart"/>
             <w:r>
               <w:rPr>
                 <w:sz w:val="17"/>
               </w:rPr>
               <w:t>dim_track</w:t>
             </w:r>
+            <w:proofErr w:type="spellEnd"/>
           </w:p>
         </w:tc>
         <w:tc>
@@ -1335,12 +1803,14 @@
             <w:tcW w:w="5184" w:type="dxa"/>
           </w:tcPr>
           <w:p>
+            <w:proofErr w:type="spellStart"/>
             <w:r>
               <w:rPr>
                 <w:sz w:val="17"/>
               </w:rPr>
               <w:t>dim_artist</w:t>
             </w:r>
+            <w:proofErr w:type="spellEnd"/>
           </w:p>
         </w:tc>
         <w:tc>
@@ -1366,12 +1836,14 @@
             <w:tcW w:w="5184" w:type="dxa"/>
           </w:tcPr>
           <w:p>
+            <w:proofErr w:type="spellStart"/>
             <w:r>
               <w:rPr>
                 <w:sz w:val="17"/>
               </w:rPr>
               <w:t>dim_album</w:t>
             </w:r>
+            <w:proofErr w:type="spellEnd"/>
           </w:p>
         </w:tc>
         <w:tc>
@@ -1383,7 +1855,21 @@
               <w:rPr>
                 <w:sz w:val="17"/>
               </w:rPr>
-              <w:t>Release-level metadata using release_name.</w:t>
+              <w:t xml:space="preserve">Release-level metadata using </w:t>
+            </w:r>
+            <w:proofErr w:type="spellStart"/>
+            <w:r>
+              <w:rPr>
+                <w:sz w:val="17"/>
+              </w:rPr>
+              <w:t>release_name</w:t>
+            </w:r>
+            <w:proofErr w:type="spellEnd"/>
+            <w:r>
+              <w:rPr>
+                <w:sz w:val="17"/>
+              </w:rPr>
+              <w:t>.</w:t>
             </w:r>
           </w:p>
         </w:tc>
@@ -1397,12 +1883,14 @@
             <w:tcW w:w="5184" w:type="dxa"/>
           </w:tcPr>
           <w:p>
+            <w:proofErr w:type="spellStart"/>
             <w:r>
               <w:rPr>
                 <w:sz w:val="17"/>
               </w:rPr>
               <w:t>dim_date</w:t>
             </w:r>
+            <w:proofErr w:type="spellEnd"/>
           </w:p>
         </w:tc>
         <w:tc>
@@ -1428,12 +1916,14 @@
             <w:tcW w:w="5184" w:type="dxa"/>
           </w:tcPr>
           <w:p>
+            <w:proofErr w:type="spellStart"/>
             <w:r>
               <w:rPr>
                 <w:sz w:val="17"/>
               </w:rPr>
               <w:t>dim_time</w:t>
             </w:r>
+            <w:proofErr w:type="spellEnd"/>
           </w:p>
         </w:tc>
         <w:tc>
@@ -1445,7 +1935,21 @@
               <w:rPr>
                 <w:sz w:val="17"/>
               </w:rPr>
-              <w:t>Time attributes such as hour, minute, and time period.</w:t>
+              <w:t xml:space="preserve">Time attributes such as hour, minute, and </w:t>
+            </w:r>
+            <w:proofErr w:type="gramStart"/>
+            <w:r>
+              <w:rPr>
+                <w:sz w:val="17"/>
+              </w:rPr>
+              <w:t>time period</w:t>
+            </w:r>
+            <w:proofErr w:type="gramEnd"/>
+            <w:r>
+              <w:rPr>
+                <w:sz w:val="17"/>
+              </w:rPr>
+              <w:t>.</w:t>
             </w:r>
           </w:p>
         </w:tc>
@@ -1462,11 +1966,32 @@
     </w:p>
     <w:p>
       <w:r>
-        <w:t xml:space="preserve">The star schema supports efficient querying because the fact table can be aggregated by different business dimensions without repeatedly scanning raw fields. For example, top artists use fact_listening_events joined to </w:t>
+        <w:t xml:space="preserve">The star schema supports efficient querying because the fact table can be aggregated by different business dimensions without repeatedly scanning raw fields. For example, top artists use </w:t>
       </w:r>
+      <w:proofErr w:type="spellStart"/>
+      <w:r>
+        <w:t>fact_listening_events</w:t>
+      </w:r>
+      <w:proofErr w:type="spellEnd"/>
+      <w:r>
+        <w:t xml:space="preserve"> joined to </w:t>
+      </w:r>
+      <w:proofErr w:type="spellStart"/>
       <w:r>
         <w:lastRenderedPageBreak/>
-        <w:t>dim_artist, while monthly trends use the same fact table joined to dim_date. This reusable structure reduces duplicated SQL logic and improves consistency across notebooks, dashboards, and ML feature creation.</w:t>
+        <w:t>dim_artist</w:t>
+      </w:r>
+      <w:proofErr w:type="spellEnd"/>
+      <w:r>
+        <w:t xml:space="preserve">, while monthly trends use the same fact table joined to </w:t>
+      </w:r>
+      <w:proofErr w:type="spellStart"/>
+      <w:r>
+        <w:t>dim_date</w:t>
+      </w:r>
+      <w:proofErr w:type="spellEnd"/>
+      <w:r>
+        <w:t>. This reusable structure reduces duplicated SQL logic and improves consistency across notebooks, dashboards, and ML feature creation.</w:t>
       </w:r>
     </w:p>
     <w:tbl>
@@ -1541,7 +2066,49 @@
               <w:rPr>
                 <w:sz w:val="17"/>
               </w:rPr>
-              <w:t>Aggregate listen_count or event rows by dim_artist.artist_name.</w:t>
+              <w:t xml:space="preserve">Aggregate </w:t>
+            </w:r>
+            <w:proofErr w:type="spellStart"/>
+            <w:r>
+              <w:rPr>
+                <w:sz w:val="17"/>
+              </w:rPr>
+              <w:t>listen_count</w:t>
+            </w:r>
+            <w:proofErr w:type="spellEnd"/>
+            <w:r>
+              <w:rPr>
+                <w:sz w:val="17"/>
+              </w:rPr>
+              <w:t xml:space="preserve"> or event rows by </w:t>
+            </w:r>
+            <w:proofErr w:type="spellStart"/>
+            <w:r>
+              <w:rPr>
+                <w:sz w:val="17"/>
+              </w:rPr>
+              <w:t>dim_</w:t>
+            </w:r>
+            <w:proofErr w:type="gramStart"/>
+            <w:r>
+              <w:rPr>
+                <w:sz w:val="17"/>
+              </w:rPr>
+              <w:t>artist.artist</w:t>
+            </w:r>
+            <w:proofErr w:type="gramEnd"/>
+            <w:r>
+              <w:rPr>
+                <w:sz w:val="17"/>
+              </w:rPr>
+              <w:t>_name</w:t>
+            </w:r>
+            <w:proofErr w:type="spellEnd"/>
+            <w:r>
+              <w:rPr>
+                <w:sz w:val="17"/>
+              </w:rPr>
+              <w:t>.</w:t>
             </w:r>
           </w:p>
         </w:tc>
@@ -1572,7 +2139,49 @@
               <w:rPr>
                 <w:sz w:val="17"/>
               </w:rPr>
-              <w:t>Aggregate by dim_track.track_name and artist_name.</w:t>
+              <w:t xml:space="preserve">Aggregate by </w:t>
+            </w:r>
+            <w:proofErr w:type="spellStart"/>
+            <w:r>
+              <w:rPr>
+                <w:sz w:val="17"/>
+              </w:rPr>
+              <w:t>dim_</w:t>
+            </w:r>
+            <w:proofErr w:type="gramStart"/>
+            <w:r>
+              <w:rPr>
+                <w:sz w:val="17"/>
+              </w:rPr>
+              <w:t>track.track</w:t>
+            </w:r>
+            <w:proofErr w:type="gramEnd"/>
+            <w:r>
+              <w:rPr>
+                <w:sz w:val="17"/>
+              </w:rPr>
+              <w:t>_name</w:t>
+            </w:r>
+            <w:proofErr w:type="spellEnd"/>
+            <w:r>
+              <w:rPr>
+                <w:sz w:val="17"/>
+              </w:rPr>
+              <w:t xml:space="preserve"> and </w:t>
+            </w:r>
+            <w:proofErr w:type="spellStart"/>
+            <w:r>
+              <w:rPr>
+                <w:sz w:val="17"/>
+              </w:rPr>
+              <w:t>artist_name</w:t>
+            </w:r>
+            <w:proofErr w:type="spellEnd"/>
+            <w:r>
+              <w:rPr>
+                <w:sz w:val="17"/>
+              </w:rPr>
+              <w:t>.</w:t>
             </w:r>
           </w:p>
         </w:tc>
@@ -1603,7 +2212,35 @@
               <w:rPr>
                 <w:sz w:val="17"/>
               </w:rPr>
-              <w:t>Group events by dim_time.time_period or hour.</w:t>
+              <w:t xml:space="preserve">Group events by </w:t>
+            </w:r>
+            <w:proofErr w:type="spellStart"/>
+            <w:r>
+              <w:rPr>
+                <w:sz w:val="17"/>
+              </w:rPr>
+              <w:t>dim_</w:t>
+            </w:r>
+            <w:proofErr w:type="gramStart"/>
+            <w:r>
+              <w:rPr>
+                <w:sz w:val="17"/>
+              </w:rPr>
+              <w:t>time.time</w:t>
+            </w:r>
+            <w:proofErr w:type="gramEnd"/>
+            <w:r>
+              <w:rPr>
+                <w:sz w:val="17"/>
+              </w:rPr>
+              <w:t>_period</w:t>
+            </w:r>
+            <w:proofErr w:type="spellEnd"/>
+            <w:r>
+              <w:rPr>
+                <w:sz w:val="17"/>
+              </w:rPr>
+              <w:t xml:space="preserve"> or hour.</w:t>
             </w:r>
           </w:p>
         </w:tc>
@@ -1634,7 +2271,51 @@
               <w:rPr>
                 <w:sz w:val="17"/>
               </w:rPr>
-              <w:t>Group events by dim_date.year and dim_date.month.</w:t>
+              <w:t xml:space="preserve">Group events by </w:t>
+            </w:r>
+            <w:proofErr w:type="spellStart"/>
+            <w:r>
+              <w:rPr>
+                <w:sz w:val="17"/>
+              </w:rPr>
+              <w:t>dim_</w:t>
+            </w:r>
+            <w:proofErr w:type="gramStart"/>
+            <w:r>
+              <w:rPr>
+                <w:sz w:val="17"/>
+              </w:rPr>
+              <w:t>date.year</w:t>
+            </w:r>
+            <w:proofErr w:type="spellEnd"/>
+            <w:proofErr w:type="gramEnd"/>
+            <w:r>
+              <w:rPr>
+                <w:sz w:val="17"/>
+              </w:rPr>
+              <w:t xml:space="preserve"> and </w:t>
+            </w:r>
+            <w:proofErr w:type="spellStart"/>
+            <w:r>
+              <w:rPr>
+                <w:sz w:val="17"/>
+              </w:rPr>
+              <w:t>dim_</w:t>
+            </w:r>
+            <w:proofErr w:type="gramStart"/>
+            <w:r>
+              <w:rPr>
+                <w:sz w:val="17"/>
+              </w:rPr>
+              <w:t>date.month</w:t>
+            </w:r>
+            <w:proofErr w:type="spellEnd"/>
+            <w:proofErr w:type="gramEnd"/>
+            <w:r>
+              <w:rPr>
+                <w:sz w:val="17"/>
+              </w:rPr>
+              <w:t>.</w:t>
             </w:r>
           </w:p>
         </w:tc>
@@ -1665,7 +2346,21 @@
               <w:rPr>
                 <w:sz w:val="17"/>
               </w:rPr>
-              <w:t>Aggregate events by dim_user.user_name.</w:t>
+              <w:t xml:space="preserve">Aggregate events by </w:t>
+            </w:r>
+            <w:proofErr w:type="spellStart"/>
+            <w:r>
+              <w:rPr>
+                <w:sz w:val="17"/>
+              </w:rPr>
+              <w:t>dim_user.user_name</w:t>
+            </w:r>
+            <w:proofErr w:type="spellEnd"/>
+            <w:r>
+              <w:rPr>
+                <w:sz w:val="17"/>
+              </w:rPr>
+              <w:t>.</w:t>
             </w:r>
           </w:p>
         </w:tc>
@@ -1696,7 +2391,49 @@
               <w:rPr>
                 <w:sz w:val="17"/>
               </w:rPr>
-              <w:t>Aggregate events by dim_album.release_name and artist_name.</w:t>
+              <w:t xml:space="preserve">Aggregate events by </w:t>
+            </w:r>
+            <w:proofErr w:type="spellStart"/>
+            <w:r>
+              <w:rPr>
+                <w:sz w:val="17"/>
+              </w:rPr>
+              <w:t>dim_</w:t>
+            </w:r>
+            <w:proofErr w:type="gramStart"/>
+            <w:r>
+              <w:rPr>
+                <w:sz w:val="17"/>
+              </w:rPr>
+              <w:t>album.release</w:t>
+            </w:r>
+            <w:proofErr w:type="gramEnd"/>
+            <w:r>
+              <w:rPr>
+                <w:sz w:val="17"/>
+              </w:rPr>
+              <w:t>_name</w:t>
+            </w:r>
+            <w:proofErr w:type="spellEnd"/>
+            <w:r>
+              <w:rPr>
+                <w:sz w:val="17"/>
+              </w:rPr>
+              <w:t xml:space="preserve"> and </w:t>
+            </w:r>
+            <w:proofErr w:type="spellStart"/>
+            <w:r>
+              <w:rPr>
+                <w:sz w:val="17"/>
+              </w:rPr>
+              <w:t>artist_name</w:t>
+            </w:r>
+            <w:proofErr w:type="spellEnd"/>
+            <w:r>
+              <w:rPr>
+                <w:sz w:val="17"/>
+              </w:rPr>
+              <w:t>.</w:t>
             </w:r>
           </w:p>
         </w:tc>
@@ -1786,8 +2523,16 @@
               <w:rPr>
                 <w:sz w:val="17"/>
               </w:rPr>
-              <w:t>Google BigQuery</w:t>
-            </w:r>
+              <w:t xml:space="preserve">Google </w:t>
+            </w:r>
+            <w:proofErr w:type="spellStart"/>
+            <w:r>
+              <w:rPr>
+                <w:sz w:val="17"/>
+              </w:rPr>
+              <w:t>BigQuery</w:t>
+            </w:r>
+            <w:proofErr w:type="spellEnd"/>
           </w:p>
         </w:tc>
         <w:tc>
@@ -1826,12 +2571,14 @@
             <w:tcW w:w="3456" w:type="dxa"/>
           </w:tcPr>
           <w:p>
+            <w:proofErr w:type="spellStart"/>
             <w:r>
               <w:rPr>
                 <w:sz w:val="17"/>
               </w:rPr>
               <w:t>dbt</w:t>
             </w:r>
+            <w:proofErr w:type="spellEnd"/>
           </w:p>
         </w:tc>
         <w:tc>
@@ -1958,12 +2705,14 @@
             <w:tcW w:w="3456" w:type="dxa"/>
           </w:tcPr>
           <w:p>
+            <w:proofErr w:type="spellStart"/>
             <w:r>
               <w:rPr>
                 <w:sz w:val="17"/>
               </w:rPr>
               <w:t>Dagster</w:t>
             </w:r>
+            <w:proofErr w:type="spellEnd"/>
           </w:p>
         </w:tc>
         <w:tc>
@@ -1988,7 +2737,21 @@
               <w:rPr>
                 <w:sz w:val="17"/>
               </w:rPr>
-              <w:t>Asset graph, scheduling, monitoring, and orchestration of dbt/Python tasks.</w:t>
+              <w:t xml:space="preserve">Asset graph, scheduling, monitoring, and orchestration of </w:t>
+            </w:r>
+            <w:proofErr w:type="spellStart"/>
+            <w:r>
+              <w:rPr>
+                <w:sz w:val="17"/>
+              </w:rPr>
+              <w:t>dbt</w:t>
+            </w:r>
+            <w:proofErr w:type="spellEnd"/>
+            <w:r>
+              <w:rPr>
+                <w:sz w:val="17"/>
+              </w:rPr>
+              <w:t>/Python tasks.</w:t>
             </w:r>
           </w:p>
         </w:tc>
@@ -2002,12 +2765,14 @@
             <w:tcW w:w="3456" w:type="dxa"/>
           </w:tcPr>
           <w:p>
+            <w:proofErr w:type="spellStart"/>
             <w:r>
               <w:rPr>
                 <w:sz w:val="17"/>
               </w:rPr>
               <w:t>Streamlit</w:t>
             </w:r>
+            <w:proofErr w:type="spellEnd"/>
           </w:p>
         </w:tc>
         <w:tc>
@@ -2076,7 +2841,21 @@
               <w:rPr>
                 <w:sz w:val="17"/>
               </w:rPr>
-              <w:t>Serverless hosting of the containerized Streamlit app.</w:t>
+              <w:t xml:space="preserve">Serverless hosting of the containerized </w:t>
+            </w:r>
+            <w:proofErr w:type="spellStart"/>
+            <w:r>
+              <w:rPr>
+                <w:sz w:val="17"/>
+              </w:rPr>
+              <w:t>Streamlit</w:t>
+            </w:r>
+            <w:proofErr w:type="spellEnd"/>
+            <w:r>
+              <w:rPr>
+                <w:sz w:val="17"/>
+              </w:rPr>
+              <w:t xml:space="preserve"> app.</w:t>
             </w:r>
           </w:p>
         </w:tc>
@@ -2137,35 +2916,78 @@
     </w:p>
     <w:p>
       <w:r>
-        <w:t>Data quality checks are applied at both dbt and Python levels. dbt tests validate model-level constraints, while Python checks validate business rules and export results for reporting.</w:t>
+        <w:t xml:space="preserve">Data quality checks are applied at both </w:t>
+      </w:r>
+      <w:proofErr w:type="spellStart"/>
+      <w:r>
+        <w:t>dbt</w:t>
+      </w:r>
+      <w:proofErr w:type="spellEnd"/>
+      <w:r>
+        <w:t xml:space="preserve"> and Python levels. </w:t>
+      </w:r>
+      <w:proofErr w:type="spellStart"/>
+      <w:r>
+        <w:t>dbt</w:t>
+      </w:r>
+      <w:proofErr w:type="spellEnd"/>
+      <w:r>
+        <w:t xml:space="preserve"> tests validate model-level constraints, while Python checks validate business rules and export results for reporting.</w:t>
       </w:r>
     </w:p>
     <w:tbl>
       <w:tblPr>
-        <w:tblStyle w:val="TableGrid"/>
         <w:tblW w:w="0" w:type="auto"/>
-        <w:jc w:val="center"/>
+        <w:tblCellSpacing w:w="15" w:type="dxa"/>
+        <w:tblBorders>
+          <w:top w:val="inset" w:sz="6" w:space="0" w:color="auto"/>
+          <w:left w:val="inset" w:sz="6" w:space="0" w:color="auto"/>
+          <w:bottom w:val="inset" w:sz="6" w:space="0" w:color="auto"/>
+          <w:right w:val="inset" w:sz="6" w:space="0" w:color="auto"/>
+          <w:insideH w:val="inset" w:sz="6" w:space="0" w:color="auto"/>
+          <w:insideV w:val="inset" w:sz="6" w:space="0" w:color="auto"/>
+        </w:tblBorders>
+        <w:tblCellMar>
+          <w:top w:w="15" w:type="dxa"/>
+          <w:left w:w="15" w:type="dxa"/>
+          <w:bottom w:w="15" w:type="dxa"/>
+          <w:right w:w="15" w:type="dxa"/>
+        </w:tblCellMar>
         <w:tblLook w:val="04A0" w:firstRow="1" w:lastRow="0" w:firstColumn="1" w:lastColumn="0" w:noHBand="0" w:noVBand="1"/>
       </w:tblPr>
       <w:tblGrid>
-        <w:gridCol w:w="3456"/>
-        <w:gridCol w:w="3456"/>
-        <w:gridCol w:w="3456"/>
+        <w:gridCol w:w="2842"/>
+        <w:gridCol w:w="2099"/>
+        <w:gridCol w:w="5547"/>
       </w:tblGrid>
       <w:tr>
         <w:trPr>
-          <w:jc w:val="center"/>
+          <w:tblHeader/>
+          <w:tblCellSpacing w:w="15" w:type="dxa"/>
         </w:trPr>
         <w:tc>
           <w:tcPr>
-            <w:tcW w:w="3456" w:type="dxa"/>
+            <w:tcW w:w="0" w:type="auto"/>
             <w:shd w:val="clear" w:color="auto" w:fill="D9EAF7"/>
-          </w:tcPr>
-          <w:p>
-            <w:r>
-              <w:rPr>
+            <w:vAlign w:val="center"/>
+            <w:hideMark/>
+          </w:tcPr>
+          <w:p>
+            <w:pPr>
+              <w:spacing w:after="0" w:line="240" w:lineRule="auto"/>
+              <w:rPr>
+                <w:rFonts w:cs="Arial"/>
                 <w:b/>
-                <w:sz w:val="18"/>
+                <w:sz w:val="17"/>
+                <w:szCs w:val="17"/>
+              </w:rPr>
+            </w:pPr>
+            <w:r>
+              <w:rPr>
+                <w:rFonts w:cs="Arial"/>
+                <w:b/>
+                <w:sz w:val="17"/>
+                <w:szCs w:val="17"/>
               </w:rPr>
               <w:t>Check</w:t>
             </w:r>
@@ -2173,14 +2995,27 @@
         </w:tc>
         <w:tc>
           <w:tcPr>
-            <w:tcW w:w="3456" w:type="dxa"/>
+            <w:tcW w:w="0" w:type="auto"/>
             <w:shd w:val="clear" w:color="auto" w:fill="D9EAF7"/>
-          </w:tcPr>
-          <w:p>
-            <w:r>
-              <w:rPr>
+            <w:vAlign w:val="center"/>
+            <w:hideMark/>
+          </w:tcPr>
+          <w:p>
+            <w:pPr>
+              <w:spacing w:after="0" w:line="240" w:lineRule="auto"/>
+              <w:rPr>
+                <w:rFonts w:cs="Arial"/>
                 <w:b/>
-                <w:sz w:val="18"/>
+                <w:sz w:val="17"/>
+                <w:szCs w:val="17"/>
+              </w:rPr>
+            </w:pPr>
+            <w:r>
+              <w:rPr>
+                <w:rFonts w:cs="Arial"/>
+                <w:b/>
+                <w:sz w:val="17"/>
+                <w:szCs w:val="17"/>
               </w:rPr>
               <w:t>Expected Result</w:t>
             </w:r>
@@ -2188,14 +3023,27 @@
         </w:tc>
         <w:tc>
           <w:tcPr>
-            <w:tcW w:w="3456" w:type="dxa"/>
+            <w:tcW w:w="0" w:type="auto"/>
             <w:shd w:val="clear" w:color="auto" w:fill="D9EAF7"/>
-          </w:tcPr>
-          <w:p>
-            <w:r>
-              <w:rPr>
+            <w:vAlign w:val="center"/>
+            <w:hideMark/>
+          </w:tcPr>
+          <w:p>
+            <w:pPr>
+              <w:spacing w:after="0" w:line="240" w:lineRule="auto"/>
+              <w:rPr>
+                <w:rFonts w:cs="Arial"/>
                 <w:b/>
-                <w:sz w:val="18"/>
+                <w:sz w:val="17"/>
+                <w:szCs w:val="17"/>
+              </w:rPr>
+            </w:pPr>
+            <w:r>
+              <w:rPr>
+                <w:rFonts w:cs="Arial"/>
+                <w:b/>
+                <w:sz w:val="17"/>
+                <w:szCs w:val="17"/>
               </w:rPr>
               <w:t>Purpose</w:t>
             </w:r>
@@ -2204,29 +3052,68 @@
       </w:tr>
       <w:tr>
         <w:trPr>
-          <w:jc w:val="center"/>
+          <w:tblCellSpacing w:w="15" w:type="dxa"/>
         </w:trPr>
         <w:tc>
           <w:tcPr>
-            <w:tcW w:w="3456" w:type="dxa"/>
-          </w:tcPr>
-          <w:p>
-            <w:r>
-              <w:rPr>
-                <w:sz w:val="17"/>
-              </w:rPr>
-              <w:t>listen_id not null</w:t>
-            </w:r>
-          </w:p>
-        </w:tc>
-        <w:tc>
-          <w:tcPr>
-            <w:tcW w:w="3456" w:type="dxa"/>
-          </w:tcPr>
-          <w:p>
-            <w:r>
-              <w:rPr>
-                <w:sz w:val="17"/>
+            <w:tcW w:w="0" w:type="auto"/>
+            <w:vAlign w:val="center"/>
+            <w:hideMark/>
+          </w:tcPr>
+          <w:p>
+            <w:pPr>
+              <w:spacing w:after="0" w:line="240" w:lineRule="auto"/>
+              <w:rPr>
+                <w:rFonts w:cs="Arial"/>
+                <w:bCs/>
+                <w:sz w:val="17"/>
+                <w:szCs w:val="17"/>
+              </w:rPr>
+            </w:pPr>
+            <w:proofErr w:type="spellStart"/>
+            <w:r>
+              <w:rPr>
+                <w:rFonts w:cs="Arial"/>
+                <w:bCs/>
+                <w:sz w:val="17"/>
+                <w:szCs w:val="17"/>
+              </w:rPr>
+              <w:t>listen_id</w:t>
+            </w:r>
+            <w:proofErr w:type="spellEnd"/>
+            <w:r>
+              <w:rPr>
+                <w:rFonts w:cs="Arial"/>
+                <w:bCs/>
+                <w:sz w:val="17"/>
+                <w:szCs w:val="17"/>
+              </w:rPr>
+              <w:t xml:space="preserve"> not null</w:t>
+            </w:r>
+          </w:p>
+        </w:tc>
+        <w:tc>
+          <w:tcPr>
+            <w:tcW w:w="0" w:type="auto"/>
+            <w:vAlign w:val="center"/>
+            <w:hideMark/>
+          </w:tcPr>
+          <w:p>
+            <w:pPr>
+              <w:spacing w:after="0" w:line="240" w:lineRule="auto"/>
+              <w:rPr>
+                <w:rFonts w:cs="Arial"/>
+                <w:bCs/>
+                <w:sz w:val="17"/>
+                <w:szCs w:val="17"/>
+              </w:rPr>
+            </w:pPr>
+            <w:r>
+              <w:rPr>
+                <w:rFonts w:cs="Arial"/>
+                <w:bCs/>
+                <w:sz w:val="17"/>
+                <w:szCs w:val="17"/>
               </w:rPr>
               <w:t>0 invalid rows</w:t>
             </w:r>
@@ -2234,43 +3121,107 @@
         </w:tc>
         <w:tc>
           <w:tcPr>
-            <w:tcW w:w="3456" w:type="dxa"/>
-          </w:tcPr>
-          <w:p>
-            <w:r>
-              <w:rPr>
-                <w:sz w:val="17"/>
-              </w:rPr>
-              <w:t>Ensures every event has a generated ID.</w:t>
+            <w:tcW w:w="0" w:type="auto"/>
+            <w:vAlign w:val="center"/>
+            <w:hideMark/>
+          </w:tcPr>
+          <w:p>
+            <w:pPr>
+              <w:spacing w:after="0" w:line="240" w:lineRule="auto"/>
+              <w:rPr>
+                <w:rFonts w:cs="Arial"/>
+                <w:bCs/>
+                <w:sz w:val="17"/>
+                <w:szCs w:val="17"/>
+              </w:rPr>
+            </w:pPr>
+            <w:proofErr w:type="gramStart"/>
+            <w:r>
+              <w:rPr>
+                <w:rFonts w:cs="Arial"/>
+                <w:bCs/>
+                <w:sz w:val="17"/>
+                <w:szCs w:val="17"/>
+              </w:rPr>
+              <w:t>Ensures</w:t>
+            </w:r>
+            <w:proofErr w:type="gramEnd"/>
+            <w:r>
+              <w:rPr>
+                <w:rFonts w:cs="Arial"/>
+                <w:bCs/>
+                <w:sz w:val="17"/>
+                <w:szCs w:val="17"/>
+              </w:rPr>
+              <w:t xml:space="preserve"> every listening event has a generated ID.</w:t>
             </w:r>
           </w:p>
         </w:tc>
       </w:tr>
       <w:tr>
         <w:trPr>
-          <w:jc w:val="center"/>
+          <w:tblCellSpacing w:w="15" w:type="dxa"/>
         </w:trPr>
         <w:tc>
           <w:tcPr>
-            <w:tcW w:w="3456" w:type="dxa"/>
-          </w:tcPr>
-          <w:p>
-            <w:r>
-              <w:rPr>
-                <w:sz w:val="17"/>
-              </w:rPr>
-              <w:t>listen_id unique</w:t>
-            </w:r>
-          </w:p>
-        </w:tc>
-        <w:tc>
-          <w:tcPr>
-            <w:tcW w:w="3456" w:type="dxa"/>
-          </w:tcPr>
-          <w:p>
-            <w:r>
-              <w:rPr>
-                <w:sz w:val="17"/>
+            <w:tcW w:w="0" w:type="auto"/>
+            <w:vAlign w:val="center"/>
+            <w:hideMark/>
+          </w:tcPr>
+          <w:p>
+            <w:pPr>
+              <w:spacing w:after="0" w:line="240" w:lineRule="auto"/>
+              <w:rPr>
+                <w:rFonts w:cs="Arial"/>
+                <w:bCs/>
+                <w:sz w:val="17"/>
+                <w:szCs w:val="17"/>
+              </w:rPr>
+            </w:pPr>
+            <w:proofErr w:type="spellStart"/>
+            <w:r>
+              <w:rPr>
+                <w:rFonts w:cs="Arial"/>
+                <w:bCs/>
+                <w:sz w:val="17"/>
+                <w:szCs w:val="17"/>
+              </w:rPr>
+              <w:t>listen_id</w:t>
+            </w:r>
+            <w:proofErr w:type="spellEnd"/>
+            <w:r>
+              <w:rPr>
+                <w:rFonts w:cs="Arial"/>
+                <w:bCs/>
+                <w:sz w:val="17"/>
+                <w:szCs w:val="17"/>
+              </w:rPr>
+              <w:t xml:space="preserve"> unique</w:t>
+            </w:r>
+          </w:p>
+        </w:tc>
+        <w:tc>
+          <w:tcPr>
+            <w:tcW w:w="0" w:type="auto"/>
+            <w:vAlign w:val="center"/>
+            <w:hideMark/>
+          </w:tcPr>
+          <w:p>
+            <w:pPr>
+              <w:spacing w:after="0" w:line="240" w:lineRule="auto"/>
+              <w:rPr>
+                <w:rFonts w:cs="Arial"/>
+                <w:bCs/>
+                <w:sz w:val="17"/>
+                <w:szCs w:val="17"/>
+              </w:rPr>
+            </w:pPr>
+            <w:r>
+              <w:rPr>
+                <w:rFonts w:cs="Arial"/>
+                <w:bCs/>
+                <w:sz w:val="17"/>
+                <w:szCs w:val="17"/>
               </w:rPr>
               <w:t>0 duplicates</w:t>
             </w:r>
@@ -2278,43 +3229,176 @@
         </w:tc>
         <w:tc>
           <w:tcPr>
-            <w:tcW w:w="3456" w:type="dxa"/>
-          </w:tcPr>
-          <w:p>
-            <w:r>
-              <w:rPr>
-                <w:sz w:val="17"/>
-              </w:rPr>
-              <w:t>Prevents double-counting listening events.</w:t>
+            <w:tcW w:w="0" w:type="auto"/>
+            <w:vAlign w:val="center"/>
+            <w:hideMark/>
+          </w:tcPr>
+          <w:p>
+            <w:pPr>
+              <w:spacing w:after="0" w:line="240" w:lineRule="auto"/>
+              <w:rPr>
+                <w:rFonts w:cs="Arial"/>
+                <w:bCs/>
+                <w:sz w:val="17"/>
+                <w:szCs w:val="17"/>
+              </w:rPr>
+            </w:pPr>
+            <w:r>
+              <w:rPr>
+                <w:rFonts w:cs="Arial"/>
+                <w:bCs/>
+                <w:sz w:val="17"/>
+                <w:szCs w:val="17"/>
+              </w:rPr>
+              <w:t>Prevents double-counting listening events in the fact table.</w:t>
             </w:r>
           </w:p>
         </w:tc>
       </w:tr>
       <w:tr>
         <w:trPr>
-          <w:jc w:val="center"/>
+          <w:tblCellSpacing w:w="15" w:type="dxa"/>
         </w:trPr>
         <w:tc>
           <w:tcPr>
-            <w:tcW w:w="3456" w:type="dxa"/>
-          </w:tcPr>
-          <w:p>
-            <w:r>
-              <w:rPr>
-                <w:sz w:val="17"/>
-              </w:rPr>
-              <w:t>user_name, artist_name, track_name not null</w:t>
-            </w:r>
-          </w:p>
-        </w:tc>
-        <w:tc>
-          <w:tcPr>
-            <w:tcW w:w="3456" w:type="dxa"/>
-          </w:tcPr>
-          <w:p>
-            <w:r>
-              <w:rPr>
-                <w:sz w:val="17"/>
+            <w:tcW w:w="0" w:type="auto"/>
+            <w:vAlign w:val="center"/>
+            <w:hideMark/>
+          </w:tcPr>
+          <w:p>
+            <w:pPr>
+              <w:spacing w:after="0" w:line="240" w:lineRule="auto"/>
+              <w:rPr>
+                <w:rFonts w:cs="Arial"/>
+                <w:bCs/>
+                <w:sz w:val="17"/>
+                <w:szCs w:val="17"/>
+              </w:rPr>
+            </w:pPr>
+            <w:proofErr w:type="spellStart"/>
+            <w:r>
+              <w:rPr>
+                <w:rFonts w:cs="Arial"/>
+                <w:bCs/>
+                <w:sz w:val="17"/>
+                <w:szCs w:val="17"/>
+              </w:rPr>
+              <w:t>user_id</w:t>
+            </w:r>
+            <w:proofErr w:type="spellEnd"/>
+            <w:r>
+              <w:rPr>
+                <w:rFonts w:cs="Arial"/>
+                <w:bCs/>
+                <w:sz w:val="17"/>
+                <w:szCs w:val="17"/>
+              </w:rPr>
+              <w:t xml:space="preserve">, </w:t>
+            </w:r>
+            <w:proofErr w:type="spellStart"/>
+            <w:r>
+              <w:rPr>
+                <w:rFonts w:cs="Arial"/>
+                <w:bCs/>
+                <w:sz w:val="17"/>
+                <w:szCs w:val="17"/>
+              </w:rPr>
+              <w:t>track_id</w:t>
+            </w:r>
+            <w:proofErr w:type="spellEnd"/>
+            <w:r>
+              <w:rPr>
+                <w:rFonts w:cs="Arial"/>
+                <w:bCs/>
+                <w:sz w:val="17"/>
+                <w:szCs w:val="17"/>
+              </w:rPr>
+              <w:t xml:space="preserve">, </w:t>
+            </w:r>
+            <w:proofErr w:type="spellStart"/>
+            <w:r>
+              <w:rPr>
+                <w:rFonts w:cs="Arial"/>
+                <w:bCs/>
+                <w:sz w:val="17"/>
+                <w:szCs w:val="17"/>
+              </w:rPr>
+              <w:t>artist_id</w:t>
+            </w:r>
+            <w:proofErr w:type="spellEnd"/>
+            <w:r>
+              <w:rPr>
+                <w:rFonts w:cs="Arial"/>
+                <w:bCs/>
+                <w:sz w:val="17"/>
+                <w:szCs w:val="17"/>
+              </w:rPr>
+              <w:t xml:space="preserve">, </w:t>
+            </w:r>
+            <w:proofErr w:type="spellStart"/>
+            <w:r>
+              <w:rPr>
+                <w:rFonts w:cs="Arial"/>
+                <w:bCs/>
+                <w:sz w:val="17"/>
+                <w:szCs w:val="17"/>
+              </w:rPr>
+              <w:t>date_id</w:t>
+            </w:r>
+            <w:proofErr w:type="spellEnd"/>
+            <w:r>
+              <w:rPr>
+                <w:rFonts w:cs="Arial"/>
+                <w:bCs/>
+                <w:sz w:val="17"/>
+                <w:szCs w:val="17"/>
+              </w:rPr>
+              <w:t xml:space="preserve">, </w:t>
+            </w:r>
+            <w:proofErr w:type="spellStart"/>
+            <w:r>
+              <w:rPr>
+                <w:rFonts w:cs="Arial"/>
+                <w:bCs/>
+                <w:sz w:val="17"/>
+                <w:szCs w:val="17"/>
+              </w:rPr>
+              <w:t>time_id</w:t>
+            </w:r>
+            <w:proofErr w:type="spellEnd"/>
+            <w:r>
+              <w:rPr>
+                <w:rFonts w:cs="Arial"/>
+                <w:bCs/>
+                <w:sz w:val="17"/>
+                <w:szCs w:val="17"/>
+              </w:rPr>
+              <w:t xml:space="preserve"> not null in fact table</w:t>
+            </w:r>
+          </w:p>
+        </w:tc>
+        <w:tc>
+          <w:tcPr>
+            <w:tcW w:w="0" w:type="auto"/>
+            <w:vAlign w:val="center"/>
+            <w:hideMark/>
+          </w:tcPr>
+          <w:p>
+            <w:pPr>
+              <w:spacing w:after="0" w:line="240" w:lineRule="auto"/>
+              <w:rPr>
+                <w:rFonts w:cs="Arial"/>
+                <w:bCs/>
+                <w:sz w:val="17"/>
+                <w:szCs w:val="17"/>
+              </w:rPr>
+            </w:pPr>
+            <w:r>
+              <w:rPr>
+                <w:rFonts w:cs="Arial"/>
+                <w:bCs/>
+                <w:sz w:val="17"/>
+                <w:szCs w:val="17"/>
               </w:rPr>
               <w:t>0 invalid rows</w:t>
             </w:r>
@@ -2322,43 +3406,96 @@
         </w:tc>
         <w:tc>
           <w:tcPr>
-            <w:tcW w:w="3456" w:type="dxa"/>
-          </w:tcPr>
-          <w:p>
-            <w:r>
-              <w:rPr>
-                <w:sz w:val="17"/>
-              </w:rPr>
-              <w:t>Required for user, artist, and track analysis.</w:t>
+            <w:tcW w:w="0" w:type="auto"/>
+            <w:vAlign w:val="center"/>
+            <w:hideMark/>
+          </w:tcPr>
+          <w:p>
+            <w:pPr>
+              <w:spacing w:after="0" w:line="240" w:lineRule="auto"/>
+              <w:rPr>
+                <w:rFonts w:cs="Arial"/>
+                <w:bCs/>
+                <w:sz w:val="17"/>
+                <w:szCs w:val="17"/>
+              </w:rPr>
+            </w:pPr>
+            <w:proofErr w:type="gramStart"/>
+            <w:r>
+              <w:rPr>
+                <w:rFonts w:cs="Arial"/>
+                <w:bCs/>
+                <w:sz w:val="17"/>
+                <w:szCs w:val="17"/>
+              </w:rPr>
+              <w:t>Ensures</w:t>
+            </w:r>
+            <w:proofErr w:type="gramEnd"/>
+            <w:r>
+              <w:rPr>
+                <w:rFonts w:cs="Arial"/>
+                <w:bCs/>
+                <w:sz w:val="17"/>
+                <w:szCs w:val="17"/>
+              </w:rPr>
+              <w:t xml:space="preserve"> each fact record can be analysed by user, track, artist, date, and time.</w:t>
             </w:r>
           </w:p>
         </w:tc>
       </w:tr>
       <w:tr>
         <w:trPr>
-          <w:jc w:val="center"/>
+          <w:tblCellSpacing w:w="15" w:type="dxa"/>
         </w:trPr>
         <w:tc>
           <w:tcPr>
-            <w:tcW w:w="3456" w:type="dxa"/>
-          </w:tcPr>
-          <w:p>
-            <w:r>
-              <w:rPr>
-                <w:sz w:val="17"/>
-              </w:rPr>
-              <w:t>recording_msid not null</w:t>
-            </w:r>
-          </w:p>
-        </w:tc>
-        <w:tc>
-          <w:tcPr>
-            <w:tcW w:w="3456" w:type="dxa"/>
-          </w:tcPr>
-          <w:p>
-            <w:r>
-              <w:rPr>
-                <w:sz w:val="17"/>
+            <w:tcW w:w="0" w:type="auto"/>
+            <w:vAlign w:val="center"/>
+            <w:hideMark/>
+          </w:tcPr>
+          <w:p>
+            <w:pPr>
+              <w:spacing w:after="0" w:line="240" w:lineRule="auto"/>
+              <w:rPr>
+                <w:rFonts w:cs="Arial"/>
+                <w:bCs/>
+                <w:sz w:val="17"/>
+                <w:szCs w:val="17"/>
+              </w:rPr>
+            </w:pPr>
+            <w:r>
+              <w:rPr>
+                <w:rFonts w:cs="Arial"/>
+                <w:bCs/>
+                <w:sz w:val="17"/>
+                <w:szCs w:val="17"/>
+              </w:rPr>
+              <w:t>Dimension primary keys not null</w:t>
+            </w:r>
+          </w:p>
+        </w:tc>
+        <w:tc>
+          <w:tcPr>
+            <w:tcW w:w="0" w:type="auto"/>
+            <w:vAlign w:val="center"/>
+            <w:hideMark/>
+          </w:tcPr>
+          <w:p>
+            <w:pPr>
+              <w:spacing w:after="0" w:line="240" w:lineRule="auto"/>
+              <w:rPr>
+                <w:rFonts w:cs="Arial"/>
+                <w:bCs/>
+                <w:sz w:val="17"/>
+                <w:szCs w:val="17"/>
+              </w:rPr>
+            </w:pPr>
+            <w:r>
+              <w:rPr>
+                <w:rFonts w:cs="Arial"/>
+                <w:bCs/>
+                <w:sz w:val="17"/>
+                <w:szCs w:val="17"/>
               </w:rPr>
               <w:t>0 invalid rows</w:t>
             </w:r>
@@ -2366,87 +3503,222 @@
         </w:tc>
         <w:tc>
           <w:tcPr>
-            <w:tcW w:w="3456" w:type="dxa"/>
-          </w:tcPr>
-          <w:p>
-            <w:r>
-              <w:rPr>
-                <w:sz w:val="17"/>
-              </w:rPr>
-              <w:t>Required for track uniqueness.</w:t>
+            <w:tcW w:w="0" w:type="auto"/>
+            <w:vAlign w:val="center"/>
+            <w:hideMark/>
+          </w:tcPr>
+          <w:p>
+            <w:pPr>
+              <w:spacing w:after="0" w:line="240" w:lineRule="auto"/>
+              <w:rPr>
+                <w:rFonts w:cs="Arial"/>
+                <w:bCs/>
+                <w:sz w:val="17"/>
+                <w:szCs w:val="17"/>
+              </w:rPr>
+            </w:pPr>
+            <w:r>
+              <w:rPr>
+                <w:rFonts w:cs="Arial"/>
+                <w:bCs/>
+                <w:sz w:val="17"/>
+                <w:szCs w:val="17"/>
+              </w:rPr>
+              <w:t>Ensures each dimension record has a valid key.</w:t>
             </w:r>
           </w:p>
         </w:tc>
       </w:tr>
       <w:tr>
         <w:trPr>
-          <w:jc w:val="center"/>
+          <w:tblCellSpacing w:w="15" w:type="dxa"/>
         </w:trPr>
         <w:tc>
           <w:tcPr>
-            <w:tcW w:w="3456" w:type="dxa"/>
-          </w:tcPr>
-          <w:p>
-            <w:r>
-              <w:rPr>
-                <w:sz w:val="17"/>
-              </w:rPr>
-              <w:t>artist_name and track_name not blank</w:t>
-            </w:r>
-          </w:p>
-        </w:tc>
-        <w:tc>
-          <w:tcPr>
-            <w:tcW w:w="3456" w:type="dxa"/>
-          </w:tcPr>
-          <w:p>
-            <w:r>
-              <w:rPr>
-                <w:sz w:val="17"/>
-              </w:rPr>
-              <w:t>0 invalid rows</w:t>
-            </w:r>
-          </w:p>
-        </w:tc>
-        <w:tc>
-          <w:tcPr>
-            <w:tcW w:w="3456" w:type="dxa"/>
-          </w:tcPr>
-          <w:p>
-            <w:r>
-              <w:rPr>
-                <w:sz w:val="17"/>
-              </w:rPr>
-              <w:t>Prevents poor-quality reporting labels.</w:t>
+            <w:tcW w:w="0" w:type="auto"/>
+            <w:vAlign w:val="center"/>
+            <w:hideMark/>
+          </w:tcPr>
+          <w:p>
+            <w:pPr>
+              <w:spacing w:after="0" w:line="240" w:lineRule="auto"/>
+              <w:rPr>
+                <w:rFonts w:cs="Arial"/>
+                <w:bCs/>
+                <w:sz w:val="17"/>
+                <w:szCs w:val="17"/>
+              </w:rPr>
+            </w:pPr>
+            <w:r>
+              <w:rPr>
+                <w:rFonts w:cs="Arial"/>
+                <w:bCs/>
+                <w:sz w:val="17"/>
+                <w:szCs w:val="17"/>
+              </w:rPr>
+              <w:t>Dimension primary keys unique</w:t>
+            </w:r>
+          </w:p>
+        </w:tc>
+        <w:tc>
+          <w:tcPr>
+            <w:tcW w:w="0" w:type="auto"/>
+            <w:vAlign w:val="center"/>
+            <w:hideMark/>
+          </w:tcPr>
+          <w:p>
+            <w:pPr>
+              <w:spacing w:after="0" w:line="240" w:lineRule="auto"/>
+              <w:rPr>
+                <w:rFonts w:cs="Arial"/>
+                <w:bCs/>
+                <w:sz w:val="17"/>
+                <w:szCs w:val="17"/>
+              </w:rPr>
+            </w:pPr>
+            <w:r>
+              <w:rPr>
+                <w:rFonts w:cs="Arial"/>
+                <w:bCs/>
+                <w:sz w:val="17"/>
+                <w:szCs w:val="17"/>
+              </w:rPr>
+              <w:t>0 duplicates</w:t>
+            </w:r>
+          </w:p>
+        </w:tc>
+        <w:tc>
+          <w:tcPr>
+            <w:tcW w:w="0" w:type="auto"/>
+            <w:vAlign w:val="center"/>
+            <w:hideMark/>
+          </w:tcPr>
+          <w:p>
+            <w:pPr>
+              <w:spacing w:after="0" w:line="240" w:lineRule="auto"/>
+              <w:rPr>
+                <w:rFonts w:cs="Arial"/>
+                <w:bCs/>
+                <w:sz w:val="17"/>
+                <w:szCs w:val="17"/>
+              </w:rPr>
+            </w:pPr>
+            <w:r>
+              <w:rPr>
+                <w:rFonts w:cs="Arial"/>
+                <w:bCs/>
+                <w:sz w:val="17"/>
+                <w:szCs w:val="17"/>
+              </w:rPr>
+              <w:t>Prevents many-to-many joins and duplicate results during analysis.</w:t>
             </w:r>
           </w:p>
         </w:tc>
       </w:tr>
       <w:tr>
         <w:trPr>
-          <w:jc w:val="center"/>
+          <w:tblCellSpacing w:w="15" w:type="dxa"/>
         </w:trPr>
         <w:tc>
           <w:tcPr>
-            <w:tcW w:w="3456" w:type="dxa"/>
-          </w:tcPr>
-          <w:p>
-            <w:r>
-              <w:rPr>
-                <w:sz w:val="17"/>
-              </w:rPr>
-              <w:t>listened_at not in future</w:t>
-            </w:r>
-          </w:p>
-        </w:tc>
-        <w:tc>
-          <w:tcPr>
-            <w:tcW w:w="3456" w:type="dxa"/>
-          </w:tcPr>
-          <w:p>
-            <w:r>
-              <w:rPr>
-                <w:sz w:val="17"/>
+            <w:tcW w:w="0" w:type="auto"/>
+            <w:vAlign w:val="center"/>
+            <w:hideMark/>
+          </w:tcPr>
+          <w:p>
+            <w:pPr>
+              <w:spacing w:after="0" w:line="240" w:lineRule="auto"/>
+              <w:rPr>
+                <w:rFonts w:cs="Arial"/>
+                <w:bCs/>
+                <w:sz w:val="17"/>
+                <w:szCs w:val="17"/>
+              </w:rPr>
+            </w:pPr>
+            <w:proofErr w:type="spellStart"/>
+            <w:r>
+              <w:rPr>
+                <w:rFonts w:cs="Arial"/>
+                <w:bCs/>
+                <w:sz w:val="17"/>
+                <w:szCs w:val="17"/>
+              </w:rPr>
+              <w:t>user_name</w:t>
+            </w:r>
+            <w:proofErr w:type="spellEnd"/>
+            <w:r>
+              <w:rPr>
+                <w:rFonts w:cs="Arial"/>
+                <w:bCs/>
+                <w:sz w:val="17"/>
+                <w:szCs w:val="17"/>
+              </w:rPr>
+              <w:t xml:space="preserve">, </w:t>
+            </w:r>
+            <w:proofErr w:type="spellStart"/>
+            <w:r>
+              <w:rPr>
+                <w:rFonts w:cs="Arial"/>
+                <w:bCs/>
+                <w:sz w:val="17"/>
+                <w:szCs w:val="17"/>
+              </w:rPr>
+              <w:t>artist_name</w:t>
+            </w:r>
+            <w:proofErr w:type="spellEnd"/>
+            <w:r>
+              <w:rPr>
+                <w:rFonts w:cs="Arial"/>
+                <w:bCs/>
+                <w:sz w:val="17"/>
+                <w:szCs w:val="17"/>
+              </w:rPr>
+              <w:t xml:space="preserve">, </w:t>
+            </w:r>
+            <w:proofErr w:type="spellStart"/>
+            <w:r>
+              <w:rPr>
+                <w:rFonts w:cs="Arial"/>
+                <w:bCs/>
+                <w:sz w:val="17"/>
+                <w:szCs w:val="17"/>
+              </w:rPr>
+              <w:t>track_name</w:t>
+            </w:r>
+            <w:proofErr w:type="spellEnd"/>
+            <w:r>
+              <w:rPr>
+                <w:rFonts w:cs="Arial"/>
+                <w:bCs/>
+                <w:sz w:val="17"/>
+                <w:szCs w:val="17"/>
+              </w:rPr>
+              <w:t xml:space="preserve"> not null</w:t>
+            </w:r>
+          </w:p>
+        </w:tc>
+        <w:tc>
+          <w:tcPr>
+            <w:tcW w:w="0" w:type="auto"/>
+            <w:vAlign w:val="center"/>
+            <w:hideMark/>
+          </w:tcPr>
+          <w:p>
+            <w:pPr>
+              <w:spacing w:after="0" w:line="240" w:lineRule="auto"/>
+              <w:rPr>
+                <w:rFonts w:cs="Arial"/>
+                <w:bCs/>
+                <w:sz w:val="17"/>
+                <w:szCs w:val="17"/>
+              </w:rPr>
+            </w:pPr>
+            <w:r>
+              <w:rPr>
+                <w:rFonts w:cs="Arial"/>
+                <w:bCs/>
+                <w:sz w:val="17"/>
+                <w:szCs w:val="17"/>
               </w:rPr>
               <w:t>0 invalid rows</w:t>
             </w:r>
@@ -2454,75 +3726,755 @@
         </w:tc>
         <w:tc>
           <w:tcPr>
-            <w:tcW w:w="3456" w:type="dxa"/>
-          </w:tcPr>
-          <w:p>
-            <w:r>
-              <w:rPr>
-                <w:sz w:val="17"/>
-              </w:rPr>
-              <w:t>Prevents invalid future listening events.</w:t>
+            <w:tcW w:w="0" w:type="auto"/>
+            <w:vAlign w:val="center"/>
+            <w:hideMark/>
+          </w:tcPr>
+          <w:p>
+            <w:pPr>
+              <w:spacing w:after="0" w:line="240" w:lineRule="auto"/>
+              <w:rPr>
+                <w:rFonts w:cs="Arial"/>
+                <w:bCs/>
+                <w:sz w:val="17"/>
+                <w:szCs w:val="17"/>
+              </w:rPr>
+            </w:pPr>
+            <w:r>
+              <w:rPr>
+                <w:rFonts w:cs="Arial"/>
+                <w:bCs/>
+                <w:sz w:val="17"/>
+                <w:szCs w:val="17"/>
+              </w:rPr>
+              <w:t xml:space="preserve">Required for </w:t>
+            </w:r>
+            <w:proofErr w:type="gramStart"/>
+            <w:r>
+              <w:rPr>
+                <w:rFonts w:cs="Arial"/>
+                <w:bCs/>
+                <w:sz w:val="17"/>
+                <w:szCs w:val="17"/>
+              </w:rPr>
+              <w:t>user</w:t>
+            </w:r>
+            <w:proofErr w:type="gramEnd"/>
+            <w:r>
+              <w:rPr>
+                <w:rFonts w:cs="Arial"/>
+                <w:bCs/>
+                <w:sz w:val="17"/>
+                <w:szCs w:val="17"/>
+              </w:rPr>
+              <w:t xml:space="preserve">, </w:t>
+            </w:r>
+            <w:proofErr w:type="gramStart"/>
+            <w:r>
+              <w:rPr>
+                <w:rFonts w:cs="Arial"/>
+                <w:bCs/>
+                <w:sz w:val="17"/>
+                <w:szCs w:val="17"/>
+              </w:rPr>
+              <w:t>artist</w:t>
+            </w:r>
+            <w:proofErr w:type="gramEnd"/>
+            <w:r>
+              <w:rPr>
+                <w:rFonts w:cs="Arial"/>
+                <w:bCs/>
+                <w:sz w:val="17"/>
+                <w:szCs w:val="17"/>
+              </w:rPr>
+              <w:t>, and track analysis.</w:t>
             </w:r>
           </w:p>
         </w:tc>
       </w:tr>
       <w:tr>
         <w:trPr>
-          <w:jc w:val="center"/>
+          <w:tblCellSpacing w:w="15" w:type="dxa"/>
         </w:trPr>
         <w:tc>
           <w:tcPr>
-            <w:tcW w:w="3456" w:type="dxa"/>
-          </w:tcPr>
-          <w:p>
-            <w:r>
-              <w:rPr>
-                <w:sz w:val="17"/>
-              </w:rPr>
-              <w:t>foreign key relationships</w:t>
-            </w:r>
-          </w:p>
-        </w:tc>
-        <w:tc>
-          <w:tcPr>
-            <w:tcW w:w="3456" w:type="dxa"/>
-          </w:tcPr>
-          <w:p>
-            <w:r>
-              <w:rPr>
-                <w:sz w:val="17"/>
-              </w:rPr>
-              <w:t>All fact rows map to dimensions</w:t>
-            </w:r>
-          </w:p>
-        </w:tc>
-        <w:tc>
-          <w:tcPr>
-            <w:tcW w:w="3456" w:type="dxa"/>
-          </w:tcPr>
-          <w:p>
-            <w:r>
-              <w:rPr>
-                <w:sz w:val="17"/>
-              </w:rPr>
-              <w:t>Ensures star schema integrity.</w:t>
+            <w:tcW w:w="0" w:type="auto"/>
+            <w:vAlign w:val="center"/>
+            <w:hideMark/>
+          </w:tcPr>
+          <w:p>
+            <w:pPr>
+              <w:spacing w:after="0" w:line="240" w:lineRule="auto"/>
+              <w:rPr>
+                <w:rFonts w:cs="Arial"/>
+                <w:bCs/>
+                <w:sz w:val="17"/>
+                <w:szCs w:val="17"/>
+              </w:rPr>
+            </w:pPr>
+            <w:proofErr w:type="spellStart"/>
+            <w:r>
+              <w:rPr>
+                <w:rFonts w:cs="Arial"/>
+                <w:bCs/>
+                <w:sz w:val="17"/>
+                <w:szCs w:val="17"/>
+              </w:rPr>
+              <w:t>recording_msid</w:t>
+            </w:r>
+            <w:proofErr w:type="spellEnd"/>
+            <w:r>
+              <w:rPr>
+                <w:rFonts w:cs="Arial"/>
+                <w:bCs/>
+                <w:sz w:val="17"/>
+                <w:szCs w:val="17"/>
+              </w:rPr>
+              <w:t xml:space="preserve"> not null</w:t>
+            </w:r>
+          </w:p>
+        </w:tc>
+        <w:tc>
+          <w:tcPr>
+            <w:tcW w:w="0" w:type="auto"/>
+            <w:vAlign w:val="center"/>
+            <w:hideMark/>
+          </w:tcPr>
+          <w:p>
+            <w:pPr>
+              <w:spacing w:after="0" w:line="240" w:lineRule="auto"/>
+              <w:rPr>
+                <w:rFonts w:cs="Arial"/>
+                <w:bCs/>
+                <w:sz w:val="17"/>
+                <w:szCs w:val="17"/>
+              </w:rPr>
+            </w:pPr>
+            <w:r>
+              <w:rPr>
+                <w:rFonts w:cs="Arial"/>
+                <w:bCs/>
+                <w:sz w:val="17"/>
+                <w:szCs w:val="17"/>
+              </w:rPr>
+              <w:t>0 invalid rows</w:t>
+            </w:r>
+          </w:p>
+        </w:tc>
+        <w:tc>
+          <w:tcPr>
+            <w:tcW w:w="0" w:type="auto"/>
+            <w:vAlign w:val="center"/>
+            <w:hideMark/>
+          </w:tcPr>
+          <w:p>
+            <w:pPr>
+              <w:spacing w:after="0" w:line="240" w:lineRule="auto"/>
+              <w:rPr>
+                <w:rFonts w:cs="Arial"/>
+                <w:bCs/>
+                <w:sz w:val="17"/>
+                <w:szCs w:val="17"/>
+              </w:rPr>
+            </w:pPr>
+            <w:r>
+              <w:rPr>
+                <w:rFonts w:cs="Arial"/>
+                <w:bCs/>
+                <w:sz w:val="17"/>
+                <w:szCs w:val="17"/>
+              </w:rPr>
+              <w:t>Required for generating reliable track identity.</w:t>
+            </w:r>
+          </w:p>
+        </w:tc>
+      </w:tr>
+      <w:tr>
+        <w:trPr>
+          <w:tblCellSpacing w:w="15" w:type="dxa"/>
+        </w:trPr>
+        <w:tc>
+          <w:tcPr>
+            <w:tcW w:w="0" w:type="auto"/>
+            <w:vAlign w:val="center"/>
+            <w:hideMark/>
+          </w:tcPr>
+          <w:p>
+            <w:pPr>
+              <w:spacing w:after="0" w:line="240" w:lineRule="auto"/>
+              <w:rPr>
+                <w:rFonts w:cs="Arial"/>
+                <w:bCs/>
+                <w:sz w:val="17"/>
+                <w:szCs w:val="17"/>
+              </w:rPr>
+            </w:pPr>
+            <w:proofErr w:type="spellStart"/>
+            <w:r>
+              <w:rPr>
+                <w:rFonts w:cs="Arial"/>
+                <w:bCs/>
+                <w:sz w:val="17"/>
+                <w:szCs w:val="17"/>
+              </w:rPr>
+              <w:t>artist_name</w:t>
+            </w:r>
+            <w:proofErr w:type="spellEnd"/>
+            <w:r>
+              <w:rPr>
+                <w:rFonts w:cs="Arial"/>
+                <w:bCs/>
+                <w:sz w:val="17"/>
+                <w:szCs w:val="17"/>
+              </w:rPr>
+              <w:t xml:space="preserve"> and </w:t>
+            </w:r>
+            <w:proofErr w:type="spellStart"/>
+            <w:r>
+              <w:rPr>
+                <w:rFonts w:cs="Arial"/>
+                <w:bCs/>
+                <w:sz w:val="17"/>
+                <w:szCs w:val="17"/>
+              </w:rPr>
+              <w:t>track_name</w:t>
+            </w:r>
+            <w:proofErr w:type="spellEnd"/>
+            <w:r>
+              <w:rPr>
+                <w:rFonts w:cs="Arial"/>
+                <w:bCs/>
+                <w:sz w:val="17"/>
+                <w:szCs w:val="17"/>
+              </w:rPr>
+              <w:t xml:space="preserve"> not blank</w:t>
+            </w:r>
+          </w:p>
+        </w:tc>
+        <w:tc>
+          <w:tcPr>
+            <w:tcW w:w="0" w:type="auto"/>
+            <w:vAlign w:val="center"/>
+            <w:hideMark/>
+          </w:tcPr>
+          <w:p>
+            <w:pPr>
+              <w:spacing w:after="0" w:line="240" w:lineRule="auto"/>
+              <w:rPr>
+                <w:rFonts w:cs="Arial"/>
+                <w:bCs/>
+                <w:sz w:val="17"/>
+                <w:szCs w:val="17"/>
+              </w:rPr>
+            </w:pPr>
+            <w:r>
+              <w:rPr>
+                <w:rFonts w:cs="Arial"/>
+                <w:bCs/>
+                <w:sz w:val="17"/>
+                <w:szCs w:val="17"/>
+              </w:rPr>
+              <w:t>0 invalid rows</w:t>
+            </w:r>
+          </w:p>
+        </w:tc>
+        <w:tc>
+          <w:tcPr>
+            <w:tcW w:w="0" w:type="auto"/>
+            <w:vAlign w:val="center"/>
+            <w:hideMark/>
+          </w:tcPr>
+          <w:p>
+            <w:pPr>
+              <w:spacing w:after="0" w:line="240" w:lineRule="auto"/>
+              <w:rPr>
+                <w:rFonts w:cs="Arial"/>
+                <w:bCs/>
+                <w:sz w:val="17"/>
+                <w:szCs w:val="17"/>
+              </w:rPr>
+            </w:pPr>
+            <w:r>
+              <w:rPr>
+                <w:rFonts w:cs="Arial"/>
+                <w:bCs/>
+                <w:sz w:val="17"/>
+                <w:szCs w:val="17"/>
+              </w:rPr>
+              <w:t>Prevents poor-quality reporting labels in dashboards.</w:t>
+            </w:r>
+          </w:p>
+        </w:tc>
+      </w:tr>
+      <w:tr>
+        <w:trPr>
+          <w:tblCellSpacing w:w="15" w:type="dxa"/>
+        </w:trPr>
+        <w:tc>
+          <w:tcPr>
+            <w:tcW w:w="0" w:type="auto"/>
+            <w:vAlign w:val="center"/>
+            <w:hideMark/>
+          </w:tcPr>
+          <w:p>
+            <w:pPr>
+              <w:spacing w:after="0" w:line="240" w:lineRule="auto"/>
+              <w:rPr>
+                <w:rFonts w:cs="Arial"/>
+                <w:bCs/>
+                <w:sz w:val="17"/>
+                <w:szCs w:val="17"/>
+              </w:rPr>
+            </w:pPr>
+            <w:proofErr w:type="spellStart"/>
+            <w:r>
+              <w:rPr>
+                <w:rFonts w:cs="Arial"/>
+                <w:bCs/>
+                <w:sz w:val="17"/>
+                <w:szCs w:val="17"/>
+              </w:rPr>
+              <w:t>listened_at</w:t>
+            </w:r>
+            <w:proofErr w:type="spellEnd"/>
+            <w:r>
+              <w:rPr>
+                <w:rFonts w:cs="Arial"/>
+                <w:bCs/>
+                <w:sz w:val="17"/>
+                <w:szCs w:val="17"/>
+              </w:rPr>
+              <w:t xml:space="preserve"> not in future</w:t>
+            </w:r>
+          </w:p>
+        </w:tc>
+        <w:tc>
+          <w:tcPr>
+            <w:tcW w:w="0" w:type="auto"/>
+            <w:vAlign w:val="center"/>
+            <w:hideMark/>
+          </w:tcPr>
+          <w:p>
+            <w:pPr>
+              <w:spacing w:after="0" w:line="240" w:lineRule="auto"/>
+              <w:rPr>
+                <w:rFonts w:cs="Arial"/>
+                <w:bCs/>
+                <w:sz w:val="17"/>
+                <w:szCs w:val="17"/>
+              </w:rPr>
+            </w:pPr>
+            <w:r>
+              <w:rPr>
+                <w:rFonts w:cs="Arial"/>
+                <w:bCs/>
+                <w:sz w:val="17"/>
+                <w:szCs w:val="17"/>
+              </w:rPr>
+              <w:t>0 invalid rows</w:t>
+            </w:r>
+          </w:p>
+        </w:tc>
+        <w:tc>
+          <w:tcPr>
+            <w:tcW w:w="0" w:type="auto"/>
+            <w:vAlign w:val="center"/>
+            <w:hideMark/>
+          </w:tcPr>
+          <w:p>
+            <w:pPr>
+              <w:spacing w:after="0" w:line="240" w:lineRule="auto"/>
+              <w:rPr>
+                <w:rFonts w:cs="Arial"/>
+                <w:bCs/>
+                <w:sz w:val="17"/>
+                <w:szCs w:val="17"/>
+              </w:rPr>
+            </w:pPr>
+            <w:r>
+              <w:rPr>
+                <w:rFonts w:cs="Arial"/>
+                <w:bCs/>
+                <w:sz w:val="17"/>
+                <w:szCs w:val="17"/>
+              </w:rPr>
+              <w:t>Prevents invalid future listening events.</w:t>
+            </w:r>
+          </w:p>
+        </w:tc>
+      </w:tr>
+      <w:tr>
+        <w:trPr>
+          <w:tblCellSpacing w:w="15" w:type="dxa"/>
+        </w:trPr>
+        <w:tc>
+          <w:tcPr>
+            <w:tcW w:w="0" w:type="auto"/>
+            <w:vAlign w:val="center"/>
+            <w:hideMark/>
+          </w:tcPr>
+          <w:p>
+            <w:pPr>
+              <w:spacing w:after="0" w:line="240" w:lineRule="auto"/>
+              <w:rPr>
+                <w:rFonts w:cs="Arial"/>
+                <w:bCs/>
+                <w:sz w:val="17"/>
+                <w:szCs w:val="17"/>
+              </w:rPr>
+            </w:pPr>
+            <w:r>
+              <w:rPr>
+                <w:rFonts w:cs="Arial"/>
+                <w:bCs/>
+                <w:sz w:val="17"/>
+                <w:szCs w:val="17"/>
+              </w:rPr>
+              <w:t>Foreign key relationships</w:t>
+            </w:r>
+          </w:p>
+        </w:tc>
+        <w:tc>
+          <w:tcPr>
+            <w:tcW w:w="0" w:type="auto"/>
+            <w:vAlign w:val="center"/>
+            <w:hideMark/>
+          </w:tcPr>
+          <w:p>
+            <w:pPr>
+              <w:spacing w:after="0" w:line="240" w:lineRule="auto"/>
+              <w:rPr>
+                <w:rFonts w:cs="Arial"/>
+                <w:bCs/>
+                <w:sz w:val="17"/>
+                <w:szCs w:val="17"/>
+              </w:rPr>
+            </w:pPr>
+            <w:r>
+              <w:rPr>
+                <w:rFonts w:cs="Arial"/>
+                <w:bCs/>
+                <w:sz w:val="17"/>
+                <w:szCs w:val="17"/>
+              </w:rPr>
+              <w:t>All fact rows map to valid dimension records</w:t>
+            </w:r>
+          </w:p>
+        </w:tc>
+        <w:tc>
+          <w:tcPr>
+            <w:tcW w:w="0" w:type="auto"/>
+            <w:vAlign w:val="center"/>
+            <w:hideMark/>
+          </w:tcPr>
+          <w:p>
+            <w:pPr>
+              <w:spacing w:after="0" w:line="240" w:lineRule="auto"/>
+              <w:rPr>
+                <w:rFonts w:cs="Arial"/>
+                <w:bCs/>
+                <w:sz w:val="17"/>
+                <w:szCs w:val="17"/>
+              </w:rPr>
+            </w:pPr>
+            <w:r>
+              <w:rPr>
+                <w:rFonts w:cs="Arial"/>
+                <w:bCs/>
+                <w:sz w:val="17"/>
+                <w:szCs w:val="17"/>
+              </w:rPr>
+              <w:t xml:space="preserve">Ensures star schema integrity between </w:t>
+            </w:r>
+            <w:proofErr w:type="spellStart"/>
+            <w:r>
+              <w:rPr>
+                <w:rFonts w:cs="Arial"/>
+                <w:bCs/>
+                <w:sz w:val="17"/>
+                <w:szCs w:val="17"/>
+              </w:rPr>
+              <w:t>fact_listening_events</w:t>
+            </w:r>
+            <w:proofErr w:type="spellEnd"/>
+            <w:r>
+              <w:rPr>
+                <w:rFonts w:cs="Arial"/>
+                <w:bCs/>
+                <w:sz w:val="17"/>
+                <w:szCs w:val="17"/>
+              </w:rPr>
+              <w:t xml:space="preserve"> and dimension tables.</w:t>
+            </w:r>
+          </w:p>
+        </w:tc>
+      </w:tr>
+      <w:tr>
+        <w:trPr>
+          <w:tblCellSpacing w:w="15" w:type="dxa"/>
+        </w:trPr>
+        <w:tc>
+          <w:tcPr>
+            <w:tcW w:w="0" w:type="auto"/>
+            <w:vAlign w:val="center"/>
+            <w:hideMark/>
+          </w:tcPr>
+          <w:p>
+            <w:pPr>
+              <w:spacing w:after="0" w:line="240" w:lineRule="auto"/>
+              <w:rPr>
+                <w:rFonts w:cs="Arial"/>
+                <w:bCs/>
+                <w:sz w:val="17"/>
+                <w:szCs w:val="17"/>
+              </w:rPr>
+            </w:pPr>
+            <w:proofErr w:type="spellStart"/>
+            <w:r>
+              <w:rPr>
+                <w:rFonts w:cs="Arial"/>
+                <w:bCs/>
+                <w:sz w:val="17"/>
+                <w:szCs w:val="17"/>
+              </w:rPr>
+              <w:t>listen_count</w:t>
+            </w:r>
+            <w:proofErr w:type="spellEnd"/>
+            <w:r>
+              <w:rPr>
+                <w:rFonts w:cs="Arial"/>
+                <w:bCs/>
+                <w:sz w:val="17"/>
+                <w:szCs w:val="17"/>
+              </w:rPr>
+              <w:t xml:space="preserve"> = 1</w:t>
+            </w:r>
+          </w:p>
+        </w:tc>
+        <w:tc>
+          <w:tcPr>
+            <w:tcW w:w="0" w:type="auto"/>
+            <w:vAlign w:val="center"/>
+            <w:hideMark/>
+          </w:tcPr>
+          <w:p>
+            <w:pPr>
+              <w:spacing w:after="0" w:line="240" w:lineRule="auto"/>
+              <w:rPr>
+                <w:rFonts w:cs="Arial"/>
+                <w:bCs/>
+                <w:sz w:val="17"/>
+                <w:szCs w:val="17"/>
+              </w:rPr>
+            </w:pPr>
+            <w:r>
+              <w:rPr>
+                <w:rFonts w:cs="Arial"/>
+                <w:bCs/>
+                <w:sz w:val="17"/>
+                <w:szCs w:val="17"/>
+              </w:rPr>
+              <w:t>0 invalid rows</w:t>
+            </w:r>
+          </w:p>
+        </w:tc>
+        <w:tc>
+          <w:tcPr>
+            <w:tcW w:w="0" w:type="auto"/>
+            <w:vAlign w:val="center"/>
+            <w:hideMark/>
+          </w:tcPr>
+          <w:p>
+            <w:pPr>
+              <w:spacing w:after="0" w:line="240" w:lineRule="auto"/>
+              <w:rPr>
+                <w:rFonts w:cs="Arial"/>
+                <w:bCs/>
+                <w:sz w:val="17"/>
+                <w:szCs w:val="17"/>
+              </w:rPr>
+            </w:pPr>
+            <w:proofErr w:type="gramStart"/>
+            <w:r>
+              <w:rPr>
+                <w:rFonts w:cs="Arial"/>
+                <w:bCs/>
+                <w:sz w:val="17"/>
+                <w:szCs w:val="17"/>
+              </w:rPr>
+              <w:t>Ensures</w:t>
+            </w:r>
+            <w:proofErr w:type="gramEnd"/>
+            <w:r>
+              <w:rPr>
+                <w:rFonts w:cs="Arial"/>
+                <w:bCs/>
+                <w:sz w:val="17"/>
+                <w:szCs w:val="17"/>
+              </w:rPr>
+              <w:t xml:space="preserve"> each row in the fact table represents one listening event.</w:t>
+            </w:r>
+          </w:p>
+        </w:tc>
+      </w:tr>
+      <w:tr>
+        <w:trPr>
+          <w:tblCellSpacing w:w="15" w:type="dxa"/>
+        </w:trPr>
+        <w:tc>
+          <w:tcPr>
+            <w:tcW w:w="0" w:type="auto"/>
+            <w:vAlign w:val="center"/>
+            <w:hideMark/>
+          </w:tcPr>
+          <w:p>
+            <w:pPr>
+              <w:spacing w:after="0" w:line="240" w:lineRule="auto"/>
+              <w:rPr>
+                <w:rFonts w:cs="Arial"/>
+                <w:bCs/>
+                <w:sz w:val="17"/>
+                <w:szCs w:val="17"/>
+              </w:rPr>
+            </w:pPr>
+            <w:r>
+              <w:rPr>
+                <w:rFonts w:cs="Arial"/>
+                <w:bCs/>
+                <w:sz w:val="17"/>
+                <w:szCs w:val="17"/>
+              </w:rPr>
+              <w:t xml:space="preserve">Missing </w:t>
+            </w:r>
+            <w:proofErr w:type="spellStart"/>
+            <w:r>
+              <w:rPr>
+                <w:rFonts w:cs="Arial"/>
+                <w:bCs/>
+                <w:sz w:val="17"/>
+                <w:szCs w:val="17"/>
+              </w:rPr>
+              <w:t>release_name</w:t>
+            </w:r>
+            <w:proofErr w:type="spellEnd"/>
+          </w:p>
+        </w:tc>
+        <w:tc>
+          <w:tcPr>
+            <w:tcW w:w="0" w:type="auto"/>
+            <w:vAlign w:val="center"/>
+            <w:hideMark/>
+          </w:tcPr>
+          <w:p>
+            <w:pPr>
+              <w:spacing w:after="0" w:line="240" w:lineRule="auto"/>
+              <w:rPr>
+                <w:rFonts w:cs="Arial"/>
+                <w:bCs/>
+                <w:sz w:val="17"/>
+                <w:szCs w:val="17"/>
+              </w:rPr>
+            </w:pPr>
+            <w:r>
+              <w:rPr>
+                <w:rFonts w:cs="Arial"/>
+                <w:bCs/>
+                <w:sz w:val="17"/>
+                <w:szCs w:val="17"/>
+              </w:rPr>
+              <w:t>Informational only</w:t>
+            </w:r>
+          </w:p>
+        </w:tc>
+        <w:tc>
+          <w:tcPr>
+            <w:tcW w:w="0" w:type="auto"/>
+            <w:vAlign w:val="center"/>
+            <w:hideMark/>
+          </w:tcPr>
+          <w:p>
+            <w:pPr>
+              <w:spacing w:after="0" w:line="240" w:lineRule="auto"/>
+              <w:rPr>
+                <w:rFonts w:cs="Arial"/>
+                <w:bCs/>
+                <w:sz w:val="17"/>
+                <w:szCs w:val="17"/>
+              </w:rPr>
+            </w:pPr>
+            <w:r>
+              <w:rPr>
+                <w:rFonts w:cs="Arial"/>
+                <w:bCs/>
+                <w:sz w:val="17"/>
+                <w:szCs w:val="17"/>
+              </w:rPr>
+              <w:t xml:space="preserve">Some </w:t>
+            </w:r>
+            <w:proofErr w:type="spellStart"/>
+            <w:r>
+              <w:rPr>
+                <w:rFonts w:cs="Arial"/>
+                <w:bCs/>
+                <w:sz w:val="17"/>
+                <w:szCs w:val="17"/>
+              </w:rPr>
+              <w:t>ListenBrainz</w:t>
+            </w:r>
+            <w:proofErr w:type="spellEnd"/>
+            <w:r>
+              <w:rPr>
+                <w:rFonts w:cs="Arial"/>
+                <w:bCs/>
+                <w:sz w:val="17"/>
+                <w:szCs w:val="17"/>
+              </w:rPr>
+              <w:t xml:space="preserve"> records do not contain album/release metadata, so this is monitored as metadata completeness, not treated as failure.</w:t>
             </w:r>
           </w:p>
         </w:tc>
       </w:tr>
     </w:tbl>
-    <w:p/>
+    <w:p>
+      <w:pPr>
+        <w:rPr>
+          <w:lang w:val="en-SG"/>
+        </w:rPr>
+      </w:pPr>
+    </w:p>
     <w:p>
       <w:pPr>
         <w:pStyle w:val="Heading1"/>
       </w:pPr>
       <w:r>
-        <w:t>10. Dagster Orchestration</w:t>
+        <w:lastRenderedPageBreak/>
+        <w:t>10. D</w:t>
+      </w:r>
+      <w:proofErr w:type="spellStart"/>
+      <w:r>
+        <w:t>agster</w:t>
+      </w:r>
+      <w:proofErr w:type="spellEnd"/>
+      <w:r>
+        <w:t xml:space="preserve"> Orchestration</w:t>
       </w:r>
     </w:p>
     <w:p>
+      <w:proofErr w:type="spellStart"/>
       <w:r>
-        <w:t>Dagster is used to orchestrate the workflow as assets. The Dagster asset graph allows the team to understand dependencies, rerun failed stages, monitor outputs, and schedule regular pipeline runs.</w:t>
+        <w:t>Dagster</w:t>
+      </w:r>
+      <w:proofErr w:type="spellEnd"/>
+      <w:r>
+        <w:t xml:space="preserve"> is used to orchestrate the workflow as assets. The </w:t>
+      </w:r>
+      <w:proofErr w:type="spellStart"/>
+      <w:r>
+        <w:t>Dagster</w:t>
+      </w:r>
+      <w:proofErr w:type="spellEnd"/>
+      <w:r>
+        <w:t xml:space="preserve"> asset graph allows the team to understand dependencies, rerun failed stages, monitor outputs, and schedule regular pipeline runs.</w:t>
       </w:r>
     </w:p>
     <w:p>
@@ -2533,7 +4485,6 @@
         <w:rPr>
           <w:noProof/>
         </w:rPr>
-        <w:lastRenderedPageBreak/>
         <w:drawing>
           <wp:inline distT="0" distB="0" distL="0" distR="0" wp14:anchorId="42B4FF69" wp14:editId="34B73B9B">
             <wp:extent cx="6583680" cy="3657600"/>
@@ -2580,7 +4531,39 @@
           <w:i/>
           <w:sz w:val="18"/>
         </w:rPr>
-        <w:t>Figure 4. Dagster orchestration design for dbt, quality, analysis, and ML assets.</w:t>
+        <w:t xml:space="preserve">Figure 4. </w:t>
+      </w:r>
+      <w:proofErr w:type="spellStart"/>
+      <w:r>
+        <w:rPr>
+          <w:i/>
+          <w:sz w:val="18"/>
+        </w:rPr>
+        <w:t>Dagster</w:t>
+      </w:r>
+      <w:proofErr w:type="spellEnd"/>
+      <w:r>
+        <w:rPr>
+          <w:i/>
+          <w:sz w:val="18"/>
+        </w:rPr>
+        <w:t xml:space="preserve"> orchestration design for </w:t>
+      </w:r>
+      <w:proofErr w:type="spellStart"/>
+      <w:r>
+        <w:rPr>
+          <w:i/>
+          <w:sz w:val="18"/>
+        </w:rPr>
+        <w:t>dbt</w:t>
+      </w:r>
+      <w:proofErr w:type="spellEnd"/>
+      <w:r>
+        <w:rPr>
+          <w:i/>
+          <w:sz w:val="18"/>
+        </w:rPr>
+        <w:t>, quality, analysis, and ML assets.</w:t>
       </w:r>
     </w:p>
     <w:tbl>
@@ -2604,12 +4587,21 @@
             <w:shd w:val="clear" w:color="auto" w:fill="D9EAF7"/>
           </w:tcPr>
           <w:p>
+            <w:proofErr w:type="spellStart"/>
             <w:r>
               <w:rPr>
                 <w:b/>
                 <w:sz w:val="18"/>
               </w:rPr>
-              <w:t>Dagster Asset</w:t>
+              <w:t>Dagster</w:t>
+            </w:r>
+            <w:proofErr w:type="spellEnd"/>
+            <w:r>
+              <w:rPr>
+                <w:b/>
+                <w:sz w:val="18"/>
+              </w:rPr>
+              <w:t xml:space="preserve"> Asset</w:t>
             </w:r>
           </w:p>
         </w:tc>
@@ -2638,11 +4630,19 @@
             <w:tcW w:w="5184" w:type="dxa"/>
           </w:tcPr>
           <w:p>
-            <w:r>
-              <w:rPr>
-                <w:sz w:val="17"/>
-              </w:rPr>
-              <w:t>dbt assets</w:t>
+            <w:proofErr w:type="spellStart"/>
+            <w:r>
+              <w:rPr>
+                <w:sz w:val="17"/>
+              </w:rPr>
+              <w:t>dbt</w:t>
+            </w:r>
+            <w:proofErr w:type="spellEnd"/>
+            <w:r>
+              <w:rPr>
+                <w:sz w:val="17"/>
+              </w:rPr>
+              <w:t xml:space="preserve"> assets</w:t>
             </w:r>
           </w:p>
         </w:tc>
@@ -2655,7 +4655,21 @@
               <w:rPr>
                 <w:sz w:val="17"/>
               </w:rPr>
-              <w:t>Run dbt staging, dimension, and fact models.</w:t>
+              <w:t xml:space="preserve">Run </w:t>
+            </w:r>
+            <w:proofErr w:type="spellStart"/>
+            <w:r>
+              <w:rPr>
+                <w:sz w:val="17"/>
+              </w:rPr>
+              <w:t>dbt</w:t>
+            </w:r>
+            <w:proofErr w:type="spellEnd"/>
+            <w:r>
+              <w:rPr>
+                <w:sz w:val="17"/>
+              </w:rPr>
+              <w:t xml:space="preserve"> staging, dimension, and fact models.</w:t>
             </w:r>
           </w:p>
         </w:tc>
@@ -2669,11 +4683,19 @@
             <w:tcW w:w="5184" w:type="dxa"/>
           </w:tcPr>
           <w:p>
-            <w:r>
-              <w:rPr>
-                <w:sz w:val="17"/>
-              </w:rPr>
-              <w:t>dbt tests</w:t>
+            <w:proofErr w:type="spellStart"/>
+            <w:r>
+              <w:rPr>
+                <w:sz w:val="17"/>
+              </w:rPr>
+              <w:t>dbt</w:t>
+            </w:r>
+            <w:proofErr w:type="spellEnd"/>
+            <w:r>
+              <w:rPr>
+                <w:sz w:val="17"/>
+              </w:rPr>
+              <w:t xml:space="preserve"> tests</w:t>
             </w:r>
           </w:p>
         </w:tc>
@@ -2686,7 +4708,21 @@
               <w:rPr>
                 <w:sz w:val="17"/>
               </w:rPr>
-              <w:t>Validate uniqueness, not-null, and relationship tests.</w:t>
+              <w:t xml:space="preserve">Validate uniqueness, </w:t>
+            </w:r>
+            <w:proofErr w:type="gramStart"/>
+            <w:r>
+              <w:rPr>
+                <w:sz w:val="17"/>
+              </w:rPr>
+              <w:t>not-null</w:t>
+            </w:r>
+            <w:proofErr w:type="gramEnd"/>
+            <w:r>
+              <w:rPr>
+                <w:sz w:val="17"/>
+              </w:rPr>
+              <w:t>, and relationship tests.</w:t>
             </w:r>
           </w:p>
         </w:tc>
@@ -2717,7 +4753,21 @@
               <w:rPr>
                 <w:sz w:val="17"/>
               </w:rPr>
-              <w:t>Run BigQuery SQL validation checks and save CSV output.</w:t>
+              <w:t xml:space="preserve">Run </w:t>
+            </w:r>
+            <w:proofErr w:type="spellStart"/>
+            <w:r>
+              <w:rPr>
+                <w:sz w:val="17"/>
+              </w:rPr>
+              <w:t>BigQuery</w:t>
+            </w:r>
+            <w:proofErr w:type="spellEnd"/>
+            <w:r>
+              <w:rPr>
+                <w:sz w:val="17"/>
+              </w:rPr>
+              <w:t xml:space="preserve"> SQL validation checks and save CSV output.</w:t>
             </w:r>
           </w:p>
         </w:tc>
@@ -2791,14 +4841,41 @@
         <w:pStyle w:val="Heading1"/>
       </w:pPr>
       <w:r>
-        <w:t>11. Streamlit Dashboard and Cloud Run Deployment</w:t>
+        <w:t xml:space="preserve">11. </w:t>
+      </w:r>
+      <w:proofErr w:type="spellStart"/>
+      <w:r>
+        <w:t>Streamlit</w:t>
+      </w:r>
+      <w:proofErr w:type="spellEnd"/>
+      <w:r>
+        <w:t xml:space="preserve"> Dashboard and Cloud Run Deployment</w:t>
       </w:r>
     </w:p>
     <w:p>
       <w:r>
-        <w:t>The dashboard is implemented using Streamlit and deployed on Google Cloud Run. It queries the BigQuery star schema and displays the six business-question outputs in dashboard tabs. Cloud Run provides a serverless URL for users to access the app without running notebooks locally.</w:t>
+        <w:t xml:space="preserve">The dashboard is implemented using </w:t>
+      </w:r>
+      <w:proofErr w:type="spellStart"/>
+      <w:r>
+        <w:t>Streamlit</w:t>
+      </w:r>
+      <w:proofErr w:type="spellEnd"/>
+      <w:r>
+        <w:t xml:space="preserve"> and deployed on Google Cloud Run. It queries the </w:t>
+      </w:r>
+      <w:proofErr w:type="spellStart"/>
+      <w:r>
+        <w:t>BigQuery</w:t>
+      </w:r>
+      <w:proofErr w:type="spellEnd"/>
+      <w:r>
+        <w:t xml:space="preserve"> star schema and displays the six business-question outputs in dashboard tabs. Cloud Run provides a serverless URL for users to access the app without running notebooks locally.</w:t>
       </w:r>
     </w:p>
+    <w:p/>
+    <w:p/>
+    <w:p/>
     <w:p>
       <w:pPr>
         <w:jc w:val="center"/>
@@ -2854,7 +4931,23 @@
           <w:i/>
           <w:sz w:val="18"/>
         </w:rPr>
-        <w:t>Figure 5. Streamlit dashboard deployment architecture on Google Cloud Run.</w:t>
+        <w:t xml:space="preserve">Figure 5. </w:t>
+      </w:r>
+      <w:proofErr w:type="spellStart"/>
+      <w:r>
+        <w:rPr>
+          <w:i/>
+          <w:sz w:val="18"/>
+        </w:rPr>
+        <w:t>Streamlit</w:t>
+      </w:r>
+      <w:proofErr w:type="spellEnd"/>
+      <w:r>
+        <w:rPr>
+          <w:i/>
+          <w:sz w:val="18"/>
+        </w:rPr>
+        <w:t xml:space="preserve"> dashboard deployment architecture on Google Cloud Run.</w:t>
       </w:r>
     </w:p>
     <w:p>
@@ -2867,7 +4960,15 @@
     </w:p>
     <w:p>
       <w:r>
-        <w:t>The Python analysis notebook and Streamlit dashboard produce tables and charts for the main business questions. The monthly trend chart is limited to the latest 24 months to keep the output readable and useful for executive presentation.</w:t>
+        <w:t xml:space="preserve">The Python analysis notebook and </w:t>
+      </w:r>
+      <w:proofErr w:type="spellStart"/>
+      <w:r>
+        <w:t>Streamlit</w:t>
+      </w:r>
+      <w:proofErr w:type="spellEnd"/>
+      <w:r>
+        <w:t xml:space="preserve"> dashboard produce tables and charts for the main business questions. The monthly trend chart is limited to the latest 24 months to keep the output readable and useful for executive presentation.</w:t>
       </w:r>
     </w:p>
     <w:tbl>
@@ -3203,10 +5304,7 @@
         <w:pStyle w:val="Heading1"/>
       </w:pPr>
       <w:r>
-        <w:t>13</w:t>
-      </w:r>
-      <w:r>
-        <w:t>. Risks and Mitigations</w:t>
+        <w:t>13. Risks and Mitigations</w:t>
       </w:r>
     </w:p>
     <w:tbl>
@@ -3310,7 +5408,21 @@
               <w:rPr>
                 <w:sz w:val="17"/>
               </w:rPr>
-              <w:t>Use dbt tests and Python data quality checks.</w:t>
+              <w:t xml:space="preserve">Use </w:t>
+            </w:r>
+            <w:proofErr w:type="spellStart"/>
+            <w:r>
+              <w:rPr>
+                <w:sz w:val="17"/>
+              </w:rPr>
+              <w:t>dbt</w:t>
+            </w:r>
+            <w:proofErr w:type="spellEnd"/>
+            <w:r>
+              <w:rPr>
+                <w:sz w:val="17"/>
+              </w:rPr>
+              <w:t xml:space="preserve"> tests and Python data quality checks.</w:t>
             </w:r>
           </w:p>
         </w:tc>
@@ -3368,11 +5480,19 @@
             <w:tcW w:w="3456" w:type="dxa"/>
           </w:tcPr>
           <w:p>
-            <w:r>
-              <w:rPr>
-                <w:sz w:val="17"/>
-              </w:rPr>
-              <w:t>BigQuery cost</w:t>
+            <w:proofErr w:type="spellStart"/>
+            <w:r>
+              <w:rPr>
+                <w:sz w:val="17"/>
+              </w:rPr>
+              <w:t>BigQuery</w:t>
+            </w:r>
+            <w:proofErr w:type="spellEnd"/>
+            <w:r>
+              <w:rPr>
+                <w:sz w:val="17"/>
+              </w:rPr>
+              <w:t xml:space="preserve"> cost</w:t>
             </w:r>
           </w:p>
         </w:tc>
@@ -3385,8 +5505,16 @@
               <w:rPr>
                 <w:sz w:val="17"/>
               </w:rPr>
-              <w:t>Higher cloud spend</w:t>
-            </w:r>
+              <w:t xml:space="preserve">Higher cloud </w:t>
+            </w:r>
+            <w:proofErr w:type="gramStart"/>
+            <w:r>
+              <w:rPr>
+                <w:sz w:val="17"/>
+              </w:rPr>
+              <w:t>spend</w:t>
+            </w:r>
+            <w:proofErr w:type="gramEnd"/>
           </w:p>
         </w:tc>
         <w:tc>
@@ -3499,15 +5627,52 @@
       </w:pPr>
       <w:r>
         <w:lastRenderedPageBreak/>
-        <w:t>14</w:t>
-      </w:r>
-      <w:r>
-        <w:t>. Conclusion</w:t>
+        <w:t>14. Conclusion</w:t>
       </w:r>
     </w:p>
     <w:p>
       <w:r>
-        <w:t>The ListenBrainz solution demonstrates a complete data engineering workflow. Raw listening data is transformed using dbt into a star schema in BigQuery, validated through data quality checks, analyzed using Python, orchestrated with Dagster, and presented through a Streamlit dashboard deployed on Cloud Run. The star schema supports efficient analytical queries and provides a strong foundation for future music recommendation and repeat-listen prediction models.</w:t>
+        <w:t xml:space="preserve">The </w:t>
+      </w:r>
+      <w:proofErr w:type="spellStart"/>
+      <w:r>
+        <w:t>ListenBrainz</w:t>
+      </w:r>
+      <w:proofErr w:type="spellEnd"/>
+      <w:r>
+        <w:t xml:space="preserve"> solution demonstrates a complete data engineering workflow. Raw listening data is transformed using </w:t>
+      </w:r>
+      <w:proofErr w:type="spellStart"/>
+      <w:r>
+        <w:t>dbt</w:t>
+      </w:r>
+      <w:proofErr w:type="spellEnd"/>
+      <w:r>
+        <w:t xml:space="preserve"> into a star schema in </w:t>
+      </w:r>
+      <w:proofErr w:type="spellStart"/>
+      <w:r>
+        <w:t>BigQuery</w:t>
+      </w:r>
+      <w:proofErr w:type="spellEnd"/>
+      <w:r>
+        <w:t xml:space="preserve">, validated through data quality checks, analyzed using Python, orchestrated with </w:t>
+      </w:r>
+      <w:proofErr w:type="spellStart"/>
+      <w:r>
+        <w:t>Dagster</w:t>
+      </w:r>
+      <w:proofErr w:type="spellEnd"/>
+      <w:r>
+        <w:t xml:space="preserve">, and presented through a </w:t>
+      </w:r>
+      <w:proofErr w:type="spellStart"/>
+      <w:r>
+        <w:t>Streamlit</w:t>
+      </w:r>
+      <w:proofErr w:type="spellEnd"/>
+      <w:r>
+        <w:t xml:space="preserve"> dashboard deployed on Cloud Run. The star schema supports efficient analytical queries and provides a strong foundation for future music recommendation and repeat-listen prediction models.</w:t>
       </w:r>
     </w:p>
     <w:p>
@@ -3515,30 +5680,36 @@
         <w:pStyle w:val="Heading1"/>
       </w:pPr>
       <w:r>
-        <w:t>15</w:t>
-      </w:r>
-      <w:r>
-        <w:t>. Optional Enhancement</w:t>
-      </w:r>
-      <w:r>
-        <w:t>s</w:t>
+        <w:t>15. Optional Enhancements</w:t>
       </w:r>
     </w:p>
-    <w:p/>
     <w:p>
       <w:pPr>
-        <w:pStyle w:val="Heading1"/>
+        <w:pStyle w:val="Heading2"/>
       </w:pPr>
       <w:r>
-        <w:t>15.1</w:t>
-      </w:r>
-      <w:r>
-        <w:t xml:space="preserve"> Machine Learning Enhancement</w:t>
+        <w:t>15.1 Machine Learning Enhancement</w:t>
       </w:r>
     </w:p>
     <w:p>
       <w:r>
-        <w:t>A future enhancement is a repeat-listen prediction model. The model uses star schema outputs to create features such as user activity, track popularity, artist popularity, listening hour, time period, and weekend flag. Logistic Regression can be used as a baseline, while Random Forest can capture non-linear patterns. A future recommendation system could use collaborative filtering or matrix factorization.</w:t>
+        <w:t xml:space="preserve">A future enhancement is a repeat-listen prediction model. The model uses star schema outputs to create features such as user activity, track popularity, artist popularity, listening </w:t>
+      </w:r>
+      <w:proofErr w:type="gramStart"/>
+      <w:r>
+        <w:t>hour</w:t>
+      </w:r>
+      <w:proofErr w:type="gramEnd"/>
+      <w:r>
+        <w:t xml:space="preserve">, </w:t>
+      </w:r>
+      <w:proofErr w:type="gramStart"/>
+      <w:r>
+        <w:t>time period</w:t>
+      </w:r>
+      <w:proofErr w:type="gramEnd"/>
+      <w:r>
+        <w:t>, and weekend flag. Logistic Regression can be used as a baseline, while Random Forest can capture non-linear patterns. A future recommendation system could use collaborative filtering or matrix factorization.</w:t>
       </w:r>
     </w:p>
     <w:tbl>
@@ -3609,11 +5780,19 @@
             <w:tcW w:w="5184" w:type="dxa"/>
           </w:tcPr>
           <w:p>
-            <w:r>
-              <w:rPr>
-                <w:sz w:val="17"/>
-              </w:rPr>
-              <w:t>repeated_listen: 1 if a user listened to a track more than once, otherwise 0.</w:t>
+            <w:proofErr w:type="spellStart"/>
+            <w:r>
+              <w:rPr>
+                <w:sz w:val="17"/>
+              </w:rPr>
+              <w:t>repeated_listen</w:t>
+            </w:r>
+            <w:proofErr w:type="spellEnd"/>
+            <w:r>
+              <w:rPr>
+                <w:sz w:val="17"/>
+              </w:rPr>
+              <w:t>: 1 if a user listened to a track more than once, otherwise 0.</w:t>
             </w:r>
           </w:p>
         </w:tc>
@@ -3733,11 +5912,89 @@
             <w:tcW w:w="5184" w:type="dxa"/>
           </w:tcPr>
           <w:p>
-            <w:r>
-              <w:rPr>
-                <w:sz w:val="17"/>
-              </w:rPr>
-              <w:t>fact_listening_events, dim_user, dim_track, dim_artist, dim_date, dim_time.</w:t>
+            <w:proofErr w:type="spellStart"/>
+            <w:r>
+              <w:rPr>
+                <w:sz w:val="17"/>
+              </w:rPr>
+              <w:t>fact_listening_events</w:t>
+            </w:r>
+            <w:proofErr w:type="spellEnd"/>
+            <w:r>
+              <w:rPr>
+                <w:sz w:val="17"/>
+              </w:rPr>
+              <w:t xml:space="preserve">, </w:t>
+            </w:r>
+            <w:proofErr w:type="spellStart"/>
+            <w:r>
+              <w:rPr>
+                <w:sz w:val="17"/>
+              </w:rPr>
+              <w:t>dim_user</w:t>
+            </w:r>
+            <w:proofErr w:type="spellEnd"/>
+            <w:r>
+              <w:rPr>
+                <w:sz w:val="17"/>
+              </w:rPr>
+              <w:t xml:space="preserve">, </w:t>
+            </w:r>
+            <w:proofErr w:type="spellStart"/>
+            <w:r>
+              <w:rPr>
+                <w:sz w:val="17"/>
+              </w:rPr>
+              <w:t>dim_track</w:t>
+            </w:r>
+            <w:proofErr w:type="spellEnd"/>
+            <w:r>
+              <w:rPr>
+                <w:sz w:val="17"/>
+              </w:rPr>
+              <w:t xml:space="preserve">, </w:t>
+            </w:r>
+            <w:proofErr w:type="spellStart"/>
+            <w:r>
+              <w:rPr>
+                <w:sz w:val="17"/>
+              </w:rPr>
+              <w:t>dim_artist</w:t>
+            </w:r>
+            <w:proofErr w:type="spellEnd"/>
+            <w:r>
+              <w:rPr>
+                <w:sz w:val="17"/>
+              </w:rPr>
+              <w:t xml:space="preserve">, </w:t>
+            </w:r>
+            <w:proofErr w:type="spellStart"/>
+            <w:r>
+              <w:rPr>
+                <w:sz w:val="17"/>
+              </w:rPr>
+              <w:t>dim_date</w:t>
+            </w:r>
+            <w:proofErr w:type="spellEnd"/>
+            <w:r>
+              <w:rPr>
+                <w:sz w:val="17"/>
+              </w:rPr>
+              <w:t xml:space="preserve">, </w:t>
+            </w:r>
+            <w:proofErr w:type="spellStart"/>
+            <w:r>
+              <w:rPr>
+                <w:sz w:val="17"/>
+              </w:rPr>
+              <w:t>dim_time</w:t>
+            </w:r>
+            <w:proofErr w:type="spellEnd"/>
+            <w:r>
+              <w:rPr>
+                <w:sz w:val="17"/>
+              </w:rPr>
+              <w:t>.</w:t>
             </w:r>
           </w:p>
         </w:tc>
@@ -3747,18 +6004,23 @@
     <w:p/>
     <w:p>
       <w:pPr>
-        <w:pStyle w:val="Heading1"/>
+        <w:pStyle w:val="Heading2"/>
       </w:pPr>
       <w:r>
-        <w:t xml:space="preserve">15.2 </w:t>
-      </w:r>
-      <w:r>
-        <w:t>Kafka and Spark Streaming Incorporation</w:t>
+        <w:t>15.2 Kafka and Spark Streaming Incorporation</w:t>
       </w:r>
     </w:p>
     <w:p>
       <w:r>
-        <w:t>As an optional future enhancement, the ListenBrainz pipeline can incorporate Kafka and Spark Structured Streaming to support near real-time processing of high-volume music listening events. Music listening activity can happen at any time of the day, and popular songs can generate large volumes of play events within short time windows. A streaming layer would allow the system to monitor listening trends, top songs, and unusual spikes with lower latency than a purely batch-based pipeline.</w:t>
+        <w:t xml:space="preserve">As an optional future enhancement, the </w:t>
+      </w:r>
+      <w:proofErr w:type="spellStart"/>
+      <w:r>
+        <w:t>ListenBrainz</w:t>
+      </w:r>
+      <w:proofErr w:type="spellEnd"/>
+      <w:r>
+        <w:t xml:space="preserve"> pipeline can incorporate Kafka and Spark Structured Streaming to support near real-time processing of high-volume music listening events. Music listening activity can happen at any time of the day, and popular songs can generate large volumes of play events within short time windows. A streaming layer would allow the system to monitor listening trends, top songs, and unusual spikes with lower latency than a purely batch-based pipeline.</w:t>
       </w:r>
     </w:p>
     <w:p>
@@ -3769,6 +6031,7 @@
         <w:rPr>
           <w:noProof/>
         </w:rPr>
+        <w:lastRenderedPageBreak/>
         <w:drawing>
           <wp:inline distT="0" distB="0" distL="0" distR="0" wp14:anchorId="3D692F9F" wp14:editId="0754AA5A">
             <wp:extent cx="6583680" cy="3811604"/>
@@ -3815,24 +6078,31 @@
           <w:i/>
           <w:sz w:val="18"/>
         </w:rPr>
-        <w:t>Figure 6. Optional Kafka and Spark Streaming enhancement for near real-time ListenBrainz analytics.</w:t>
+        <w:t xml:space="preserve">Figure 6. Optional Kafka and Spark Streaming enhancement for near real-time </w:t>
+      </w:r>
+      <w:proofErr w:type="spellStart"/>
+      <w:r>
+        <w:rPr>
+          <w:i/>
+          <w:sz w:val="18"/>
+        </w:rPr>
+        <w:t>ListenBrainz</w:t>
+      </w:r>
+      <w:proofErr w:type="spellEnd"/>
+      <w:r>
+        <w:rPr>
+          <w:i/>
+          <w:sz w:val="18"/>
+        </w:rPr>
+        <w:t xml:space="preserve"> analytics.</w:t>
       </w:r>
     </w:p>
     <w:p>
       <w:pPr>
-        <w:pStyle w:val="Heading2"/>
+        <w:pStyle w:val="Heading3"/>
       </w:pPr>
       <w:r>
-        <w:t>15</w:t>
-      </w:r>
-      <w:r>
-        <w:t>.</w:t>
-      </w:r>
-      <w:r>
-        <w:t>2.1</w:t>
-      </w:r>
-      <w:r>
-        <w:t xml:space="preserve"> Streaming Architecture Overview</w:t>
+        <w:t>15.2.1 Streaming Architecture Overview</w:t>
       </w:r>
     </w:p>
     <w:tbl>
@@ -3954,7 +6224,6 @@
               <w:rPr>
                 <w:sz w:val="17"/>
               </w:rPr>
-              <w:lastRenderedPageBreak/>
               <w:t>Kafka topic: listen-events</w:t>
             </w:r>
           </w:p>
@@ -3968,7 +6237,35 @@
               <w:rPr>
                 <w:sz w:val="17"/>
               </w:rPr>
-              <w:t>Stores listening events temporarily and decouples producers from consumers.</w:t>
+              <w:t xml:space="preserve">Stores </w:t>
+            </w:r>
+            <w:proofErr w:type="gramStart"/>
+            <w:r>
+              <w:rPr>
+                <w:sz w:val="17"/>
+              </w:rPr>
+              <w:t>listening</w:t>
+            </w:r>
+            <w:proofErr w:type="gramEnd"/>
+            <w:r>
+              <w:rPr>
+                <w:sz w:val="17"/>
+              </w:rPr>
+              <w:t xml:space="preserve"> events temporarily and </w:t>
+            </w:r>
+            <w:proofErr w:type="gramStart"/>
+            <w:r>
+              <w:rPr>
+                <w:sz w:val="17"/>
+              </w:rPr>
+              <w:t>decouples</w:t>
+            </w:r>
+            <w:proofErr w:type="gramEnd"/>
+            <w:r>
+              <w:rPr>
+                <w:sz w:val="17"/>
+              </w:rPr>
+              <w:t xml:space="preserve"> producers from consumers.</w:t>
             </w:r>
           </w:p>
         </w:tc>
@@ -4039,11 +6336,19 @@
             <w:tcW w:w="3456" w:type="dxa"/>
           </w:tcPr>
           <w:p>
-            <w:r>
-              <w:rPr>
-                <w:sz w:val="17"/>
-              </w:rPr>
-              <w:t>BigQuery bronze table</w:t>
+            <w:proofErr w:type="spellStart"/>
+            <w:r>
+              <w:rPr>
+                <w:sz w:val="17"/>
+              </w:rPr>
+              <w:t>BigQuery</w:t>
+            </w:r>
+            <w:proofErr w:type="spellEnd"/>
+            <w:r>
+              <w:rPr>
+                <w:sz w:val="17"/>
+              </w:rPr>
+              <w:t xml:space="preserve"> bronze table</w:t>
             </w:r>
           </w:p>
         </w:tc>
@@ -4083,11 +6388,21 @@
             <w:tcW w:w="3456" w:type="dxa"/>
           </w:tcPr>
           <w:p>
-            <w:r>
-              <w:rPr>
-                <w:sz w:val="17"/>
-              </w:rPr>
-              <w:t>BigQuery gold streaming tables</w:t>
+            <w:proofErr w:type="spellStart"/>
+            <w:proofErr w:type="gramStart"/>
+            <w:r>
+              <w:rPr>
+                <w:sz w:val="17"/>
+              </w:rPr>
+              <w:t>BigQuery</w:t>
+            </w:r>
+            <w:proofErr w:type="spellEnd"/>
+            <w:proofErr w:type="gramEnd"/>
+            <w:r>
+              <w:rPr>
+                <w:sz w:val="17"/>
+              </w:rPr>
+              <w:t xml:space="preserve"> gold streaming tables</w:t>
             </w:r>
           </w:p>
         </w:tc>
@@ -4127,11 +6442,19 @@
             <w:tcW w:w="3456" w:type="dxa"/>
           </w:tcPr>
           <w:p>
-            <w:r>
-              <w:rPr>
-                <w:sz w:val="17"/>
-              </w:rPr>
-              <w:t>dbt batch models</w:t>
+            <w:proofErr w:type="spellStart"/>
+            <w:r>
+              <w:rPr>
+                <w:sz w:val="17"/>
+              </w:rPr>
+              <w:t>dbt</w:t>
+            </w:r>
+            <w:proofErr w:type="spellEnd"/>
+            <w:r>
+              <w:rPr>
+                <w:sz w:val="17"/>
+              </w:rPr>
+              <w:t xml:space="preserve"> batch models</w:t>
             </w:r>
           </w:p>
         </w:tc>
@@ -4140,11 +6463,33 @@
             <w:tcW w:w="3456" w:type="dxa"/>
           </w:tcPr>
           <w:p>
-            <w:r>
-              <w:rPr>
-                <w:sz w:val="17"/>
-              </w:rPr>
-              <w:t>Continues to build the trusted star schema for official reporting.</w:t>
+            <w:proofErr w:type="gramStart"/>
+            <w:r>
+              <w:rPr>
+                <w:sz w:val="17"/>
+              </w:rPr>
+              <w:t>Continues</w:t>
+            </w:r>
+            <w:proofErr w:type="gramEnd"/>
+            <w:r>
+              <w:rPr>
+                <w:sz w:val="17"/>
+              </w:rPr>
+              <w:t xml:space="preserve"> to build the trusted star </w:t>
+            </w:r>
+            <w:proofErr w:type="gramStart"/>
+            <w:r>
+              <w:rPr>
+                <w:sz w:val="17"/>
+              </w:rPr>
+              <w:t>schema</w:t>
+            </w:r>
+            <w:proofErr w:type="gramEnd"/>
+            <w:r>
+              <w:rPr>
+                <w:sz w:val="17"/>
+              </w:rPr>
+              <w:t xml:space="preserve"> for official reporting.</w:t>
             </w:r>
           </w:p>
         </w:tc>
@@ -4171,11 +6516,19 @@
             <w:tcW w:w="3456" w:type="dxa"/>
           </w:tcPr>
           <w:p>
-            <w:r>
-              <w:rPr>
-                <w:sz w:val="17"/>
-              </w:rPr>
-              <w:t>Streamlit dashboard</w:t>
+            <w:proofErr w:type="spellStart"/>
+            <w:r>
+              <w:rPr>
+                <w:sz w:val="17"/>
+              </w:rPr>
+              <w:t>Streamlit</w:t>
+            </w:r>
+            <w:proofErr w:type="spellEnd"/>
+            <w:r>
+              <w:rPr>
+                <w:sz w:val="17"/>
+              </w:rPr>
+              <w:t xml:space="preserve"> dashboard</w:t>
             </w:r>
           </w:p>
         </w:tc>
@@ -4210,19 +6563,10 @@
     <w:p/>
     <w:p>
       <w:pPr>
-        <w:pStyle w:val="Heading2"/>
+        <w:pStyle w:val="Heading3"/>
       </w:pPr>
       <w:r>
-        <w:t>15</w:t>
-      </w:r>
-      <w:r>
-        <w:t>.2</w:t>
-      </w:r>
-      <w:r>
-        <w:t>.2</w:t>
-      </w:r>
-      <w:r>
-        <w:t xml:space="preserve"> Streaming Use Cases</w:t>
+        <w:t>15.2.2 Streaming Use Cases</w:t>
       </w:r>
     </w:p>
     <w:tbl>
@@ -4454,11 +6798,19 @@
             <w:tcW w:w="3456" w:type="dxa"/>
           </w:tcPr>
           <w:p>
-            <w:r>
-              <w:rPr>
-                <w:sz w:val="17"/>
-              </w:rPr>
-              <w:t>Helps detect data pipeline issues or sudden popularity changes.</w:t>
+            <w:proofErr w:type="gramStart"/>
+            <w:r>
+              <w:rPr>
+                <w:sz w:val="17"/>
+              </w:rPr>
+              <w:t>Helps</w:t>
+            </w:r>
+            <w:proofErr w:type="gramEnd"/>
+            <w:r>
+              <w:rPr>
+                <w:sz w:val="17"/>
+              </w:rPr>
+              <w:t xml:space="preserve"> detect data pipeline issues or sudden popularity changes.</w:t>
             </w:r>
           </w:p>
         </w:tc>
@@ -4511,13 +6863,11 @@
     <w:p/>
     <w:p>
       <w:pPr>
-        <w:pStyle w:val="Heading2"/>
+        <w:pStyle w:val="Heading3"/>
       </w:pPr>
       <w:r>
-        <w:t>15.2.</w:t>
-      </w:r>
-      <w:r>
-        <w:t>3 Batch vs Streaming Design Justification</w:t>
+        <w:lastRenderedPageBreak/>
+        <w:t>15.2.3 Batch vs Streaming Design Justification</w:t>
       </w:r>
     </w:p>
     <w:tbl>
@@ -4652,7 +7002,35 @@
               <w:rPr>
                 <w:sz w:val="17"/>
               </w:rPr>
-              <w:t>Lower operational complexity using BigQuery and dbt.</w:t>
+              <w:t xml:space="preserve">Lower operational complexity using </w:t>
+            </w:r>
+            <w:proofErr w:type="spellStart"/>
+            <w:r>
+              <w:rPr>
+                <w:sz w:val="17"/>
+              </w:rPr>
+              <w:t>BigQuery</w:t>
+            </w:r>
+            <w:proofErr w:type="spellEnd"/>
+            <w:r>
+              <w:rPr>
+                <w:sz w:val="17"/>
+              </w:rPr>
+              <w:t xml:space="preserve"> and </w:t>
+            </w:r>
+            <w:proofErr w:type="spellStart"/>
+            <w:r>
+              <w:rPr>
+                <w:sz w:val="17"/>
+              </w:rPr>
+              <w:t>dbt</w:t>
+            </w:r>
+            <w:proofErr w:type="spellEnd"/>
+            <w:r>
+              <w:rPr>
+                <w:sz w:val="17"/>
+              </w:rPr>
+              <w:t>.</w:t>
             </w:r>
           </w:p>
         </w:tc>
@@ -4696,7 +7074,21 @@
               <w:rPr>
                 <w:sz w:val="17"/>
               </w:rPr>
-              <w:t>Controlled by scheduled queries and dbt runs.</w:t>
+              <w:t xml:space="preserve">Controlled by scheduled queries and </w:t>
+            </w:r>
+            <w:proofErr w:type="spellStart"/>
+            <w:r>
+              <w:rPr>
+                <w:sz w:val="17"/>
+              </w:rPr>
+              <w:t>dbt</w:t>
+            </w:r>
+            <w:proofErr w:type="spellEnd"/>
+            <w:r>
+              <w:rPr>
+                <w:sz w:val="17"/>
+              </w:rPr>
+              <w:t xml:space="preserve"> runs.</w:t>
             </w:r>
           </w:p>
         </w:tc>
@@ -4806,18 +7198,31 @@
     <w:p/>
     <w:p>
       <w:pPr>
-        <w:pStyle w:val="Heading2"/>
+        <w:pStyle w:val="Heading3"/>
       </w:pPr>
       <w:r>
-        <w:t>15.2</w:t>
-      </w:r>
-      <w:r>
-        <w:t>.4 Recommendation</w:t>
+        <w:t>15.2.4 Recommendation</w:t>
       </w:r>
     </w:p>
     <w:p>
       <w:r>
-        <w:t>Kafka and Spark Streaming are recommended as an optional enhancement rather than the first implementation phase. The current BigQuery + dbt star schema is appropriate for reliable batch analytics and executive reporting. A streaming layer should be added when the business requires live trend monitoring, high-volume event processing, or real-time recommendation features. This phased approach reduces initial delivery risk while keeping the architecture scalable for future real-time use cases.</w:t>
+        <w:t xml:space="preserve">Kafka and Spark Streaming are recommended as an optional enhancement rather than the first implementation phase. The current </w:t>
+      </w:r>
+      <w:proofErr w:type="spellStart"/>
+      <w:r>
+        <w:t>BigQuery</w:t>
+      </w:r>
+      <w:proofErr w:type="spellEnd"/>
+      <w:r>
+        <w:t xml:space="preserve"> + </w:t>
+      </w:r>
+      <w:proofErr w:type="spellStart"/>
+      <w:r>
+        <w:t>dbt</w:t>
+      </w:r>
+      <w:proofErr w:type="spellEnd"/>
+      <w:r>
+        <w:t xml:space="preserve"> star schema is appropriate for reliable batch analytics and executive reporting. A streaming layer should be added when the business requires live trend monitoring, high-volume event processing, or real-time recommendation features. This phased approach reduces initial delivery risk while keeping the architecture scalable for future real-time use cases.</w:t>
       </w:r>
     </w:p>
     <w:sectPr>
@@ -5639,7 +8044,6 @@
   <w:style w:type="character" w:default="1" w:styleId="DefaultParagraphFont">
     <w:name w:val="Default Paragraph Font"/>
     <w:uiPriority w:val="1"/>
-    <w:semiHidden/>
     <w:unhideWhenUsed/>
   </w:style>
   <w:style w:type="table" w:default="1" w:styleId="TableNormal">

--- a/assets/ListenBrainz_Technical_Design_Documentation.docx
+++ b/assets/ListenBrainz_Technical_Design_Documentation.docx
@@ -5,6 +5,11 @@
     <w:p>
       <w:pPr>
         <w:jc w:val="center"/>
+        <w:rPr>
+          <w:b/>
+          <w:color w:val="1F4E79"/>
+          <w:sz w:val="44"/>
+        </w:rPr>
       </w:pPr>
       <w:r>
         <w:rPr>
@@ -17,11 +22,1891 @@
     </w:p>
     <w:p>
       <w:pPr>
+        <w:jc w:val="center"/>
+        <w:rPr>
+          <w:b/>
+          <w:color w:val="1F4E79"/>
+          <w:sz w:val="44"/>
+        </w:rPr>
+      </w:pPr>
+    </w:p>
+    <w:p>
+      <w:pPr>
+        <w:jc w:val="center"/>
+        <w:rPr>
+          <w:b/>
+          <w:color w:val="1F4E79"/>
+          <w:sz w:val="44"/>
+        </w:rPr>
+      </w:pPr>
+    </w:p>
+    <w:p>
+      <w:pPr>
+        <w:jc w:val="center"/>
+        <w:rPr>
+          <w:b/>
+          <w:color w:val="1F4E79"/>
+          <w:sz w:val="44"/>
+        </w:rPr>
+      </w:pPr>
+    </w:p>
+    <w:p>
+      <w:pPr>
+        <w:pStyle w:val="Heading1"/>
+        <w:jc w:val="center"/>
+        <w:rPr>
+          <w:lang w:val="en-SG"/>
+        </w:rPr>
+      </w:pPr>
+      <w:r>
+        <w:rPr>
+          <w:rFonts w:ascii="Segoe UI Emoji" w:hAnsi="Segoe UI Emoji" w:cs="Segoe UI Emoji"/>
+          <w:lang w:val="en-SG"/>
+        </w:rPr>
+        <w:t>🎧</w:t>
+      </w:r>
+      <w:proofErr w:type="spellStart"/>
+      <w:r>
+        <w:rPr>
+          <w:lang w:val="en-SG"/>
+        </w:rPr>
+        <w:t>Listen</w:t>
+      </w:r>
+      <w:r>
+        <w:rPr>
+          <w:lang w:val="en-SG"/>
+        </w:rPr>
+        <w:t>Brainz</w:t>
+      </w:r>
+      <w:proofErr w:type="spellEnd"/>
+    </w:p>
+    <w:p>
+      <w:pPr>
+        <w:rPr>
+          <w:lang w:val="en-SG"/>
+        </w:rPr>
+      </w:pPr>
+    </w:p>
+    <w:p>
+      <w:pPr>
+        <w:rPr>
+          <w:lang w:val="en-SG"/>
+        </w:rPr>
+      </w:pPr>
+    </w:p>
+    <w:p>
+      <w:pPr>
+        <w:jc w:val="center"/>
+        <w:rPr>
+          <w:lang w:val="en-SG"/>
+        </w:rPr>
+      </w:pPr>
+    </w:p>
+    <w:p>
+      <w:pPr>
+        <w:ind w:right="100"/>
+        <w:jc w:val="center"/>
+        <w:rPr>
+          <w:rStyle w:val="BookTitle"/>
+          <w:lang w:val="en-SG"/>
+        </w:rPr>
+      </w:pPr>
+      <w:r>
+        <w:rPr>
+          <w:rStyle w:val="BookTitle"/>
+          <w:lang w:val="en-SG"/>
+        </w:rPr>
+        <w:t>Team7 Members</w:t>
+      </w:r>
+    </w:p>
+    <w:p>
+      <w:pPr>
+        <w:ind w:right="100"/>
+        <w:jc w:val="center"/>
+        <w:rPr>
+          <w:lang w:val="en-SG"/>
+        </w:rPr>
+      </w:pPr>
+      <w:r>
+        <w:rPr>
+          <w:lang w:val="en-SG"/>
+        </w:rPr>
+        <w:t>Calvin Chua</w:t>
+      </w:r>
+    </w:p>
+    <w:p>
+      <w:pPr>
+        <w:ind w:right="100"/>
+        <w:jc w:val="center"/>
+        <w:rPr>
+          <w:lang w:val="en-SG"/>
+        </w:rPr>
+      </w:pPr>
+      <w:r>
+        <w:rPr>
+          <w:lang w:val="en-SG"/>
+        </w:rPr>
+        <w:t>Elena</w:t>
+      </w:r>
+    </w:p>
+    <w:p>
+      <w:pPr>
+        <w:ind w:right="100"/>
+        <w:jc w:val="center"/>
+        <w:rPr>
+          <w:lang w:val="en-SG"/>
+        </w:rPr>
+      </w:pPr>
+      <w:r>
+        <w:rPr>
+          <w:lang w:val="en-SG"/>
+        </w:rPr>
+        <w:t>Foo yin</w:t>
+      </w:r>
+    </w:p>
+    <w:p>
+      <w:pPr>
+        <w:ind w:right="100"/>
+        <w:jc w:val="center"/>
+        <w:rPr>
+          <w:lang w:val="en-SG"/>
+        </w:rPr>
+      </w:pPr>
+      <w:r>
+        <w:rPr>
+          <w:lang w:val="en-SG"/>
+        </w:rPr>
+        <w:t xml:space="preserve">San </w:t>
+      </w:r>
+      <w:proofErr w:type="spellStart"/>
+      <w:r>
+        <w:rPr>
+          <w:lang w:val="en-SG"/>
+        </w:rPr>
+        <w:t>San</w:t>
+      </w:r>
+      <w:proofErr w:type="spellEnd"/>
+    </w:p>
+    <w:p>
+      <w:pPr>
+        <w:ind w:right="100"/>
+        <w:jc w:val="center"/>
+        <w:rPr>
+          <w:lang w:val="en-SG"/>
+        </w:rPr>
+      </w:pPr>
+      <w:r>
+        <w:rPr>
+          <w:lang w:val="en-SG"/>
+        </w:rPr>
+        <w:t>Shalini</w:t>
+      </w:r>
+    </w:p>
+    <w:p>
+      <w:pPr>
+        <w:ind w:right="100"/>
+        <w:jc w:val="center"/>
+        <w:rPr>
+          <w:lang w:val="en-SG"/>
+        </w:rPr>
+      </w:pPr>
+      <w:r>
+        <w:rPr>
+          <w:lang w:val="en-SG"/>
+        </w:rPr>
+        <w:t>Wee Yeh</w:t>
+      </w:r>
+    </w:p>
+    <w:p>
+      <w:pPr>
+        <w:ind w:right="100"/>
+        <w:jc w:val="right"/>
+        <w:rPr>
+          <w:lang w:val="en-SG"/>
+        </w:rPr>
+      </w:pPr>
+    </w:p>
+    <w:p>
+      <w:pPr>
+        <w:ind w:right="100"/>
+        <w:jc w:val="right"/>
+        <w:rPr>
+          <w:lang w:val="en-SG"/>
+        </w:rPr>
+      </w:pPr>
+    </w:p>
+    <w:p>
+      <w:pPr>
+        <w:jc w:val="center"/>
+        <w:rPr>
+          <w:b/>
+          <w:color w:val="1F4E79"/>
+          <w:sz w:val="44"/>
+        </w:rPr>
+      </w:pPr>
+    </w:p>
+    <w:p>
+      <w:pPr>
+        <w:jc w:val="center"/>
+        <w:rPr>
+          <w:b/>
+          <w:color w:val="1F4E79"/>
+          <w:sz w:val="44"/>
+        </w:rPr>
+      </w:pPr>
+    </w:p>
+    <w:p>
+      <w:pPr>
+        <w:rPr>
+          <w:b/>
+          <w:sz w:val="44"/>
+        </w:rPr>
+      </w:pPr>
+      <w:r>
+        <w:rPr>
+          <w:b/>
+          <w:sz w:val="44"/>
+        </w:rPr>
+        <w:br w:type="page"/>
+      </w:r>
+      <w:r>
+        <w:rPr>
+          <w:b/>
+          <w:sz w:val="44"/>
+        </w:rPr>
+        <w:lastRenderedPageBreak/>
+        <w:tab/>
+      </w:r>
+    </w:p>
+    <w:sdt>
+      <w:sdtPr>
+        <w:id w:val="1397862201"/>
+        <w:docPartObj>
+          <w:docPartGallery w:val="Table of Contents"/>
+          <w:docPartUnique/>
+        </w:docPartObj>
+      </w:sdtPr>
+      <w:sdtEndPr>
+        <w:rPr>
+          <w:rFonts w:ascii="Arial" w:eastAsiaTheme="minorEastAsia" w:hAnsi="Arial" w:cstheme="minorBidi"/>
+          <w:noProof/>
+          <w:color w:val="auto"/>
+          <w:sz w:val="20"/>
+          <w:szCs w:val="22"/>
+        </w:rPr>
+      </w:sdtEndPr>
+      <w:sdtContent>
+        <w:p>
+          <w:pPr>
+            <w:pStyle w:val="TOCHeading"/>
+            <w:jc w:val="center"/>
+          </w:pPr>
+          <w:r>
+            <w:t>Contents</w:t>
+          </w:r>
+        </w:p>
+        <w:p>
+          <w:pPr>
+            <w:pStyle w:val="TOC1"/>
+            <w:tabs>
+              <w:tab w:val="right" w:leader="dot" w:pos="10358"/>
+            </w:tabs>
+            <w:rPr>
+              <w:rFonts w:asciiTheme="minorHAnsi" w:hAnsiTheme="minorHAnsi"/>
+              <w:noProof/>
+              <w:kern w:val="2"/>
+              <w:sz w:val="24"/>
+              <w:szCs w:val="24"/>
+              <w:lang w:val="en-SG" w:eastAsia="zh-CN"/>
+              <w14:ligatures w14:val="standardContextual"/>
+            </w:rPr>
+          </w:pPr>
+          <w:r>
+            <w:fldChar w:fldCharType="begin"/>
+          </w:r>
+          <w:r>
+            <w:instrText xml:space="preserve"> TOC \o "1-3" \h \z \u </w:instrText>
+          </w:r>
+          <w:r>
+            <w:fldChar w:fldCharType="separate"/>
+          </w:r>
+          <w:hyperlink w:anchor="_Toc231894852" w:history="1">
+            <w:r>
+              <w:rPr>
+                <w:rStyle w:val="Hyperlink"/>
+                <w:noProof/>
+              </w:rPr>
+              <w:t>1. Project Overview</w:t>
+            </w:r>
+            <w:r>
+              <w:rPr>
+                <w:noProof/>
+                <w:webHidden/>
+              </w:rPr>
+              <w:tab/>
+            </w:r>
+            <w:r>
+              <w:rPr>
+                <w:noProof/>
+                <w:webHidden/>
+              </w:rPr>
+              <w:fldChar w:fldCharType="begin"/>
+            </w:r>
+            <w:r>
+              <w:rPr>
+                <w:noProof/>
+                <w:webHidden/>
+              </w:rPr>
+              <w:instrText xml:space="preserve"> PAGEREF _Toc231894852 \h </w:instrText>
+            </w:r>
+            <w:r>
+              <w:rPr>
+                <w:noProof/>
+                <w:webHidden/>
+              </w:rPr>
+            </w:r>
+            <w:r>
+              <w:rPr>
+                <w:noProof/>
+                <w:webHidden/>
+              </w:rPr>
+              <w:fldChar w:fldCharType="separate"/>
+            </w:r>
+            <w:r>
+              <w:rPr>
+                <w:noProof/>
+                <w:webHidden/>
+              </w:rPr>
+              <w:t>2</w:t>
+            </w:r>
+            <w:r>
+              <w:rPr>
+                <w:noProof/>
+                <w:webHidden/>
+              </w:rPr>
+              <w:fldChar w:fldCharType="end"/>
+            </w:r>
+          </w:hyperlink>
+        </w:p>
+        <w:p>
+          <w:pPr>
+            <w:pStyle w:val="TOC1"/>
+            <w:tabs>
+              <w:tab w:val="right" w:leader="dot" w:pos="10358"/>
+            </w:tabs>
+            <w:rPr>
+              <w:rFonts w:asciiTheme="minorHAnsi" w:hAnsiTheme="minorHAnsi"/>
+              <w:noProof/>
+              <w:kern w:val="2"/>
+              <w:sz w:val="24"/>
+              <w:szCs w:val="24"/>
+              <w:lang w:val="en-SG" w:eastAsia="zh-CN"/>
+              <w14:ligatures w14:val="standardContextual"/>
+            </w:rPr>
+          </w:pPr>
+          <w:hyperlink w:anchor="_Toc231894853" w:history="1">
+            <w:r>
+              <w:rPr>
+                <w:rStyle w:val="Hyperlink"/>
+                <w:noProof/>
+              </w:rPr>
+              <w:t>2. Business Questions</w:t>
+            </w:r>
+            <w:r>
+              <w:rPr>
+                <w:noProof/>
+                <w:webHidden/>
+              </w:rPr>
+              <w:tab/>
+            </w:r>
+            <w:r>
+              <w:rPr>
+                <w:noProof/>
+                <w:webHidden/>
+              </w:rPr>
+              <w:fldChar w:fldCharType="begin"/>
+            </w:r>
+            <w:r>
+              <w:rPr>
+                <w:noProof/>
+                <w:webHidden/>
+              </w:rPr>
+              <w:instrText xml:space="preserve"> PAGEREF _Toc231894853 \h </w:instrText>
+            </w:r>
+            <w:r>
+              <w:rPr>
+                <w:noProof/>
+                <w:webHidden/>
+              </w:rPr>
+            </w:r>
+            <w:r>
+              <w:rPr>
+                <w:noProof/>
+                <w:webHidden/>
+              </w:rPr>
+              <w:fldChar w:fldCharType="separate"/>
+            </w:r>
+            <w:r>
+              <w:rPr>
+                <w:noProof/>
+                <w:webHidden/>
+              </w:rPr>
+              <w:t>2</w:t>
+            </w:r>
+            <w:r>
+              <w:rPr>
+                <w:noProof/>
+                <w:webHidden/>
+              </w:rPr>
+              <w:fldChar w:fldCharType="end"/>
+            </w:r>
+          </w:hyperlink>
+        </w:p>
+        <w:p>
+          <w:pPr>
+            <w:pStyle w:val="TOC1"/>
+            <w:tabs>
+              <w:tab w:val="right" w:leader="dot" w:pos="10358"/>
+            </w:tabs>
+            <w:rPr>
+              <w:rFonts w:asciiTheme="minorHAnsi" w:hAnsiTheme="minorHAnsi"/>
+              <w:noProof/>
+              <w:kern w:val="2"/>
+              <w:sz w:val="24"/>
+              <w:szCs w:val="24"/>
+              <w:lang w:val="en-SG" w:eastAsia="zh-CN"/>
+              <w14:ligatures w14:val="standardContextual"/>
+            </w:rPr>
+          </w:pPr>
+          <w:hyperlink w:anchor="_Toc231894854" w:history="1">
+            <w:r>
+              <w:rPr>
+                <w:rStyle w:val="Hyperlink"/>
+                <w:noProof/>
+              </w:rPr>
+              <w:t>3. Pipeline Architecture</w:t>
+            </w:r>
+            <w:r>
+              <w:rPr>
+                <w:noProof/>
+                <w:webHidden/>
+              </w:rPr>
+              <w:tab/>
+            </w:r>
+            <w:r>
+              <w:rPr>
+                <w:noProof/>
+                <w:webHidden/>
+              </w:rPr>
+              <w:fldChar w:fldCharType="begin"/>
+            </w:r>
+            <w:r>
+              <w:rPr>
+                <w:noProof/>
+                <w:webHidden/>
+              </w:rPr>
+              <w:instrText xml:space="preserve"> PAGEREF _Toc231894854 \h </w:instrText>
+            </w:r>
+            <w:r>
+              <w:rPr>
+                <w:noProof/>
+                <w:webHidden/>
+              </w:rPr>
+            </w:r>
+            <w:r>
+              <w:rPr>
+                <w:noProof/>
+                <w:webHidden/>
+              </w:rPr>
+              <w:fldChar w:fldCharType="separate"/>
+            </w:r>
+            <w:r>
+              <w:rPr>
+                <w:noProof/>
+                <w:webHidden/>
+              </w:rPr>
+              <w:t>2</w:t>
+            </w:r>
+            <w:r>
+              <w:rPr>
+                <w:noProof/>
+                <w:webHidden/>
+              </w:rPr>
+              <w:fldChar w:fldCharType="end"/>
+            </w:r>
+          </w:hyperlink>
+        </w:p>
+        <w:p>
+          <w:pPr>
+            <w:pStyle w:val="TOC1"/>
+            <w:tabs>
+              <w:tab w:val="right" w:leader="dot" w:pos="10358"/>
+            </w:tabs>
+            <w:rPr>
+              <w:rFonts w:asciiTheme="minorHAnsi" w:hAnsiTheme="minorHAnsi"/>
+              <w:noProof/>
+              <w:kern w:val="2"/>
+              <w:sz w:val="24"/>
+              <w:szCs w:val="24"/>
+              <w:lang w:val="en-SG" w:eastAsia="zh-CN"/>
+              <w14:ligatures w14:val="standardContextual"/>
+            </w:rPr>
+          </w:pPr>
+          <w:hyperlink w:anchor="_Toc231894855" w:history="1">
+            <w:r>
+              <w:rPr>
+                <w:rStyle w:val="Hyperlink"/>
+                <w:noProof/>
+              </w:rPr>
+              <w:t>4. Code Documentation</w:t>
+            </w:r>
+            <w:r>
+              <w:rPr>
+                <w:noProof/>
+                <w:webHidden/>
+              </w:rPr>
+              <w:tab/>
+            </w:r>
+            <w:r>
+              <w:rPr>
+                <w:noProof/>
+                <w:webHidden/>
+              </w:rPr>
+              <w:fldChar w:fldCharType="begin"/>
+            </w:r>
+            <w:r>
+              <w:rPr>
+                <w:noProof/>
+                <w:webHidden/>
+              </w:rPr>
+              <w:instrText xml:space="preserve"> PAGEREF _Toc231894855 \h </w:instrText>
+            </w:r>
+            <w:r>
+              <w:rPr>
+                <w:noProof/>
+                <w:webHidden/>
+              </w:rPr>
+            </w:r>
+            <w:r>
+              <w:rPr>
+                <w:noProof/>
+                <w:webHidden/>
+              </w:rPr>
+              <w:fldChar w:fldCharType="separate"/>
+            </w:r>
+            <w:r>
+              <w:rPr>
+                <w:noProof/>
+                <w:webHidden/>
+              </w:rPr>
+              <w:t>3</w:t>
+            </w:r>
+            <w:r>
+              <w:rPr>
+                <w:noProof/>
+                <w:webHidden/>
+              </w:rPr>
+              <w:fldChar w:fldCharType="end"/>
+            </w:r>
+          </w:hyperlink>
+        </w:p>
+        <w:p>
+          <w:pPr>
+            <w:pStyle w:val="TOC1"/>
+            <w:tabs>
+              <w:tab w:val="right" w:leader="dot" w:pos="10358"/>
+            </w:tabs>
+            <w:rPr>
+              <w:rFonts w:asciiTheme="minorHAnsi" w:hAnsiTheme="minorHAnsi"/>
+              <w:noProof/>
+              <w:kern w:val="2"/>
+              <w:sz w:val="24"/>
+              <w:szCs w:val="24"/>
+              <w:lang w:val="en-SG" w:eastAsia="zh-CN"/>
+              <w14:ligatures w14:val="standardContextual"/>
+            </w:rPr>
+          </w:pPr>
+          <w:hyperlink w:anchor="_Toc231894856" w:history="1">
+            <w:r>
+              <w:rPr>
+                <w:rStyle w:val="Hyperlink"/>
+                <w:noProof/>
+              </w:rPr>
+              <w:t>5. Data Lineage</w:t>
+            </w:r>
+            <w:r>
+              <w:rPr>
+                <w:noProof/>
+                <w:webHidden/>
+              </w:rPr>
+              <w:tab/>
+            </w:r>
+            <w:r>
+              <w:rPr>
+                <w:noProof/>
+                <w:webHidden/>
+              </w:rPr>
+              <w:fldChar w:fldCharType="begin"/>
+            </w:r>
+            <w:r>
+              <w:rPr>
+                <w:noProof/>
+                <w:webHidden/>
+              </w:rPr>
+              <w:instrText xml:space="preserve"> PAGEREF _Toc231894856 \h </w:instrText>
+            </w:r>
+            <w:r>
+              <w:rPr>
+                <w:noProof/>
+                <w:webHidden/>
+              </w:rPr>
+            </w:r>
+            <w:r>
+              <w:rPr>
+                <w:noProof/>
+                <w:webHidden/>
+              </w:rPr>
+              <w:fldChar w:fldCharType="separate"/>
+            </w:r>
+            <w:r>
+              <w:rPr>
+                <w:noProof/>
+                <w:webHidden/>
+              </w:rPr>
+              <w:t>3</w:t>
+            </w:r>
+            <w:r>
+              <w:rPr>
+                <w:noProof/>
+                <w:webHidden/>
+              </w:rPr>
+              <w:fldChar w:fldCharType="end"/>
+            </w:r>
+          </w:hyperlink>
+        </w:p>
+        <w:p>
+          <w:pPr>
+            <w:pStyle w:val="TOC1"/>
+            <w:tabs>
+              <w:tab w:val="right" w:leader="dot" w:pos="10358"/>
+            </w:tabs>
+            <w:rPr>
+              <w:rFonts w:asciiTheme="minorHAnsi" w:hAnsiTheme="minorHAnsi"/>
+              <w:noProof/>
+              <w:kern w:val="2"/>
+              <w:sz w:val="24"/>
+              <w:szCs w:val="24"/>
+              <w:lang w:val="en-SG" w:eastAsia="zh-CN"/>
+              <w14:ligatures w14:val="standardContextual"/>
+            </w:rPr>
+          </w:pPr>
+          <w:hyperlink w:anchor="_Toc231894857" w:history="1">
+            <w:r>
+              <w:rPr>
+                <w:rStyle w:val="Hyperlink"/>
+                <w:noProof/>
+              </w:rPr>
+              <w:t>6. Star Schema Design</w:t>
+            </w:r>
+            <w:r>
+              <w:rPr>
+                <w:noProof/>
+                <w:webHidden/>
+              </w:rPr>
+              <w:tab/>
+            </w:r>
+            <w:r>
+              <w:rPr>
+                <w:noProof/>
+                <w:webHidden/>
+              </w:rPr>
+              <w:fldChar w:fldCharType="begin"/>
+            </w:r>
+            <w:r>
+              <w:rPr>
+                <w:noProof/>
+                <w:webHidden/>
+              </w:rPr>
+              <w:instrText xml:space="preserve"> PAGEREF _Toc231894857 \h </w:instrText>
+            </w:r>
+            <w:r>
+              <w:rPr>
+                <w:noProof/>
+                <w:webHidden/>
+              </w:rPr>
+            </w:r>
+            <w:r>
+              <w:rPr>
+                <w:noProof/>
+                <w:webHidden/>
+              </w:rPr>
+              <w:fldChar w:fldCharType="separate"/>
+            </w:r>
+            <w:r>
+              <w:rPr>
+                <w:noProof/>
+                <w:webHidden/>
+              </w:rPr>
+              <w:t>4</w:t>
+            </w:r>
+            <w:r>
+              <w:rPr>
+                <w:noProof/>
+                <w:webHidden/>
+              </w:rPr>
+              <w:fldChar w:fldCharType="end"/>
+            </w:r>
+          </w:hyperlink>
+        </w:p>
+        <w:p>
+          <w:pPr>
+            <w:pStyle w:val="TOC1"/>
+            <w:tabs>
+              <w:tab w:val="right" w:leader="dot" w:pos="10358"/>
+            </w:tabs>
+            <w:rPr>
+              <w:rFonts w:asciiTheme="minorHAnsi" w:hAnsiTheme="minorHAnsi"/>
+              <w:noProof/>
+              <w:kern w:val="2"/>
+              <w:sz w:val="24"/>
+              <w:szCs w:val="24"/>
+              <w:lang w:val="en-SG" w:eastAsia="zh-CN"/>
+              <w14:ligatures w14:val="standardContextual"/>
+            </w:rPr>
+          </w:pPr>
+          <w:hyperlink w:anchor="_Toc231894858" w:history="1">
+            <w:r>
+              <w:rPr>
+                <w:rStyle w:val="Hyperlink"/>
+                <w:noProof/>
+              </w:rPr>
+              <w:t>7. Schema Design Justification</w:t>
+            </w:r>
+            <w:r>
+              <w:rPr>
+                <w:noProof/>
+                <w:webHidden/>
+              </w:rPr>
+              <w:tab/>
+            </w:r>
+            <w:r>
+              <w:rPr>
+                <w:noProof/>
+                <w:webHidden/>
+              </w:rPr>
+              <w:fldChar w:fldCharType="begin"/>
+            </w:r>
+            <w:r>
+              <w:rPr>
+                <w:noProof/>
+                <w:webHidden/>
+              </w:rPr>
+              <w:instrText xml:space="preserve"> PAGEREF _Toc231894858 \h </w:instrText>
+            </w:r>
+            <w:r>
+              <w:rPr>
+                <w:noProof/>
+                <w:webHidden/>
+              </w:rPr>
+            </w:r>
+            <w:r>
+              <w:rPr>
+                <w:noProof/>
+                <w:webHidden/>
+              </w:rPr>
+              <w:fldChar w:fldCharType="separate"/>
+            </w:r>
+            <w:r>
+              <w:rPr>
+                <w:noProof/>
+                <w:webHidden/>
+              </w:rPr>
+              <w:t>4</w:t>
+            </w:r>
+            <w:r>
+              <w:rPr>
+                <w:noProof/>
+                <w:webHidden/>
+              </w:rPr>
+              <w:fldChar w:fldCharType="end"/>
+            </w:r>
+          </w:hyperlink>
+        </w:p>
+        <w:p>
+          <w:pPr>
+            <w:pStyle w:val="TOC1"/>
+            <w:tabs>
+              <w:tab w:val="right" w:leader="dot" w:pos="10358"/>
+            </w:tabs>
+            <w:rPr>
+              <w:rFonts w:asciiTheme="minorHAnsi" w:hAnsiTheme="minorHAnsi"/>
+              <w:noProof/>
+              <w:kern w:val="2"/>
+              <w:sz w:val="24"/>
+              <w:szCs w:val="24"/>
+              <w:lang w:val="en-SG" w:eastAsia="zh-CN"/>
+              <w14:ligatures w14:val="standardContextual"/>
+            </w:rPr>
+          </w:pPr>
+          <w:hyperlink w:anchor="_Toc231894859" w:history="1">
+            <w:r>
+              <w:rPr>
+                <w:rStyle w:val="Hyperlink"/>
+                <w:noProof/>
+              </w:rPr>
+              <w:t>8. Tool Selection and Justification</w:t>
+            </w:r>
+            <w:r>
+              <w:rPr>
+                <w:noProof/>
+                <w:webHidden/>
+              </w:rPr>
+              <w:tab/>
+            </w:r>
+            <w:r>
+              <w:rPr>
+                <w:noProof/>
+                <w:webHidden/>
+              </w:rPr>
+              <w:fldChar w:fldCharType="begin"/>
+            </w:r>
+            <w:r>
+              <w:rPr>
+                <w:noProof/>
+                <w:webHidden/>
+              </w:rPr>
+              <w:instrText xml:space="preserve"> PAGEREF _Toc231894859 \h </w:instrText>
+            </w:r>
+            <w:r>
+              <w:rPr>
+                <w:noProof/>
+                <w:webHidden/>
+              </w:rPr>
+            </w:r>
+            <w:r>
+              <w:rPr>
+                <w:noProof/>
+                <w:webHidden/>
+              </w:rPr>
+              <w:fldChar w:fldCharType="separate"/>
+            </w:r>
+            <w:r>
+              <w:rPr>
+                <w:noProof/>
+                <w:webHidden/>
+              </w:rPr>
+              <w:t>5</w:t>
+            </w:r>
+            <w:r>
+              <w:rPr>
+                <w:noProof/>
+                <w:webHidden/>
+              </w:rPr>
+              <w:fldChar w:fldCharType="end"/>
+            </w:r>
+          </w:hyperlink>
+        </w:p>
+        <w:p>
+          <w:pPr>
+            <w:pStyle w:val="TOC1"/>
+            <w:tabs>
+              <w:tab w:val="right" w:leader="dot" w:pos="10358"/>
+            </w:tabs>
+            <w:rPr>
+              <w:rFonts w:asciiTheme="minorHAnsi" w:hAnsiTheme="minorHAnsi"/>
+              <w:noProof/>
+              <w:kern w:val="2"/>
+              <w:sz w:val="24"/>
+              <w:szCs w:val="24"/>
+              <w:lang w:val="en-SG" w:eastAsia="zh-CN"/>
+              <w14:ligatures w14:val="standardContextual"/>
+            </w:rPr>
+          </w:pPr>
+          <w:hyperlink w:anchor="_Toc231894860" w:history="1">
+            <w:r>
+              <w:rPr>
+                <w:rStyle w:val="Hyperlink"/>
+                <w:noProof/>
+              </w:rPr>
+              <w:t>9. Data Quality Testing</w:t>
+            </w:r>
+            <w:r>
+              <w:rPr>
+                <w:noProof/>
+                <w:webHidden/>
+              </w:rPr>
+              <w:tab/>
+            </w:r>
+            <w:r>
+              <w:rPr>
+                <w:noProof/>
+                <w:webHidden/>
+              </w:rPr>
+              <w:fldChar w:fldCharType="begin"/>
+            </w:r>
+            <w:r>
+              <w:rPr>
+                <w:noProof/>
+                <w:webHidden/>
+              </w:rPr>
+              <w:instrText xml:space="preserve"> PAGEREF _Toc231894860 \h </w:instrText>
+            </w:r>
+            <w:r>
+              <w:rPr>
+                <w:noProof/>
+                <w:webHidden/>
+              </w:rPr>
+            </w:r>
+            <w:r>
+              <w:rPr>
+                <w:noProof/>
+                <w:webHidden/>
+              </w:rPr>
+              <w:fldChar w:fldCharType="separate"/>
+            </w:r>
+            <w:r>
+              <w:rPr>
+                <w:noProof/>
+                <w:webHidden/>
+              </w:rPr>
+              <w:t>5</w:t>
+            </w:r>
+            <w:r>
+              <w:rPr>
+                <w:noProof/>
+                <w:webHidden/>
+              </w:rPr>
+              <w:fldChar w:fldCharType="end"/>
+            </w:r>
+          </w:hyperlink>
+        </w:p>
+        <w:p>
+          <w:pPr>
+            <w:pStyle w:val="TOC1"/>
+            <w:tabs>
+              <w:tab w:val="right" w:leader="dot" w:pos="10358"/>
+            </w:tabs>
+            <w:rPr>
+              <w:rFonts w:asciiTheme="minorHAnsi" w:hAnsiTheme="minorHAnsi"/>
+              <w:noProof/>
+              <w:kern w:val="2"/>
+              <w:sz w:val="24"/>
+              <w:szCs w:val="24"/>
+              <w:lang w:val="en-SG" w:eastAsia="zh-CN"/>
+              <w14:ligatures w14:val="standardContextual"/>
+            </w:rPr>
+          </w:pPr>
+          <w:hyperlink w:anchor="_Toc231894861" w:history="1">
+            <w:r>
+              <w:rPr>
+                <w:rStyle w:val="Hyperlink"/>
+                <w:noProof/>
+              </w:rPr>
+              <w:t>10. Dagster Orchestration</w:t>
+            </w:r>
+            <w:r>
+              <w:rPr>
+                <w:noProof/>
+                <w:webHidden/>
+              </w:rPr>
+              <w:tab/>
+            </w:r>
+            <w:r>
+              <w:rPr>
+                <w:noProof/>
+                <w:webHidden/>
+              </w:rPr>
+              <w:fldChar w:fldCharType="begin"/>
+            </w:r>
+            <w:r>
+              <w:rPr>
+                <w:noProof/>
+                <w:webHidden/>
+              </w:rPr>
+              <w:instrText xml:space="preserve"> PAGEREF _Toc231894861 \h </w:instrText>
+            </w:r>
+            <w:r>
+              <w:rPr>
+                <w:noProof/>
+                <w:webHidden/>
+              </w:rPr>
+            </w:r>
+            <w:r>
+              <w:rPr>
+                <w:noProof/>
+                <w:webHidden/>
+              </w:rPr>
+              <w:fldChar w:fldCharType="separate"/>
+            </w:r>
+            <w:r>
+              <w:rPr>
+                <w:noProof/>
+                <w:webHidden/>
+              </w:rPr>
+              <w:t>6</w:t>
+            </w:r>
+            <w:r>
+              <w:rPr>
+                <w:noProof/>
+                <w:webHidden/>
+              </w:rPr>
+              <w:fldChar w:fldCharType="end"/>
+            </w:r>
+          </w:hyperlink>
+        </w:p>
+        <w:p>
+          <w:pPr>
+            <w:pStyle w:val="TOC1"/>
+            <w:tabs>
+              <w:tab w:val="right" w:leader="dot" w:pos="10358"/>
+            </w:tabs>
+            <w:rPr>
+              <w:rFonts w:asciiTheme="minorHAnsi" w:hAnsiTheme="minorHAnsi"/>
+              <w:noProof/>
+              <w:kern w:val="2"/>
+              <w:sz w:val="24"/>
+              <w:szCs w:val="24"/>
+              <w:lang w:val="en-SG" w:eastAsia="zh-CN"/>
+              <w14:ligatures w14:val="standardContextual"/>
+            </w:rPr>
+          </w:pPr>
+          <w:hyperlink w:anchor="_Toc231894862" w:history="1">
+            <w:r>
+              <w:rPr>
+                <w:rStyle w:val="Hyperlink"/>
+                <w:noProof/>
+              </w:rPr>
+              <w:t>11. Streamlit Dashboard and Cloud Run Deployment</w:t>
+            </w:r>
+            <w:r>
+              <w:rPr>
+                <w:noProof/>
+                <w:webHidden/>
+              </w:rPr>
+              <w:tab/>
+            </w:r>
+            <w:r>
+              <w:rPr>
+                <w:noProof/>
+                <w:webHidden/>
+              </w:rPr>
+              <w:fldChar w:fldCharType="begin"/>
+            </w:r>
+            <w:r>
+              <w:rPr>
+                <w:noProof/>
+                <w:webHidden/>
+              </w:rPr>
+              <w:instrText xml:space="preserve"> PAGEREF _Toc231894862 \h </w:instrText>
+            </w:r>
+            <w:r>
+              <w:rPr>
+                <w:noProof/>
+                <w:webHidden/>
+              </w:rPr>
+            </w:r>
+            <w:r>
+              <w:rPr>
+                <w:noProof/>
+                <w:webHidden/>
+              </w:rPr>
+              <w:fldChar w:fldCharType="separate"/>
+            </w:r>
+            <w:r>
+              <w:rPr>
+                <w:noProof/>
+                <w:webHidden/>
+              </w:rPr>
+              <w:t>6</w:t>
+            </w:r>
+            <w:r>
+              <w:rPr>
+                <w:noProof/>
+                <w:webHidden/>
+              </w:rPr>
+              <w:fldChar w:fldCharType="end"/>
+            </w:r>
+          </w:hyperlink>
+        </w:p>
+        <w:p>
+          <w:pPr>
+            <w:pStyle w:val="TOC1"/>
+            <w:tabs>
+              <w:tab w:val="right" w:leader="dot" w:pos="10358"/>
+            </w:tabs>
+            <w:rPr>
+              <w:rFonts w:asciiTheme="minorHAnsi" w:hAnsiTheme="minorHAnsi"/>
+              <w:noProof/>
+              <w:kern w:val="2"/>
+              <w:sz w:val="24"/>
+              <w:szCs w:val="24"/>
+              <w:lang w:val="en-SG" w:eastAsia="zh-CN"/>
+              <w14:ligatures w14:val="standardContextual"/>
+            </w:rPr>
+          </w:pPr>
+          <w:hyperlink w:anchor="_Toc231894863" w:history="1">
+            <w:r>
+              <w:rPr>
+                <w:rStyle w:val="Hyperlink"/>
+                <w:noProof/>
+              </w:rPr>
+              <w:t>12. Analysis Findings and Visual Outputs</w:t>
+            </w:r>
+            <w:r>
+              <w:rPr>
+                <w:noProof/>
+                <w:webHidden/>
+              </w:rPr>
+              <w:tab/>
+            </w:r>
+            <w:r>
+              <w:rPr>
+                <w:noProof/>
+                <w:webHidden/>
+              </w:rPr>
+              <w:fldChar w:fldCharType="begin"/>
+            </w:r>
+            <w:r>
+              <w:rPr>
+                <w:noProof/>
+                <w:webHidden/>
+              </w:rPr>
+              <w:instrText xml:space="preserve"> PAGEREF _Toc231894863 \h </w:instrText>
+            </w:r>
+            <w:r>
+              <w:rPr>
+                <w:noProof/>
+                <w:webHidden/>
+              </w:rPr>
+            </w:r>
+            <w:r>
+              <w:rPr>
+                <w:noProof/>
+                <w:webHidden/>
+              </w:rPr>
+              <w:fldChar w:fldCharType="separate"/>
+            </w:r>
+            <w:r>
+              <w:rPr>
+                <w:noProof/>
+                <w:webHidden/>
+              </w:rPr>
+              <w:t>7</w:t>
+            </w:r>
+            <w:r>
+              <w:rPr>
+                <w:noProof/>
+                <w:webHidden/>
+              </w:rPr>
+              <w:fldChar w:fldCharType="end"/>
+            </w:r>
+          </w:hyperlink>
+        </w:p>
+        <w:p>
+          <w:pPr>
+            <w:pStyle w:val="TOC1"/>
+            <w:tabs>
+              <w:tab w:val="right" w:leader="dot" w:pos="10358"/>
+            </w:tabs>
+            <w:rPr>
+              <w:rFonts w:asciiTheme="minorHAnsi" w:hAnsiTheme="minorHAnsi"/>
+              <w:noProof/>
+              <w:kern w:val="2"/>
+              <w:sz w:val="24"/>
+              <w:szCs w:val="24"/>
+              <w:lang w:val="en-SG" w:eastAsia="zh-CN"/>
+              <w14:ligatures w14:val="standardContextual"/>
+            </w:rPr>
+          </w:pPr>
+          <w:hyperlink w:anchor="_Toc231894864" w:history="1">
+            <w:r>
+              <w:rPr>
+                <w:rStyle w:val="Hyperlink"/>
+                <w:noProof/>
+              </w:rPr>
+              <w:t>13. Risks and Mitigations</w:t>
+            </w:r>
+            <w:r>
+              <w:rPr>
+                <w:noProof/>
+                <w:webHidden/>
+              </w:rPr>
+              <w:tab/>
+            </w:r>
+            <w:r>
+              <w:rPr>
+                <w:noProof/>
+                <w:webHidden/>
+              </w:rPr>
+              <w:fldChar w:fldCharType="begin"/>
+            </w:r>
+            <w:r>
+              <w:rPr>
+                <w:noProof/>
+                <w:webHidden/>
+              </w:rPr>
+              <w:instrText xml:space="preserve"> PAGEREF _Toc231894864 \h </w:instrText>
+            </w:r>
+            <w:r>
+              <w:rPr>
+                <w:noProof/>
+                <w:webHidden/>
+              </w:rPr>
+            </w:r>
+            <w:r>
+              <w:rPr>
+                <w:noProof/>
+                <w:webHidden/>
+              </w:rPr>
+              <w:fldChar w:fldCharType="separate"/>
+            </w:r>
+            <w:r>
+              <w:rPr>
+                <w:noProof/>
+                <w:webHidden/>
+              </w:rPr>
+              <w:t>7</w:t>
+            </w:r>
+            <w:r>
+              <w:rPr>
+                <w:noProof/>
+                <w:webHidden/>
+              </w:rPr>
+              <w:fldChar w:fldCharType="end"/>
+            </w:r>
+          </w:hyperlink>
+        </w:p>
+        <w:p>
+          <w:pPr>
+            <w:pStyle w:val="TOC1"/>
+            <w:tabs>
+              <w:tab w:val="right" w:leader="dot" w:pos="10358"/>
+            </w:tabs>
+            <w:rPr>
+              <w:rFonts w:asciiTheme="minorHAnsi" w:hAnsiTheme="minorHAnsi"/>
+              <w:noProof/>
+              <w:kern w:val="2"/>
+              <w:sz w:val="24"/>
+              <w:szCs w:val="24"/>
+              <w:lang w:val="en-SG" w:eastAsia="zh-CN"/>
+              <w14:ligatures w14:val="standardContextual"/>
+            </w:rPr>
+          </w:pPr>
+          <w:hyperlink w:anchor="_Toc231894865" w:history="1">
+            <w:r>
+              <w:rPr>
+                <w:rStyle w:val="Hyperlink"/>
+                <w:noProof/>
+              </w:rPr>
+              <w:t>14. Conclusion</w:t>
+            </w:r>
+            <w:r>
+              <w:rPr>
+                <w:noProof/>
+                <w:webHidden/>
+              </w:rPr>
+              <w:tab/>
+            </w:r>
+            <w:r>
+              <w:rPr>
+                <w:noProof/>
+                <w:webHidden/>
+              </w:rPr>
+              <w:fldChar w:fldCharType="begin"/>
+            </w:r>
+            <w:r>
+              <w:rPr>
+                <w:noProof/>
+                <w:webHidden/>
+              </w:rPr>
+              <w:instrText xml:space="preserve"> PAGEREF _Toc231894865 \h </w:instrText>
+            </w:r>
+            <w:r>
+              <w:rPr>
+                <w:noProof/>
+                <w:webHidden/>
+              </w:rPr>
+            </w:r>
+            <w:r>
+              <w:rPr>
+                <w:noProof/>
+                <w:webHidden/>
+              </w:rPr>
+              <w:fldChar w:fldCharType="separate"/>
+            </w:r>
+            <w:r>
+              <w:rPr>
+                <w:noProof/>
+                <w:webHidden/>
+              </w:rPr>
+              <w:t>8</w:t>
+            </w:r>
+            <w:r>
+              <w:rPr>
+                <w:noProof/>
+                <w:webHidden/>
+              </w:rPr>
+              <w:fldChar w:fldCharType="end"/>
+            </w:r>
+          </w:hyperlink>
+        </w:p>
+        <w:p>
+          <w:pPr>
+            <w:pStyle w:val="TOC1"/>
+            <w:tabs>
+              <w:tab w:val="right" w:leader="dot" w:pos="10358"/>
+            </w:tabs>
+            <w:rPr>
+              <w:rFonts w:asciiTheme="minorHAnsi" w:hAnsiTheme="minorHAnsi"/>
+              <w:noProof/>
+              <w:kern w:val="2"/>
+              <w:sz w:val="24"/>
+              <w:szCs w:val="24"/>
+              <w:lang w:val="en-SG" w:eastAsia="zh-CN"/>
+              <w14:ligatures w14:val="standardContextual"/>
+            </w:rPr>
+          </w:pPr>
+          <w:hyperlink w:anchor="_Toc231894866" w:history="1">
+            <w:r>
+              <w:rPr>
+                <w:rStyle w:val="Hyperlink"/>
+                <w:noProof/>
+              </w:rPr>
+              <w:t>15. Optional Enhancements</w:t>
+            </w:r>
+            <w:r>
+              <w:rPr>
+                <w:noProof/>
+                <w:webHidden/>
+              </w:rPr>
+              <w:tab/>
+            </w:r>
+            <w:r>
+              <w:rPr>
+                <w:noProof/>
+                <w:webHidden/>
+              </w:rPr>
+              <w:fldChar w:fldCharType="begin"/>
+            </w:r>
+            <w:r>
+              <w:rPr>
+                <w:noProof/>
+                <w:webHidden/>
+              </w:rPr>
+              <w:instrText xml:space="preserve"> PAGEREF _Toc231894866 \h </w:instrText>
+            </w:r>
+            <w:r>
+              <w:rPr>
+                <w:noProof/>
+                <w:webHidden/>
+              </w:rPr>
+            </w:r>
+            <w:r>
+              <w:rPr>
+                <w:noProof/>
+                <w:webHidden/>
+              </w:rPr>
+              <w:fldChar w:fldCharType="separate"/>
+            </w:r>
+            <w:r>
+              <w:rPr>
+                <w:noProof/>
+                <w:webHidden/>
+              </w:rPr>
+              <w:t>8</w:t>
+            </w:r>
+            <w:r>
+              <w:rPr>
+                <w:noProof/>
+                <w:webHidden/>
+              </w:rPr>
+              <w:fldChar w:fldCharType="end"/>
+            </w:r>
+          </w:hyperlink>
+        </w:p>
+        <w:p>
+          <w:pPr>
+            <w:pStyle w:val="TOC2"/>
+            <w:tabs>
+              <w:tab w:val="right" w:leader="dot" w:pos="10358"/>
+            </w:tabs>
+            <w:rPr>
+              <w:rFonts w:asciiTheme="minorHAnsi" w:hAnsiTheme="minorHAnsi"/>
+              <w:noProof/>
+              <w:kern w:val="2"/>
+              <w:sz w:val="24"/>
+              <w:szCs w:val="24"/>
+              <w:lang w:val="en-SG" w:eastAsia="zh-CN"/>
+              <w14:ligatures w14:val="standardContextual"/>
+            </w:rPr>
+          </w:pPr>
+          <w:hyperlink w:anchor="_Toc231894867" w:history="1">
+            <w:r>
+              <w:rPr>
+                <w:rStyle w:val="Hyperlink"/>
+                <w:noProof/>
+              </w:rPr>
+              <w:t>15.1 Machine Learning Enhancement</w:t>
+            </w:r>
+            <w:r>
+              <w:rPr>
+                <w:noProof/>
+                <w:webHidden/>
+              </w:rPr>
+              <w:tab/>
+            </w:r>
+            <w:r>
+              <w:rPr>
+                <w:noProof/>
+                <w:webHidden/>
+              </w:rPr>
+              <w:fldChar w:fldCharType="begin"/>
+            </w:r>
+            <w:r>
+              <w:rPr>
+                <w:noProof/>
+                <w:webHidden/>
+              </w:rPr>
+              <w:instrText xml:space="preserve"> PAGEREF _Toc231894867 \h </w:instrText>
+            </w:r>
+            <w:r>
+              <w:rPr>
+                <w:noProof/>
+                <w:webHidden/>
+              </w:rPr>
+            </w:r>
+            <w:r>
+              <w:rPr>
+                <w:noProof/>
+                <w:webHidden/>
+              </w:rPr>
+              <w:fldChar w:fldCharType="separate"/>
+            </w:r>
+            <w:r>
+              <w:rPr>
+                <w:noProof/>
+                <w:webHidden/>
+              </w:rPr>
+              <w:t>8</w:t>
+            </w:r>
+            <w:r>
+              <w:rPr>
+                <w:noProof/>
+                <w:webHidden/>
+              </w:rPr>
+              <w:fldChar w:fldCharType="end"/>
+            </w:r>
+          </w:hyperlink>
+        </w:p>
+        <w:p>
+          <w:pPr>
+            <w:pStyle w:val="TOC2"/>
+            <w:tabs>
+              <w:tab w:val="right" w:leader="dot" w:pos="10358"/>
+            </w:tabs>
+            <w:rPr>
+              <w:rFonts w:asciiTheme="minorHAnsi" w:hAnsiTheme="minorHAnsi"/>
+              <w:noProof/>
+              <w:kern w:val="2"/>
+              <w:sz w:val="24"/>
+              <w:szCs w:val="24"/>
+              <w:lang w:val="en-SG" w:eastAsia="zh-CN"/>
+              <w14:ligatures w14:val="standardContextual"/>
+            </w:rPr>
+          </w:pPr>
+          <w:hyperlink w:anchor="_Toc231894868" w:history="1">
+            <w:r>
+              <w:rPr>
+                <w:rStyle w:val="Hyperlink"/>
+                <w:noProof/>
+              </w:rPr>
+              <w:t>15.2 Kafka and Spark Streaming Incorporation</w:t>
+            </w:r>
+            <w:r>
+              <w:rPr>
+                <w:noProof/>
+                <w:webHidden/>
+              </w:rPr>
+              <w:tab/>
+            </w:r>
+            <w:r>
+              <w:rPr>
+                <w:noProof/>
+                <w:webHidden/>
+              </w:rPr>
+              <w:fldChar w:fldCharType="begin"/>
+            </w:r>
+            <w:r>
+              <w:rPr>
+                <w:noProof/>
+                <w:webHidden/>
+              </w:rPr>
+              <w:instrText xml:space="preserve"> PAGEREF _Toc231894868 \h </w:instrText>
+            </w:r>
+            <w:r>
+              <w:rPr>
+                <w:noProof/>
+                <w:webHidden/>
+              </w:rPr>
+            </w:r>
+            <w:r>
+              <w:rPr>
+                <w:noProof/>
+                <w:webHidden/>
+              </w:rPr>
+              <w:fldChar w:fldCharType="separate"/>
+            </w:r>
+            <w:r>
+              <w:rPr>
+                <w:noProof/>
+                <w:webHidden/>
+              </w:rPr>
+              <w:t>8</w:t>
+            </w:r>
+            <w:r>
+              <w:rPr>
+                <w:noProof/>
+                <w:webHidden/>
+              </w:rPr>
+              <w:fldChar w:fldCharType="end"/>
+            </w:r>
+          </w:hyperlink>
+        </w:p>
+        <w:p>
+          <w:pPr>
+            <w:pStyle w:val="TOC3"/>
+            <w:tabs>
+              <w:tab w:val="right" w:leader="dot" w:pos="10358"/>
+            </w:tabs>
+            <w:rPr>
+              <w:rFonts w:asciiTheme="minorHAnsi" w:hAnsiTheme="minorHAnsi"/>
+              <w:noProof/>
+              <w:kern w:val="2"/>
+              <w:sz w:val="24"/>
+              <w:szCs w:val="24"/>
+              <w:lang w:val="en-SG" w:eastAsia="zh-CN"/>
+              <w14:ligatures w14:val="standardContextual"/>
+            </w:rPr>
+          </w:pPr>
+          <w:hyperlink w:anchor="_Toc231894869" w:history="1">
+            <w:r>
+              <w:rPr>
+                <w:rStyle w:val="Hyperlink"/>
+                <w:noProof/>
+              </w:rPr>
+              <w:t>15.2.1 Streaming Architecture Overview</w:t>
+            </w:r>
+            <w:r>
+              <w:rPr>
+                <w:noProof/>
+                <w:webHidden/>
+              </w:rPr>
+              <w:tab/>
+            </w:r>
+            <w:r>
+              <w:rPr>
+                <w:noProof/>
+                <w:webHidden/>
+              </w:rPr>
+              <w:fldChar w:fldCharType="begin"/>
+            </w:r>
+            <w:r>
+              <w:rPr>
+                <w:noProof/>
+                <w:webHidden/>
+              </w:rPr>
+              <w:instrText xml:space="preserve"> PAGEREF _Toc231894869 \h </w:instrText>
+            </w:r>
+            <w:r>
+              <w:rPr>
+                <w:noProof/>
+                <w:webHidden/>
+              </w:rPr>
+            </w:r>
+            <w:r>
+              <w:rPr>
+                <w:noProof/>
+                <w:webHidden/>
+              </w:rPr>
+              <w:fldChar w:fldCharType="separate"/>
+            </w:r>
+            <w:r>
+              <w:rPr>
+                <w:noProof/>
+                <w:webHidden/>
+              </w:rPr>
+              <w:t>9</w:t>
+            </w:r>
+            <w:r>
+              <w:rPr>
+                <w:noProof/>
+                <w:webHidden/>
+              </w:rPr>
+              <w:fldChar w:fldCharType="end"/>
+            </w:r>
+          </w:hyperlink>
+        </w:p>
+        <w:p>
+          <w:pPr>
+            <w:pStyle w:val="TOC3"/>
+            <w:tabs>
+              <w:tab w:val="right" w:leader="dot" w:pos="10358"/>
+            </w:tabs>
+            <w:rPr>
+              <w:rFonts w:asciiTheme="minorHAnsi" w:hAnsiTheme="minorHAnsi"/>
+              <w:noProof/>
+              <w:kern w:val="2"/>
+              <w:sz w:val="24"/>
+              <w:szCs w:val="24"/>
+              <w:lang w:val="en-SG" w:eastAsia="zh-CN"/>
+              <w14:ligatures w14:val="standardContextual"/>
+            </w:rPr>
+          </w:pPr>
+          <w:hyperlink w:anchor="_Toc231894870" w:history="1">
+            <w:r>
+              <w:rPr>
+                <w:rStyle w:val="Hyperlink"/>
+                <w:noProof/>
+              </w:rPr>
+              <w:t>15.2.2 Streaming Use Cases</w:t>
+            </w:r>
+            <w:r>
+              <w:rPr>
+                <w:noProof/>
+                <w:webHidden/>
+              </w:rPr>
+              <w:tab/>
+            </w:r>
+            <w:r>
+              <w:rPr>
+                <w:noProof/>
+                <w:webHidden/>
+              </w:rPr>
+              <w:fldChar w:fldCharType="begin"/>
+            </w:r>
+            <w:r>
+              <w:rPr>
+                <w:noProof/>
+                <w:webHidden/>
+              </w:rPr>
+              <w:instrText xml:space="preserve"> PAGEREF _Toc231894870 \h </w:instrText>
+            </w:r>
+            <w:r>
+              <w:rPr>
+                <w:noProof/>
+                <w:webHidden/>
+              </w:rPr>
+            </w:r>
+            <w:r>
+              <w:rPr>
+                <w:noProof/>
+                <w:webHidden/>
+              </w:rPr>
+              <w:fldChar w:fldCharType="separate"/>
+            </w:r>
+            <w:r>
+              <w:rPr>
+                <w:noProof/>
+                <w:webHidden/>
+              </w:rPr>
+              <w:t>9</w:t>
+            </w:r>
+            <w:r>
+              <w:rPr>
+                <w:noProof/>
+                <w:webHidden/>
+              </w:rPr>
+              <w:fldChar w:fldCharType="end"/>
+            </w:r>
+          </w:hyperlink>
+        </w:p>
+        <w:p>
+          <w:pPr>
+            <w:pStyle w:val="TOC3"/>
+            <w:tabs>
+              <w:tab w:val="right" w:leader="dot" w:pos="10358"/>
+            </w:tabs>
+            <w:rPr>
+              <w:rFonts w:asciiTheme="minorHAnsi" w:hAnsiTheme="minorHAnsi"/>
+              <w:noProof/>
+              <w:kern w:val="2"/>
+              <w:sz w:val="24"/>
+              <w:szCs w:val="24"/>
+              <w:lang w:val="en-SG" w:eastAsia="zh-CN"/>
+              <w14:ligatures w14:val="standardContextual"/>
+            </w:rPr>
+          </w:pPr>
+          <w:hyperlink w:anchor="_Toc231894871" w:history="1">
+            <w:r>
+              <w:rPr>
+                <w:rStyle w:val="Hyperlink"/>
+                <w:noProof/>
+              </w:rPr>
+              <w:t>15.2.3 Batch vs Streaming Design Justification</w:t>
+            </w:r>
+            <w:r>
+              <w:rPr>
+                <w:noProof/>
+                <w:webHidden/>
+              </w:rPr>
+              <w:tab/>
+            </w:r>
+            <w:r>
+              <w:rPr>
+                <w:noProof/>
+                <w:webHidden/>
+              </w:rPr>
+              <w:fldChar w:fldCharType="begin"/>
+            </w:r>
+            <w:r>
+              <w:rPr>
+                <w:noProof/>
+                <w:webHidden/>
+              </w:rPr>
+              <w:instrText xml:space="preserve"> PAGEREF _Toc231894871 \h </w:instrText>
+            </w:r>
+            <w:r>
+              <w:rPr>
+                <w:noProof/>
+                <w:webHidden/>
+              </w:rPr>
+            </w:r>
+            <w:r>
+              <w:rPr>
+                <w:noProof/>
+                <w:webHidden/>
+              </w:rPr>
+              <w:fldChar w:fldCharType="separate"/>
+            </w:r>
+            <w:r>
+              <w:rPr>
+                <w:noProof/>
+                <w:webHidden/>
+              </w:rPr>
+              <w:t>10</w:t>
+            </w:r>
+            <w:r>
+              <w:rPr>
+                <w:noProof/>
+                <w:webHidden/>
+              </w:rPr>
+              <w:fldChar w:fldCharType="end"/>
+            </w:r>
+          </w:hyperlink>
+        </w:p>
+        <w:p>
+          <w:pPr>
+            <w:pStyle w:val="TOC3"/>
+            <w:tabs>
+              <w:tab w:val="right" w:leader="dot" w:pos="10358"/>
+            </w:tabs>
+            <w:rPr>
+              <w:rFonts w:asciiTheme="minorHAnsi" w:hAnsiTheme="minorHAnsi"/>
+              <w:noProof/>
+              <w:kern w:val="2"/>
+              <w:sz w:val="24"/>
+              <w:szCs w:val="24"/>
+              <w:lang w:val="en-SG" w:eastAsia="zh-CN"/>
+              <w14:ligatures w14:val="standardContextual"/>
+            </w:rPr>
+          </w:pPr>
+          <w:hyperlink w:anchor="_Toc231894872" w:history="1">
+            <w:r>
+              <w:rPr>
+                <w:rStyle w:val="Hyperlink"/>
+                <w:noProof/>
+              </w:rPr>
+              <w:t>15.2.4 Recommendation</w:t>
+            </w:r>
+            <w:r>
+              <w:rPr>
+                <w:noProof/>
+                <w:webHidden/>
+              </w:rPr>
+              <w:tab/>
+            </w:r>
+            <w:r>
+              <w:rPr>
+                <w:noProof/>
+                <w:webHidden/>
+              </w:rPr>
+              <w:fldChar w:fldCharType="begin"/>
+            </w:r>
+            <w:r>
+              <w:rPr>
+                <w:noProof/>
+                <w:webHidden/>
+              </w:rPr>
+              <w:instrText xml:space="preserve"> PAGEREF _Toc231894872 \h </w:instrText>
+            </w:r>
+            <w:r>
+              <w:rPr>
+                <w:noProof/>
+                <w:webHidden/>
+              </w:rPr>
+            </w:r>
+            <w:r>
+              <w:rPr>
+                <w:noProof/>
+                <w:webHidden/>
+              </w:rPr>
+              <w:fldChar w:fldCharType="separate"/>
+            </w:r>
+            <w:r>
+              <w:rPr>
+                <w:noProof/>
+                <w:webHidden/>
+              </w:rPr>
+              <w:t>10</w:t>
+            </w:r>
+            <w:r>
+              <w:rPr>
+                <w:noProof/>
+                <w:webHidden/>
+              </w:rPr>
+              <w:fldChar w:fldCharType="end"/>
+            </w:r>
+          </w:hyperlink>
+        </w:p>
+        <w:p>
+          <w:r>
+            <w:rPr>
+              <w:b/>
+              <w:bCs/>
+              <w:noProof/>
+            </w:rPr>
+            <w:fldChar w:fldCharType="end"/>
+          </w:r>
+        </w:p>
+      </w:sdtContent>
+    </w:sdt>
+    <w:p>
+      <w:pPr>
+        <w:rPr>
+          <w:b/>
+          <w:color w:val="1F4E79"/>
+          <w:sz w:val="44"/>
+        </w:rPr>
+      </w:pPr>
+      <w:r>
+        <w:rPr>
+          <w:b/>
+          <w:color w:val="1F4E79"/>
+          <w:sz w:val="44"/>
+        </w:rPr>
+        <w:br w:type="page"/>
+      </w:r>
+    </w:p>
+    <w:p>
+      <w:pPr>
         <w:pStyle w:val="Heading1"/>
       </w:pPr>
+      <w:bookmarkStart w:id="0" w:name="_Toc231894852"/>
       <w:r>
+        <w:lastRenderedPageBreak/>
         <w:t>1. Project Overview</w:t>
       </w:r>
+      <w:bookmarkEnd w:id="0"/>
     </w:p>
     <w:p>
       <w:r>
@@ -77,9 +1962,11 @@
       <w:pPr>
         <w:pStyle w:val="Heading1"/>
       </w:pPr>
+      <w:bookmarkStart w:id="1" w:name="_Toc231894853"/>
       <w:r>
         <w:t>2. Business Questions</w:t>
       </w:r>
+      <w:bookmarkEnd w:id="1"/>
     </w:p>
     <w:tbl>
       <w:tblPr>
@@ -523,9 +2410,11 @@
       <w:pPr>
         <w:pStyle w:val="Heading1"/>
       </w:pPr>
+      <w:bookmarkStart w:id="2" w:name="_Toc231894854"/>
       <w:r>
         <w:t>3. Pipeline Architecture</w:t>
       </w:r>
+      <w:bookmarkEnd w:id="2"/>
     </w:p>
     <w:p>
       <w:r>
@@ -588,7 +2477,7 @@
                     <pic:cNvPicPr/>
                   </pic:nvPicPr>
                   <pic:blipFill>
-                    <a:blip r:embed="rId6"/>
+                    <a:blip r:embed="rId8"/>
                     <a:stretch>
                       <a:fillRect/>
                     </a:stretch>
@@ -642,9 +2531,11 @@
       <w:pPr>
         <w:pStyle w:val="Heading1"/>
       </w:pPr>
+      <w:bookmarkStart w:id="3" w:name="_Toc231894855"/>
       <w:r>
         <w:t>4. Code Documentation</w:t>
       </w:r>
+      <w:bookmarkEnd w:id="3"/>
     </w:p>
     <w:p>
       <w:r>
@@ -1064,9 +2955,11 @@
       <w:pPr>
         <w:pStyle w:val="Heading1"/>
       </w:pPr>
+      <w:bookmarkStart w:id="4" w:name="_Toc231894856"/>
       <w:r>
         <w:t>5. Data Lineage</w:t>
       </w:r>
+      <w:bookmarkEnd w:id="4"/>
     </w:p>
     <w:p>
       <w:r>
@@ -1097,7 +2990,7 @@
                     <pic:cNvPicPr/>
                   </pic:nvPicPr>
                   <pic:blipFill>
-                    <a:blip r:embed="rId7"/>
+                    <a:blip r:embed="rId9"/>
                     <a:stretch>
                       <a:fillRect/>
                     </a:stretch>
@@ -1296,6 +3189,7 @@
               <w:rPr>
                 <w:sz w:val="17"/>
               </w:rPr>
+              <w:lastRenderedPageBreak/>
               <w:t>user_name</w:t>
             </w:r>
             <w:proofErr w:type="spellEnd"/>
@@ -1420,7 +3314,6 @@
               <w:rPr>
                 <w:sz w:val="17"/>
               </w:rPr>
-              <w:lastRenderedPageBreak/>
               <w:t>artist_name</w:t>
             </w:r>
             <w:proofErr w:type="spellEnd"/>
@@ -1583,9 +3476,11 @@
       <w:pPr>
         <w:pStyle w:val="Heading1"/>
       </w:pPr>
+      <w:bookmarkStart w:id="5" w:name="_Toc231894857"/>
       <w:r>
         <w:t>6. Star Schema Design</w:t>
       </w:r>
+      <w:bookmarkEnd w:id="5"/>
     </w:p>
     <w:p>
       <w:r>
@@ -1616,7 +3511,7 @@
                     <pic:cNvPicPr/>
                   </pic:nvPicPr>
                   <pic:blipFill>
-                    <a:blip r:embed="rId8"/>
+                    <a:blip r:embed="rId10"/>
                     <a:stretch>
                       <a:fillRect/>
                     </a:stretch>
@@ -1960,9 +3855,12 @@
       <w:pPr>
         <w:pStyle w:val="Heading1"/>
       </w:pPr>
+      <w:bookmarkStart w:id="6" w:name="_Toc231894858"/>
       <w:r>
+        <w:lastRenderedPageBreak/>
         <w:t>7. Schema Design Justification</w:t>
       </w:r>
+      <w:bookmarkEnd w:id="6"/>
     </w:p>
     <w:p>
       <w:r>
@@ -1978,7 +3876,6 @@
       </w:r>
       <w:proofErr w:type="spellStart"/>
       <w:r>
-        <w:lastRenderedPageBreak/>
         <w:t>dim_artist</w:t>
       </w:r>
       <w:proofErr w:type="spellEnd"/>
@@ -2444,9 +4341,11 @@
       <w:pPr>
         <w:pStyle w:val="Heading1"/>
       </w:pPr>
+      <w:bookmarkStart w:id="7" w:name="_Toc231894859"/>
       <w:r>
         <w:t>8. Tool Selection and Justification</w:t>
       </w:r>
+      <w:bookmarkEnd w:id="7"/>
     </w:p>
     <w:tbl>
       <w:tblPr>
@@ -2910,9 +4809,11 @@
       <w:pPr>
         <w:pStyle w:val="Heading1"/>
       </w:pPr>
+      <w:bookmarkStart w:id="8" w:name="_Toc231894860"/>
       <w:r>
         <w:t>9. Data Quality Testing</w:t>
       </w:r>
+      <w:bookmarkEnd w:id="8"/>
     </w:p>
     <w:p>
       <w:r>
@@ -4130,6 +6031,7 @@
                 <w:sz w:val="17"/>
                 <w:szCs w:val="17"/>
               </w:rPr>
+              <w:lastRenderedPageBreak/>
               <w:t>Foreign key relationships</w:t>
             </w:r>
           </w:p>
@@ -4446,18 +6348,19 @@
       <w:pPr>
         <w:pStyle w:val="Heading1"/>
       </w:pPr>
+      <w:bookmarkStart w:id="9" w:name="_Toc231894861"/>
       <w:r>
-        <w:lastRenderedPageBreak/>
-        <w:t>10. D</w:t>
+        <w:t xml:space="preserve">10. </w:t>
       </w:r>
       <w:proofErr w:type="spellStart"/>
       <w:r>
-        <w:t>agster</w:t>
+        <w:t>Dagster</w:t>
       </w:r>
       <w:proofErr w:type="spellEnd"/>
       <w:r>
         <w:t xml:space="preserve"> Orchestration</w:t>
       </w:r>
+      <w:bookmarkEnd w:id="9"/>
     </w:p>
     <w:p>
       <w:proofErr w:type="spellStart"/>
@@ -4501,7 +6404,7 @@
                     <pic:cNvPicPr/>
                   </pic:nvPicPr>
                   <pic:blipFill>
-                    <a:blip r:embed="rId9"/>
+                    <a:blip r:embed="rId11"/>
                     <a:stretch>
                       <a:fillRect/>
                     </a:stretch>
@@ -4840,7 +6743,9 @@
       <w:pPr>
         <w:pStyle w:val="Heading1"/>
       </w:pPr>
+      <w:bookmarkStart w:id="10" w:name="_Toc231894862"/>
       <w:r>
+        <w:lastRenderedPageBreak/>
         <w:t xml:space="preserve">11. </w:t>
       </w:r>
       <w:proofErr w:type="spellStart"/>
@@ -4851,6 +6756,7 @@
       <w:r>
         <w:t xml:space="preserve"> Dashboard and Cloud Run Deployment</w:t>
       </w:r>
+      <w:bookmarkEnd w:id="10"/>
     </w:p>
     <w:p>
       <w:r>
@@ -4884,7 +6790,6 @@
         <w:rPr>
           <w:noProof/>
         </w:rPr>
-        <w:lastRenderedPageBreak/>
         <w:drawing>
           <wp:inline distT="0" distB="0" distL="0" distR="0" wp14:anchorId="747688B0" wp14:editId="0266D0E9">
             <wp:extent cx="6583680" cy="3474720"/>
@@ -4901,7 +6806,7 @@
                     <pic:cNvPicPr/>
                   </pic:nvPicPr>
                   <pic:blipFill>
-                    <a:blip r:embed="rId10"/>
+                    <a:blip r:embed="rId12"/>
                     <a:stretch>
                       <a:fillRect/>
                     </a:stretch>
@@ -4954,9 +6859,11 @@
       <w:pPr>
         <w:pStyle w:val="Heading1"/>
       </w:pPr>
+      <w:bookmarkStart w:id="11" w:name="_Toc231894863"/>
       <w:r>
         <w:t>12. Analysis Findings and Visual Outputs</w:t>
       </w:r>
+      <w:bookmarkEnd w:id="11"/>
     </w:p>
     <w:p>
       <w:r>
@@ -5303,9 +7210,12 @@
       <w:pPr>
         <w:pStyle w:val="Heading1"/>
       </w:pPr>
+      <w:bookmarkStart w:id="12" w:name="_Toc231894864"/>
       <w:r>
+        <w:lastRenderedPageBreak/>
         <w:t>13. Risks and Mitigations</w:t>
       </w:r>
+      <w:bookmarkEnd w:id="12"/>
     </w:p>
     <w:tbl>
       <w:tblPr>
@@ -5625,10 +7535,11 @@
       <w:pPr>
         <w:pStyle w:val="Heading1"/>
       </w:pPr>
+      <w:bookmarkStart w:id="13" w:name="_Toc231894865"/>
       <w:r>
-        <w:lastRenderedPageBreak/>
         <w:t>14. Conclusion</w:t>
       </w:r>
+      <w:bookmarkEnd w:id="13"/>
     </w:p>
     <w:p>
       <w:r>
@@ -5679,17 +7590,21 @@
       <w:pPr>
         <w:pStyle w:val="Heading1"/>
       </w:pPr>
+      <w:bookmarkStart w:id="14" w:name="_Toc231894866"/>
       <w:r>
         <w:t>15. Optional Enhancements</w:t>
       </w:r>
+      <w:bookmarkEnd w:id="14"/>
     </w:p>
     <w:p>
       <w:pPr>
         <w:pStyle w:val="Heading2"/>
       </w:pPr>
+      <w:bookmarkStart w:id="15" w:name="_Toc231894867"/>
       <w:r>
         <w:t>15.1 Machine Learning Enhancement</w:t>
       </w:r>
+      <w:bookmarkEnd w:id="15"/>
     </w:p>
     <w:p>
       <w:r>
@@ -6006,9 +7921,11 @@
       <w:pPr>
         <w:pStyle w:val="Heading2"/>
       </w:pPr>
+      <w:bookmarkStart w:id="16" w:name="_Toc231894868"/>
       <w:r>
         <w:t>15.2 Kafka and Spark Streaming Incorporation</w:t>
       </w:r>
+      <w:bookmarkEnd w:id="16"/>
     </w:p>
     <w:p>
       <w:r>
@@ -6048,7 +7965,7 @@
                     <pic:cNvPicPr/>
                   </pic:nvPicPr>
                   <pic:blipFill>
-                    <a:blip r:embed="rId11"/>
+                    <a:blip r:embed="rId13"/>
                     <a:stretch>
                       <a:fillRect/>
                     </a:stretch>
@@ -6101,9 +8018,11 @@
       <w:pPr>
         <w:pStyle w:val="Heading3"/>
       </w:pPr>
+      <w:bookmarkStart w:id="17" w:name="_Toc231894869"/>
       <w:r>
         <w:t>15.2.1 Streaming Architecture Overview</w:t>
       </w:r>
+      <w:bookmarkEnd w:id="17"/>
     </w:p>
     <w:tbl>
       <w:tblPr>
@@ -6565,9 +8484,11 @@
       <w:pPr>
         <w:pStyle w:val="Heading3"/>
       </w:pPr>
+      <w:bookmarkStart w:id="18" w:name="_Toc231894870"/>
       <w:r>
         <w:t>15.2.2 Streaming Use Cases</w:t>
       </w:r>
+      <w:bookmarkEnd w:id="18"/>
     </w:p>
     <w:tbl>
       <w:tblPr>
@@ -6789,7 +8710,14 @@
               <w:rPr>
                 <w:sz w:val="17"/>
               </w:rPr>
-              <w:t>Unexpected spikes or drops in event volume.</w:t>
+              <w:t xml:space="preserve">Unexpected spikes or drops in event </w:t>
+            </w:r>
+            <w:r>
+              <w:rPr>
+                <w:sz w:val="17"/>
+              </w:rPr>
+              <w:lastRenderedPageBreak/>
+              <w:t>volume.</w:t>
             </w:r>
           </w:p>
         </w:tc>
@@ -6803,6 +8731,7 @@
               <w:rPr>
                 <w:sz w:val="17"/>
               </w:rPr>
+              <w:lastRenderedPageBreak/>
               <w:t>Helps</w:t>
             </w:r>
             <w:proofErr w:type="gramEnd"/>
@@ -6810,7 +8739,14 @@
               <w:rPr>
                 <w:sz w:val="17"/>
               </w:rPr>
-              <w:t xml:space="preserve"> detect data pipeline issues or sudden popularity changes.</w:t>
+              <w:t xml:space="preserve"> detect data pipeline issues or </w:t>
+            </w:r>
+            <w:r>
+              <w:rPr>
+                <w:sz w:val="17"/>
+              </w:rPr>
+              <w:lastRenderedPageBreak/>
+              <w:t>sudden popularity changes.</w:t>
             </w:r>
           </w:p>
         </w:tc>
@@ -6828,6 +8764,7 @@
               <w:rPr>
                 <w:sz w:val="17"/>
               </w:rPr>
+              <w:lastRenderedPageBreak/>
               <w:t>Personalization features</w:t>
             </w:r>
           </w:p>
@@ -6865,10 +8802,11 @@
       <w:pPr>
         <w:pStyle w:val="Heading3"/>
       </w:pPr>
+      <w:bookmarkStart w:id="19" w:name="_Toc231894871"/>
       <w:r>
-        <w:lastRenderedPageBreak/>
         <w:t>15.2.3 Batch vs Streaming Design Justification</w:t>
       </w:r>
+      <w:bookmarkEnd w:id="19"/>
     </w:p>
     <w:tbl>
       <w:tblPr>
@@ -7200,9 +9138,11 @@
       <w:pPr>
         <w:pStyle w:val="Heading3"/>
       </w:pPr>
+      <w:bookmarkStart w:id="20" w:name="_Toc231894872"/>
       <w:r>
         <w:t>15.2.4 Recommendation</w:t>
       </w:r>
+      <w:bookmarkEnd w:id="20"/>
     </w:p>
     <w:p>
       <w:r>
@@ -7226,6 +9166,8 @@
       </w:r>
     </w:p>
     <w:sectPr>
+      <w:headerReference w:type="default" r:id="rId14"/>
+      <w:footerReference w:type="default" r:id="rId15"/>
       <w:pgSz w:w="12240" w:h="15840"/>
       <w:pgMar w:top="864" w:right="936" w:bottom="864" w:left="936" w:header="720" w:footer="720" w:gutter="0"/>
       <w:cols w:space="720"/>
@@ -7233,6 +9175,183 @@
     </w:sectPr>
   </w:body>
 </w:document>
+</file>
+
+<file path=word/endnotes.xml><?xml version="1.0" encoding="utf-8"?>
+<w:endnotes xmlns:wpc="http://schemas.microsoft.com/office/word/2010/wordprocessingCanvas" xmlns:cx="http://schemas.microsoft.com/office/drawing/2014/chartex" xmlns:cx1="http://schemas.microsoft.com/office/drawing/2015/9/8/chartex" xmlns:cx2="http://schemas.microsoft.com/office/drawing/2015/10/21/chartex" xmlns:cx3="http://schemas.microsoft.com/office/drawing/2016/5/9/chartex" xmlns:cx4="http://schemas.microsoft.com/office/drawing/2016/5/10/chartex" xmlns:cx5="http://schemas.microsoft.com/office/drawing/2016/5/11/chartex" xmlns:cx6="http://schemas.microsoft.com/office/drawing/2016/5/12/chartex" xmlns:cx7="http://schemas.microsoft.com/office/drawing/2016/5/13/chartex" xmlns:cx8="http://schemas.microsoft.com/office/drawing/2016/5/14/chartex" xmlns:mc="http://schemas.openxmlformats.org/markup-compatibility/2006" xmlns:aink="http://schemas.microsoft.com/office/drawing/2016/ink" xmlns:am3d="http://schemas.microsoft.com/office/drawing/2017/model3d" xmlns:o="urn:schemas-microsoft-com:office:office" xmlns:oel="http://schemas.microsoft.com/office/2019/extlst" xmlns:r="http://schemas.openxmlformats.org/officeDocument/2006/relationships" xmlns:m="http://schemas.openxmlformats.org/officeDocument/2006/math" xmlns:v="urn:schemas-microsoft-com:vml" xmlns:wp14="http://schemas.microsoft.com/office/word/2010/wordprocessingDrawing" xmlns:wp="http://schemas.openxmlformats.org/drawingml/2006/wordprocessingDrawing" xmlns:w10="urn:schemas-microsoft-com:office:word" xmlns:w="http://schemas.openxmlformats.org/wordprocessingml/2006/main" xmlns:w14="http://schemas.microsoft.com/office/word/2010/wordml" xmlns:w15="http://schemas.microsoft.com/office/word/2012/wordml" xmlns:w16cex="http://schemas.microsoft.com/office/word/2018/wordml/cex" xmlns:w16cid="http://schemas.microsoft.com/office/word/2016/wordml/cid" xmlns:w16="http://schemas.microsoft.com/office/word/2018/wordml" xmlns:w16du="http://schemas.microsoft.com/office/word/2023/wordml/word16du" xmlns:w16sdtdh="http://schemas.microsoft.com/office/word/2020/wordml/sdtdatahash" xmlns:w16sdtfl="http://schemas.microsoft.com/office/word/2024/wordml/sdtformatlock" xmlns:w16se="http://schemas.microsoft.com/office/word/2015/wordml/symex" xmlns:wpg="http://schemas.microsoft.com/office/word/2010/wordprocessingGroup" xmlns:wpi="http://schemas.microsoft.com/office/word/2010/wordprocessingInk" xmlns:wne="http://schemas.microsoft.com/office/word/2006/wordml" xmlns:wps="http://schemas.microsoft.com/office/word/2010/wordprocessingShape" mc:Ignorable="w14 w15 w16se w16cid w16 w16cex w16sdtdh w16sdtfl w16du wp14">
+  <w:endnote w:type="separator" w:id="-1">
+    <w:p>
+      <w:pPr>
+        <w:spacing w:after="0" w:line="240" w:lineRule="auto"/>
+      </w:pPr>
+      <w:r>
+        <w:separator/>
+      </w:r>
+    </w:p>
+  </w:endnote>
+  <w:endnote w:type="continuationSeparator" w:id="0">
+    <w:p>
+      <w:pPr>
+        <w:spacing w:after="0" w:line="240" w:lineRule="auto"/>
+      </w:pPr>
+      <w:r>
+        <w:continuationSeparator/>
+      </w:r>
+    </w:p>
+  </w:endnote>
+</w:endnotes>
+</file>
+
+<file path=word/footer1.xml><?xml version="1.0" encoding="utf-8"?>
+<w:ftr xmlns:wpc="http://schemas.microsoft.com/office/word/2010/wordprocessingCanvas" xmlns:cx="http://schemas.microsoft.com/office/drawing/2014/chartex" xmlns:cx1="http://schemas.microsoft.com/office/drawing/2015/9/8/chartex" xmlns:cx2="http://schemas.microsoft.com/office/drawing/2015/10/21/chartex" xmlns:cx3="http://schemas.microsoft.com/office/drawing/2016/5/9/chartex" xmlns:cx4="http://schemas.microsoft.com/office/drawing/2016/5/10/chartex" xmlns:cx5="http://schemas.microsoft.com/office/drawing/2016/5/11/chartex" xmlns:cx6="http://schemas.microsoft.com/office/drawing/2016/5/12/chartex" xmlns:cx7="http://schemas.microsoft.com/office/drawing/2016/5/13/chartex" xmlns:cx8="http://schemas.microsoft.com/office/drawing/2016/5/14/chartex" xmlns:mc="http://schemas.openxmlformats.org/markup-compatibility/2006" xmlns:aink="http://schemas.microsoft.com/office/drawing/2016/ink" xmlns:am3d="http://schemas.microsoft.com/office/drawing/2017/model3d" xmlns:o="urn:schemas-microsoft-com:office:office" xmlns:oel="http://schemas.microsoft.com/office/2019/extlst" xmlns:r="http://schemas.openxmlformats.org/officeDocument/2006/relationships" xmlns:m="http://schemas.openxmlformats.org/officeDocument/2006/math" xmlns:v="urn:schemas-microsoft-com:vml" xmlns:wp14="http://schemas.microsoft.com/office/word/2010/wordprocessingDrawing" xmlns:wp="http://schemas.openxmlformats.org/drawingml/2006/wordprocessingDrawing" xmlns:w10="urn:schemas-microsoft-com:office:word" xmlns:w="http://schemas.openxmlformats.org/wordprocessingml/2006/main" xmlns:w14="http://schemas.microsoft.com/office/word/2010/wordml" xmlns:w15="http://schemas.microsoft.com/office/word/2012/wordml" xmlns:w16cex="http://schemas.microsoft.com/office/word/2018/wordml/cex" xmlns:w16cid="http://schemas.microsoft.com/office/word/2016/wordml/cid" xmlns:w16="http://schemas.microsoft.com/office/word/2018/wordml" xmlns:w16du="http://schemas.microsoft.com/office/word/2023/wordml/word16du" xmlns:w16sdtdh="http://schemas.microsoft.com/office/word/2020/wordml/sdtdatahash" xmlns:w16sdtfl="http://schemas.microsoft.com/office/word/2024/wordml/sdtformatlock" xmlns:w16se="http://schemas.microsoft.com/office/word/2015/wordml/symex" xmlns:wpg="http://schemas.microsoft.com/office/word/2010/wordprocessingGroup" xmlns:wpi="http://schemas.microsoft.com/office/word/2010/wordprocessingInk" xmlns:wne="http://schemas.microsoft.com/office/word/2006/wordml" xmlns:wps="http://schemas.microsoft.com/office/word/2010/wordprocessingShape" mc:Ignorable="w14 w15 w16se w16cid w16 w16cex w16sdtdh w16sdtfl w16du wp14">
+  <w:sdt>
+    <w:sdtPr>
+      <w:id w:val="1743055232"/>
+      <w:docPartObj>
+        <w:docPartGallery w:val="Page Numbers (Bottom of Page)"/>
+        <w:docPartUnique/>
+      </w:docPartObj>
+    </w:sdtPr>
+    <w:sdtEndPr>
+      <w:rPr>
+        <w:color w:val="7F7F7F" w:themeColor="background1" w:themeShade="7F"/>
+        <w:spacing w:val="60"/>
+      </w:rPr>
+    </w:sdtEndPr>
+    <w:sdtContent>
+      <w:p>
+        <w:pPr>
+          <w:pStyle w:val="Footer"/>
+          <w:pBdr>
+            <w:top w:val="single" w:sz="4" w:space="1" w:color="D9D9D9" w:themeColor="background1" w:themeShade="D9"/>
+          </w:pBdr>
+          <w:rPr>
+            <w:b/>
+            <w:bCs/>
+          </w:rPr>
+        </w:pPr>
+        <w:r>
+          <w:fldChar w:fldCharType="begin"/>
+        </w:r>
+        <w:r>
+          <w:instrText xml:space="preserve"> PAGE   \* MERGEFORMAT </w:instrText>
+        </w:r>
+        <w:r>
+          <w:fldChar w:fldCharType="separate"/>
+        </w:r>
+        <w:r>
+          <w:rPr>
+            <w:b/>
+            <w:bCs/>
+            <w:noProof/>
+          </w:rPr>
+          <w:t>2</w:t>
+        </w:r>
+        <w:r>
+          <w:rPr>
+            <w:b/>
+            <w:bCs/>
+            <w:noProof/>
+          </w:rPr>
+          <w:fldChar w:fldCharType="end"/>
+        </w:r>
+        <w:r>
+          <w:rPr>
+            <w:b/>
+            <w:bCs/>
+          </w:rPr>
+          <w:t xml:space="preserve"> | </w:t>
+        </w:r>
+        <w:r>
+          <w:rPr>
+            <w:color w:val="7F7F7F" w:themeColor="background1" w:themeShade="7F"/>
+            <w:spacing w:val="60"/>
+          </w:rPr>
+          <w:t>Page</w:t>
+        </w:r>
+      </w:p>
+    </w:sdtContent>
+  </w:sdt>
+  <w:p>
+    <w:pPr>
+      <w:pStyle w:val="Footer"/>
+    </w:pPr>
+  </w:p>
+</w:ftr>
+</file>
+
+<file path=word/footnotes.xml><?xml version="1.0" encoding="utf-8"?>
+<w:footnotes xmlns:wpc="http://schemas.microsoft.com/office/word/2010/wordprocessingCanvas" xmlns:cx="http://schemas.microsoft.com/office/drawing/2014/chartex" xmlns:cx1="http://schemas.microsoft.com/office/drawing/2015/9/8/chartex" xmlns:cx2="http://schemas.microsoft.com/office/drawing/2015/10/21/chartex" xmlns:cx3="http://schemas.microsoft.com/office/drawing/2016/5/9/chartex" xmlns:cx4="http://schemas.microsoft.com/office/drawing/2016/5/10/chartex" xmlns:cx5="http://schemas.microsoft.com/office/drawing/2016/5/11/chartex" xmlns:cx6="http://schemas.microsoft.com/office/drawing/2016/5/12/chartex" xmlns:cx7="http://schemas.microsoft.com/office/drawing/2016/5/13/chartex" xmlns:cx8="http://schemas.microsoft.com/office/drawing/2016/5/14/chartex" xmlns:mc="http://schemas.openxmlformats.org/markup-compatibility/2006" xmlns:aink="http://schemas.microsoft.com/office/drawing/2016/ink" xmlns:am3d="http://schemas.microsoft.com/office/drawing/2017/model3d" xmlns:o="urn:schemas-microsoft-com:office:office" xmlns:oel="http://schemas.microsoft.com/office/2019/extlst" xmlns:r="http://schemas.openxmlformats.org/officeDocument/2006/relationships" xmlns:m="http://schemas.openxmlformats.org/officeDocument/2006/math" xmlns:v="urn:schemas-microsoft-com:vml" xmlns:wp14="http://schemas.microsoft.com/office/word/2010/wordprocessingDrawing" xmlns:wp="http://schemas.openxmlformats.org/drawingml/2006/wordprocessingDrawing" xmlns:w10="urn:schemas-microsoft-com:office:word" xmlns:w="http://schemas.openxmlformats.org/wordprocessingml/2006/main" xmlns:w14="http://schemas.microsoft.com/office/word/2010/wordml" xmlns:w15="http://schemas.microsoft.com/office/word/2012/wordml" xmlns:w16cex="http://schemas.microsoft.com/office/word/2018/wordml/cex" xmlns:w16cid="http://schemas.microsoft.com/office/word/2016/wordml/cid" xmlns:w16="http://schemas.microsoft.com/office/word/2018/wordml" xmlns:w16du="http://schemas.microsoft.com/office/word/2023/wordml/word16du" xmlns:w16sdtdh="http://schemas.microsoft.com/office/word/2020/wordml/sdtdatahash" xmlns:w16sdtfl="http://schemas.microsoft.com/office/word/2024/wordml/sdtformatlock" xmlns:w16se="http://schemas.microsoft.com/office/word/2015/wordml/symex" xmlns:wpg="http://schemas.microsoft.com/office/word/2010/wordprocessingGroup" xmlns:wpi="http://schemas.microsoft.com/office/word/2010/wordprocessingInk" xmlns:wne="http://schemas.microsoft.com/office/word/2006/wordml" xmlns:wps="http://schemas.microsoft.com/office/word/2010/wordprocessingShape" mc:Ignorable="w14 w15 w16se w16cid w16 w16cex w16sdtdh w16sdtfl w16du wp14">
+  <w:footnote w:type="separator" w:id="-1">
+    <w:p>
+      <w:pPr>
+        <w:spacing w:after="0" w:line="240" w:lineRule="auto"/>
+      </w:pPr>
+      <w:r>
+        <w:separator/>
+      </w:r>
+    </w:p>
+  </w:footnote>
+  <w:footnote w:type="continuationSeparator" w:id="0">
+    <w:p>
+      <w:pPr>
+        <w:spacing w:after="0" w:line="240" w:lineRule="auto"/>
+      </w:pPr>
+      <w:r>
+        <w:continuationSeparator/>
+      </w:r>
+    </w:p>
+  </w:footnote>
+</w:footnotes>
+</file>
+
+<file path=word/header1.xml><?xml version="1.0" encoding="utf-8"?>
+<w:hdr xmlns:wpc="http://schemas.microsoft.com/office/word/2010/wordprocessingCanvas" xmlns:cx="http://schemas.microsoft.com/office/drawing/2014/chartex" xmlns:cx1="http://schemas.microsoft.com/office/drawing/2015/9/8/chartex" xmlns:cx2="http://schemas.microsoft.com/office/drawing/2015/10/21/chartex" xmlns:cx3="http://schemas.microsoft.com/office/drawing/2016/5/9/chartex" xmlns:cx4="http://schemas.microsoft.com/office/drawing/2016/5/10/chartex" xmlns:cx5="http://schemas.microsoft.com/office/drawing/2016/5/11/chartex" xmlns:cx6="http://schemas.microsoft.com/office/drawing/2016/5/12/chartex" xmlns:cx7="http://schemas.microsoft.com/office/drawing/2016/5/13/chartex" xmlns:cx8="http://schemas.microsoft.com/office/drawing/2016/5/14/chartex" xmlns:mc="http://schemas.openxmlformats.org/markup-compatibility/2006" xmlns:aink="http://schemas.microsoft.com/office/drawing/2016/ink" xmlns:am3d="http://schemas.microsoft.com/office/drawing/2017/model3d" xmlns:o="urn:schemas-microsoft-com:office:office" xmlns:oel="http://schemas.microsoft.com/office/2019/extlst" xmlns:r="http://schemas.openxmlformats.org/officeDocument/2006/relationships" xmlns:m="http://schemas.openxmlformats.org/officeDocument/2006/math" xmlns:v="urn:schemas-microsoft-com:vml" xmlns:wp14="http://schemas.microsoft.com/office/word/2010/wordprocessingDrawing" xmlns:wp="http://schemas.openxmlformats.org/drawingml/2006/wordprocessingDrawing" xmlns:w10="urn:schemas-microsoft-com:office:word" xmlns:w="http://schemas.openxmlformats.org/wordprocessingml/2006/main" xmlns:w14="http://schemas.microsoft.com/office/word/2010/wordml" xmlns:w15="http://schemas.microsoft.com/office/word/2012/wordml" xmlns:w16cex="http://schemas.microsoft.com/office/word/2018/wordml/cex" xmlns:w16cid="http://schemas.microsoft.com/office/word/2016/wordml/cid" xmlns:w16="http://schemas.microsoft.com/office/word/2018/wordml" xmlns:w16du="http://schemas.microsoft.com/office/word/2023/wordml/word16du" xmlns:w16sdtdh="http://schemas.microsoft.com/office/word/2020/wordml/sdtdatahash" xmlns:w16sdtfl="http://schemas.microsoft.com/office/word/2024/wordml/sdtformatlock" xmlns:w16se="http://schemas.microsoft.com/office/word/2015/wordml/symex" xmlns:wpg="http://schemas.microsoft.com/office/word/2010/wordprocessingGroup" xmlns:wpi="http://schemas.microsoft.com/office/word/2010/wordprocessingInk" xmlns:wne="http://schemas.microsoft.com/office/word/2006/wordml" xmlns:wps="http://schemas.microsoft.com/office/word/2010/wordprocessingShape" mc:Ignorable="w14 w15 w16se w16cid w16 w16cex w16sdtdh w16sdtfl w16du wp14">
+  <w:p>
+    <w:pPr>
+      <w:pStyle w:val="Header"/>
+      <w:rPr>
+        <w:rFonts w:ascii="Segoe UI Emoji" w:hAnsi="Segoe UI Emoji" w:cs="Segoe UI Emoji"/>
+        <w:lang w:val="en-SG"/>
+      </w:rPr>
+    </w:pPr>
+    <w:r>
+      <w:rPr>
+        <w:rFonts w:ascii="Segoe UI Emoji" w:hAnsi="Segoe UI Emoji" w:cs="Segoe UI Emoji"/>
+        <w:lang w:val="en-SG"/>
+      </w:rPr>
+      <w:t>🎧</w:t>
+    </w:r>
+    <w:proofErr w:type="spellStart"/>
+    <w:r>
+      <w:rPr>
+        <w:rFonts w:ascii="Segoe UI Emoji" w:hAnsi="Segoe UI Emoji" w:cs="Segoe UI Emoji"/>
+        <w:lang w:val="en-SG"/>
+      </w:rPr>
+      <w:t>Listen</w:t>
+    </w:r>
+    <w:r>
+      <w:rPr>
+        <w:rFonts w:ascii="Segoe UI Emoji" w:hAnsi="Segoe UI Emoji" w:cs="Segoe UI Emoji"/>
+        <w:lang w:val="en-SG"/>
+      </w:rPr>
+      <w:t>Brainz</w:t>
+    </w:r>
+    <w:proofErr w:type="spellEnd"/>
+    <w:r>
+      <w:rPr>
+        <w:rFonts w:ascii="Segoe UI Emoji" w:hAnsi="Segoe UI Emoji" w:cs="Segoe UI Emoji"/>
+        <w:lang w:val="en-SG"/>
+      </w:rPr>
+      <w:t xml:space="preserve"> Technical Design Documentation</w:t>
+    </w:r>
+  </w:p>
+  <w:p>
+    <w:pPr>
+      <w:pStyle w:val="Header"/>
+    </w:pPr>
+  </w:p>
+</w:hdr>
 </file>
 
 <file path=word/numbering.xml><?xml version="1.0" encoding="utf-8"?>
@@ -8758,7 +10877,6 @@
     <w:basedOn w:val="Heading1"/>
     <w:next w:val="Normal"/>
     <w:uiPriority w:val="39"/>
-    <w:semiHidden/>
     <w:unhideWhenUsed/>
     <w:qFormat/>
     <w:rsid w:val="00FC693F"/>
@@ -18819,6 +20937,55 @@
         <w:shd w:val="clear" w:color="auto" w:fill="FBCAA2" w:themeFill="accent6" w:themeFillTint="7F"/>
       </w:tcPr>
     </w:tblStylePr>
+  </w:style>
+  <w:style w:type="paragraph" w:styleId="TOC1">
+    <w:name w:val="toc 1"/>
+    <w:basedOn w:val="Normal"/>
+    <w:next w:val="Normal"/>
+    <w:autoRedefine/>
+    <w:uiPriority w:val="39"/>
+    <w:unhideWhenUsed/>
+    <w:rsid w:val="00B86C36"/>
+    <w:pPr>
+      <w:spacing w:after="100"/>
+    </w:pPr>
+  </w:style>
+  <w:style w:type="paragraph" w:styleId="TOC2">
+    <w:name w:val="toc 2"/>
+    <w:basedOn w:val="Normal"/>
+    <w:next w:val="Normal"/>
+    <w:autoRedefine/>
+    <w:uiPriority w:val="39"/>
+    <w:unhideWhenUsed/>
+    <w:rsid w:val="00B86C36"/>
+    <w:pPr>
+      <w:spacing w:after="100"/>
+      <w:ind w:left="200"/>
+    </w:pPr>
+  </w:style>
+  <w:style w:type="paragraph" w:styleId="TOC3">
+    <w:name w:val="toc 3"/>
+    <w:basedOn w:val="Normal"/>
+    <w:next w:val="Normal"/>
+    <w:autoRedefine/>
+    <w:uiPriority w:val="39"/>
+    <w:unhideWhenUsed/>
+    <w:rsid w:val="00B86C36"/>
+    <w:pPr>
+      <w:spacing w:after="100"/>
+      <w:ind w:left="400"/>
+    </w:pPr>
+  </w:style>
+  <w:style w:type="character" w:styleId="Hyperlink">
+    <w:name w:val="Hyperlink"/>
+    <w:basedOn w:val="DefaultParagraphFont"/>
+    <w:uiPriority w:val="99"/>
+    <w:unhideWhenUsed/>
+    <w:rsid w:val="00B86C36"/>
+    <w:rPr>
+      <w:color w:val="0000FF" w:themeColor="hyperlink"/>
+      <w:u w:val="single"/>
+    </w:rPr>
   </w:style>
 </w:styles>
 </file>

--- a/assets/ListenBrainz_Technical_Design_Documentation.docx
+++ b/assets/ListenBrainz_Technical_Design_Documentation.docx
@@ -280,6 +280,14 @@
     </w:p>
     <w:sdt>
       <w:sdtPr>
+        <w:rPr>
+          <w:rFonts w:ascii="Arial" w:eastAsiaTheme="minorEastAsia" w:hAnsi="Arial" w:cstheme="minorBidi"/>
+          <w:b w:val="0"/>
+          <w:bCs w:val="0"/>
+          <w:color w:val="auto"/>
+          <w:sz w:val="20"/>
+          <w:szCs w:val="22"/>
+        </w:rPr>
         <w:id w:val="1397862201"/>
         <w:docPartObj>
           <w:docPartGallery w:val="Table of Contents"/>
@@ -288,11 +296,7 @@
       </w:sdtPr>
       <w:sdtEndPr>
         <w:rPr>
-          <w:rFonts w:ascii="Arial" w:eastAsiaTheme="minorEastAsia" w:hAnsi="Arial" w:cstheme="minorBidi"/>
           <w:noProof/>
-          <w:color w:val="auto"/>
-          <w:sz w:val="20"/>
-          <w:szCs w:val="22"/>
         </w:rPr>
       </w:sdtEndPr>
       <w:sdtContent>
@@ -3830,21 +3834,7 @@
               <w:rPr>
                 <w:sz w:val="17"/>
               </w:rPr>
-              <w:t xml:space="preserve">Time attributes such as hour, minute, and </w:t>
-            </w:r>
-            <w:proofErr w:type="gramStart"/>
-            <w:r>
-              <w:rPr>
-                <w:sz w:val="17"/>
-              </w:rPr>
-              <w:t>time period</w:t>
-            </w:r>
-            <w:proofErr w:type="gramEnd"/>
-            <w:r>
-              <w:rPr>
-                <w:sz w:val="17"/>
-              </w:rPr>
-              <w:t>.</w:t>
+              <w:t>Time attributes such as hour, minute, and time period.</w:t>
             </w:r>
           </w:p>
         </w:tc>
@@ -3984,21 +3974,7 @@
               <w:rPr>
                 <w:sz w:val="17"/>
               </w:rPr>
-              <w:t>dim_</w:t>
-            </w:r>
-            <w:proofErr w:type="gramStart"/>
-            <w:r>
-              <w:rPr>
-                <w:sz w:val="17"/>
-              </w:rPr>
-              <w:t>artist.artist</w:t>
-            </w:r>
-            <w:proofErr w:type="gramEnd"/>
-            <w:r>
-              <w:rPr>
-                <w:sz w:val="17"/>
-              </w:rPr>
-              <w:t>_name</w:t>
+              <w:t>dim_artist.artist_name</w:t>
             </w:r>
             <w:proofErr w:type="spellEnd"/>
             <w:r>
@@ -4043,21 +4019,7 @@
               <w:rPr>
                 <w:sz w:val="17"/>
               </w:rPr>
-              <w:t>dim_</w:t>
-            </w:r>
-            <w:proofErr w:type="gramStart"/>
-            <w:r>
-              <w:rPr>
-                <w:sz w:val="17"/>
-              </w:rPr>
-              <w:t>track.track</w:t>
-            </w:r>
-            <w:proofErr w:type="gramEnd"/>
-            <w:r>
-              <w:rPr>
-                <w:sz w:val="17"/>
-              </w:rPr>
-              <w:t>_name</w:t>
+              <w:t>dim_track.track_name</w:t>
             </w:r>
             <w:proofErr w:type="spellEnd"/>
             <w:r>
@@ -4116,21 +4078,7 @@
               <w:rPr>
                 <w:sz w:val="17"/>
               </w:rPr>
-              <w:t>dim_</w:t>
-            </w:r>
-            <w:proofErr w:type="gramStart"/>
-            <w:r>
-              <w:rPr>
-                <w:sz w:val="17"/>
-              </w:rPr>
-              <w:t>time.time</w:t>
-            </w:r>
-            <w:proofErr w:type="gramEnd"/>
-            <w:r>
-              <w:rPr>
-                <w:sz w:val="17"/>
-              </w:rPr>
-              <w:t>_period</w:t>
+              <w:t>dim_time.time_period</w:t>
             </w:r>
             <w:proofErr w:type="spellEnd"/>
             <w:r>
@@ -4175,17 +4123,9 @@
               <w:rPr>
                 <w:sz w:val="17"/>
               </w:rPr>
-              <w:t>dim_</w:t>
-            </w:r>
-            <w:proofErr w:type="gramStart"/>
-            <w:r>
-              <w:rPr>
-                <w:sz w:val="17"/>
-              </w:rPr>
-              <w:t>date.year</w:t>
+              <w:t>dim_date.year</w:t>
             </w:r>
             <w:proofErr w:type="spellEnd"/>
-            <w:proofErr w:type="gramEnd"/>
             <w:r>
               <w:rPr>
                 <w:sz w:val="17"/>
@@ -4197,17 +4137,9 @@
               <w:rPr>
                 <w:sz w:val="17"/>
               </w:rPr>
-              <w:t>dim_</w:t>
-            </w:r>
-            <w:proofErr w:type="gramStart"/>
-            <w:r>
-              <w:rPr>
-                <w:sz w:val="17"/>
-              </w:rPr>
-              <w:t>date.month</w:t>
+              <w:t>dim_date.month</w:t>
             </w:r>
             <w:proofErr w:type="spellEnd"/>
-            <w:proofErr w:type="gramEnd"/>
             <w:r>
               <w:rPr>
                 <w:sz w:val="17"/>
@@ -4295,21 +4227,7 @@
               <w:rPr>
                 <w:sz w:val="17"/>
               </w:rPr>
-              <w:t>dim_</w:t>
-            </w:r>
-            <w:proofErr w:type="gramStart"/>
-            <w:r>
-              <w:rPr>
-                <w:sz w:val="17"/>
-              </w:rPr>
-              <w:t>album.release</w:t>
-            </w:r>
-            <w:proofErr w:type="gramEnd"/>
-            <w:r>
-              <w:rPr>
-                <w:sz w:val="17"/>
-              </w:rPr>
-              <w:t>_name</w:t>
+              <w:t>dim_album.release_name</w:t>
             </w:r>
             <w:proofErr w:type="spellEnd"/>
             <w:r>
@@ -5036,7 +4954,6 @@
                 <w:szCs w:val="17"/>
               </w:rPr>
             </w:pPr>
-            <w:proofErr w:type="gramStart"/>
             <w:r>
               <w:rPr>
                 <w:rFonts w:cs="Arial"/>
@@ -5044,17 +4961,7 @@
                 <w:sz w:val="17"/>
                 <w:szCs w:val="17"/>
               </w:rPr>
-              <w:t>Ensures</w:t>
-            </w:r>
-            <w:proofErr w:type="gramEnd"/>
-            <w:r>
-              <w:rPr>
-                <w:rFonts w:cs="Arial"/>
-                <w:bCs/>
-                <w:sz w:val="17"/>
-                <w:szCs w:val="17"/>
-              </w:rPr>
-              <w:t xml:space="preserve"> every listening event has a generated ID.</w:t>
+              <w:t>Ensures every listening event has a generated ID.</w:t>
             </w:r>
           </w:p>
         </w:tc>
@@ -5321,7 +5228,6 @@
                 <w:szCs w:val="17"/>
               </w:rPr>
             </w:pPr>
-            <w:proofErr w:type="gramStart"/>
             <w:r>
               <w:rPr>
                 <w:rFonts w:cs="Arial"/>
@@ -5329,17 +5235,7 @@
                 <w:sz w:val="17"/>
                 <w:szCs w:val="17"/>
               </w:rPr>
-              <w:t>Ensures</w:t>
-            </w:r>
-            <w:proofErr w:type="gramEnd"/>
-            <w:r>
-              <w:rPr>
-                <w:rFonts w:cs="Arial"/>
-                <w:bCs/>
-                <w:sz w:val="17"/>
-                <w:szCs w:val="17"/>
-              </w:rPr>
-              <w:t xml:space="preserve"> each fact record can be analysed by user, track, artist, date, and time.</w:t>
+              <w:t>Ensures each fact record can be analysed by user, track, artist, date, and time.</w:t>
             </w:r>
           </w:p>
         </w:tc>
@@ -5648,47 +5544,7 @@
                 <w:sz w:val="17"/>
                 <w:szCs w:val="17"/>
               </w:rPr>
-              <w:t xml:space="preserve">Required for </w:t>
-            </w:r>
-            <w:proofErr w:type="gramStart"/>
-            <w:r>
-              <w:rPr>
-                <w:rFonts w:cs="Arial"/>
-                <w:bCs/>
-                <w:sz w:val="17"/>
-                <w:szCs w:val="17"/>
-              </w:rPr>
-              <w:t>user</w:t>
-            </w:r>
-            <w:proofErr w:type="gramEnd"/>
-            <w:r>
-              <w:rPr>
-                <w:rFonts w:cs="Arial"/>
-                <w:bCs/>
-                <w:sz w:val="17"/>
-                <w:szCs w:val="17"/>
-              </w:rPr>
-              <w:t xml:space="preserve">, </w:t>
-            </w:r>
-            <w:proofErr w:type="gramStart"/>
-            <w:r>
-              <w:rPr>
-                <w:rFonts w:cs="Arial"/>
-                <w:bCs/>
-                <w:sz w:val="17"/>
-                <w:szCs w:val="17"/>
-              </w:rPr>
-              <w:t>artist</w:t>
-            </w:r>
-            <w:proofErr w:type="gramEnd"/>
-            <w:r>
-              <w:rPr>
-                <w:rFonts w:cs="Arial"/>
-                <w:bCs/>
-                <w:sz w:val="17"/>
-                <w:szCs w:val="17"/>
-              </w:rPr>
-              <w:t>, and track analysis.</w:t>
+              <w:t>Required for user, artist, and track analysis.</w:t>
             </w:r>
           </w:p>
         </w:tc>
@@ -6196,7 +6052,6 @@
                 <w:szCs w:val="17"/>
               </w:rPr>
             </w:pPr>
-            <w:proofErr w:type="gramStart"/>
             <w:r>
               <w:rPr>
                 <w:rFonts w:cs="Arial"/>
@@ -6204,17 +6059,7 @@
                 <w:sz w:val="17"/>
                 <w:szCs w:val="17"/>
               </w:rPr>
-              <w:t>Ensures</w:t>
-            </w:r>
-            <w:proofErr w:type="gramEnd"/>
-            <w:r>
-              <w:rPr>
-                <w:rFonts w:cs="Arial"/>
-                <w:bCs/>
-                <w:sz w:val="17"/>
-                <w:szCs w:val="17"/>
-              </w:rPr>
-              <w:t xml:space="preserve"> each row in the fact table represents one listening event.</w:t>
+              <w:t>Ensures each row in the fact table represents one listening event.</w:t>
             </w:r>
           </w:p>
         </w:tc>
@@ -6611,21 +6456,7 @@
               <w:rPr>
                 <w:sz w:val="17"/>
               </w:rPr>
-              <w:t xml:space="preserve">Validate uniqueness, </w:t>
-            </w:r>
-            <w:proofErr w:type="gramStart"/>
-            <w:r>
-              <w:rPr>
-                <w:sz w:val="17"/>
-              </w:rPr>
-              <w:t>not-null</w:t>
-            </w:r>
-            <w:proofErr w:type="gramEnd"/>
-            <w:r>
-              <w:rPr>
-                <w:sz w:val="17"/>
-              </w:rPr>
-              <w:t>, and relationship tests.</w:t>
+              <w:t>Validate uniqueness, not-null, and relationship tests.</w:t>
             </w:r>
           </w:p>
         </w:tc>
@@ -6779,7 +6610,84 @@
         <w:t xml:space="preserve"> star schema and displays the six business-question outputs in dashboard tabs. Cloud Run provides a serverless URL for users to access the app without running notebooks locally.</w:t>
       </w:r>
     </w:p>
-    <w:p/>
+    <w:p>
+      <w:r>
+        <w:drawing>
+          <wp:inline distT="0" distB="0" distL="0" distR="0" wp14:anchorId="5009589C" wp14:editId="2B2F3D3B">
+            <wp:extent cx="6583680" cy="3441065"/>
+            <wp:effectExtent l="0" t="0" r="7620" b="6985"/>
+            <wp:docPr id="1369564472" name="Picture 1" descr="The image displays a dashboard for ListenBrainz Music Analytics, featuring various data visualizations and statistics such as total listens, top artists, and listening patterns.&#10;&#10;AI-generated content may be incorrect."/>
+            <wp:cNvGraphicFramePr>
+              <a:graphicFrameLocks xmlns:a="http://schemas.openxmlformats.org/drawingml/2006/main" noChangeAspect="1"/>
+            </wp:cNvGraphicFramePr>
+            <a:graphic xmlns:a="http://schemas.openxmlformats.org/drawingml/2006/main">
+              <a:graphicData uri="http://schemas.openxmlformats.org/drawingml/2006/picture">
+                <pic:pic xmlns:pic="http://schemas.openxmlformats.org/drawingml/2006/picture">
+                  <pic:nvPicPr>
+                    <pic:cNvPr id="1369564472" name="Picture 1" descr="The image displays a dashboard for ListenBrainz Music Analytics, featuring various data visualizations and statistics such as total listens, top artists, and listening patterns.&#10;&#10;AI-generated content may be incorrect."/>
+                    <pic:cNvPicPr/>
+                  </pic:nvPicPr>
+                  <pic:blipFill>
+                    <a:blip r:embed="rId12"/>
+                    <a:stretch>
+                      <a:fillRect/>
+                    </a:stretch>
+                  </pic:blipFill>
+                  <pic:spPr>
+                    <a:xfrm>
+                      <a:off x="0" y="0"/>
+                      <a:ext cx="6583680" cy="3441065"/>
+                    </a:xfrm>
+                    <a:prstGeom prst="rect">
+                      <a:avLst/>
+                    </a:prstGeom>
+                  </pic:spPr>
+                </pic:pic>
+              </a:graphicData>
+            </a:graphic>
+          </wp:inline>
+        </w:drawing>
+      </w:r>
+    </w:p>
+    <w:p>
+      <w:r>
+        <w:drawing>
+          <wp:inline distT="0" distB="0" distL="0" distR="0" wp14:anchorId="014C0D44" wp14:editId="3917F33E">
+            <wp:extent cx="6583680" cy="2461260"/>
+            <wp:effectExtent l="0" t="0" r="7620" b="0"/>
+            <wp:docPr id="2139012397" name="Picture 1" descr="The image displays a dashboard layout for ListenBrainz's BigQuery analytics, showcasing various data visualizations related to music listening patterns, including time of day, popular artists, top songs, and user activity.&#10;&#10;AI-generated content may be incorrect."/>
+            <wp:cNvGraphicFramePr>
+              <a:graphicFrameLocks xmlns:a="http://schemas.openxmlformats.org/drawingml/2006/main" noChangeAspect="1"/>
+            </wp:cNvGraphicFramePr>
+            <a:graphic xmlns:a="http://schemas.openxmlformats.org/drawingml/2006/main">
+              <a:graphicData uri="http://schemas.openxmlformats.org/drawingml/2006/picture">
+                <pic:pic xmlns:pic="http://schemas.openxmlformats.org/drawingml/2006/picture">
+                  <pic:nvPicPr>
+                    <pic:cNvPr id="2139012397" name="Picture 1" descr="The image displays a dashboard layout for ListenBrainz's BigQuery analytics, showcasing various data visualizations related to music listening patterns, including time of day, popular artists, top songs, and user activity.&#10;&#10;AI-generated content may be incorrect."/>
+                    <pic:cNvPicPr/>
+                  </pic:nvPicPr>
+                  <pic:blipFill>
+                    <a:blip r:embed="rId13"/>
+                    <a:stretch>
+                      <a:fillRect/>
+                    </a:stretch>
+                  </pic:blipFill>
+                  <pic:spPr>
+                    <a:xfrm>
+                      <a:off x="0" y="0"/>
+                      <a:ext cx="6583680" cy="2461260"/>
+                    </a:xfrm>
+                    <a:prstGeom prst="rect">
+                      <a:avLst/>
+                    </a:prstGeom>
+                  </pic:spPr>
+                </pic:pic>
+              </a:graphicData>
+            </a:graphic>
+          </wp:inline>
+        </w:drawing>
+      </w:r>
+    </w:p>
     <w:p/>
     <w:p/>
     <w:p>
@@ -6790,6 +6698,7 @@
         <w:rPr>
           <w:noProof/>
         </w:rPr>
+        <w:lastRenderedPageBreak/>
         <w:drawing>
           <wp:inline distT="0" distB="0" distL="0" distR="0" wp14:anchorId="747688B0" wp14:editId="0266D0E9">
             <wp:extent cx="6583680" cy="3474720"/>
@@ -6806,7 +6715,7 @@
                     <pic:cNvPicPr/>
                   </pic:nvPicPr>
                   <pic:blipFill>
-                    <a:blip r:embed="rId12"/>
+                    <a:blip r:embed="rId14"/>
                     <a:stretch>
                       <a:fillRect/>
                     </a:stretch>
@@ -7212,7 +7121,6 @@
       </w:pPr>
       <w:bookmarkStart w:id="12" w:name="_Toc231894864"/>
       <w:r>
-        <w:lastRenderedPageBreak/>
         <w:t>13. Risks and Mitigations</w:t>
       </w:r>
       <w:bookmarkEnd w:id="12"/>
@@ -7537,6 +7445,7 @@
       </w:pPr>
       <w:bookmarkStart w:id="13" w:name="_Toc231894865"/>
       <w:r>
+        <w:lastRenderedPageBreak/>
         <w:t>14. Conclusion</w:t>
       </w:r>
       <w:bookmarkEnd w:id="13"/>
@@ -7965,7 +7874,7 @@
                     <pic:cNvPicPr/>
                   </pic:nvPicPr>
                   <pic:blipFill>
-                    <a:blip r:embed="rId13"/>
+                    <a:blip r:embed="rId15"/>
                     <a:stretch>
                       <a:fillRect/>
                     </a:stretch>
@@ -9166,8 +9075,8 @@
       </w:r>
     </w:p>
     <w:sectPr>
-      <w:headerReference w:type="default" r:id="rId14"/>
-      <w:footerReference w:type="default" r:id="rId15"/>
+      <w:headerReference w:type="default" r:id="rId16"/>
+      <w:footerReference w:type="default" r:id="rId17"/>
       <w:pgSz w:w="12240" w:h="15840"/>
       <w:pgMar w:top="864" w:right="936" w:bottom="864" w:left="936" w:header="720" w:footer="720" w:gutter="0"/>
       <w:cols w:space="720"/>
@@ -10163,6 +10072,7 @@
   <w:style w:type="character" w:default="1" w:styleId="DefaultParagraphFont">
     <w:name w:val="Default Paragraph Font"/>
     <w:uiPriority w:val="1"/>
+    <w:semiHidden/>
     <w:unhideWhenUsed/>
   </w:style>
   <w:style w:type="table" w:default="1" w:styleId="TableNormal">
